--- a/carpeta de campo (1) (1).docx
+++ b/carpeta de campo (1) (1).docx
@@ -534,7 +534,7 @@
           <w:lang w:eastAsia="es-AR"/>
         </w:rPr>
         <w:lastRenderedPageBreak/>
-        <w:t>Introducción</w:t>
+        <w:t>Planteamiento introductorio</w:t>
       </w:r>
     </w:p>
     <w:p>
@@ -694,8 +694,15 @@
         </w:rPr>
         <w:t xml:space="preserve">Etapa 2: </w:t>
       </w:r>
-      <w:bookmarkStart w:id="0" w:name="_GoBack"/>
-      <w:bookmarkEnd w:id="0"/>
+      <w:r>
+        <w:rPr>
+          <w:rFonts w:ascii="Times New Roman" w:eastAsia="Times New Roman" w:hAnsi="Times New Roman" w:cs="Times New Roman"/>
+          <w:sz w:val="24"/>
+          <w:szCs w:val="24"/>
+          <w:lang w:eastAsia="es-AR"/>
+        </w:rPr>
+        <w:t>Con la idea ya definida de que proyecto se va a realizar, efectuar una investigación a fondo de todos los materiales a necesitar y aprender lo necesario para desarrollar con éxito el proyecto.</w:t>
+      </w:r>
     </w:p>
     <w:p>
       <w:pPr>
@@ -707,6 +714,15 @@
           <w:lang w:eastAsia="es-AR"/>
         </w:rPr>
       </w:pPr>
+      <w:r>
+        <w:rPr>
+          <w:rFonts w:ascii="Times New Roman" w:eastAsia="Times New Roman" w:hAnsi="Times New Roman" w:cs="Times New Roman"/>
+          <w:sz w:val="24"/>
+          <w:szCs w:val="24"/>
+          <w:lang w:eastAsia="es-AR"/>
+        </w:rPr>
+        <w:t>Tiempo aproximado: 1 mes</w:t>
+      </w:r>
     </w:p>
     <w:p>
       <w:pPr>
@@ -718,6 +734,42 @@
           <w:lang w:eastAsia="es-AR"/>
         </w:rPr>
       </w:pPr>
+      <w:r>
+        <w:rPr>
+          <w:rFonts w:ascii="Times New Roman" w:eastAsia="Times New Roman" w:hAnsi="Times New Roman" w:cs="Times New Roman"/>
+          <w:sz w:val="24"/>
+          <w:szCs w:val="24"/>
+          <w:lang w:eastAsia="es-AR"/>
+        </w:rPr>
+        <w:t xml:space="preserve">Etapa 3: con la investigación ya finalizada, comenzar a realizar los planos y cálculos para confirmar los datos anteriormente </w:t>
+      </w:r>
+      <w:r>
+        <w:rPr>
+          <w:rFonts w:ascii="Times New Roman" w:eastAsia="Times New Roman" w:hAnsi="Times New Roman" w:cs="Times New Roman"/>
+          <w:sz w:val="24"/>
+          <w:szCs w:val="24"/>
+          <w:lang w:eastAsia="es-AR"/>
+        </w:rPr>
+        <w:t>tomados</w:t>
+      </w:r>
+      <w:r>
+        <w:rPr>
+          <w:rFonts w:ascii="Times New Roman" w:eastAsia="Times New Roman" w:hAnsi="Times New Roman" w:cs="Times New Roman"/>
+          <w:sz w:val="24"/>
+          <w:szCs w:val="24"/>
+          <w:lang w:eastAsia="es-AR"/>
+        </w:rPr>
+        <w:t xml:space="preserve">, tanto de los materiales necesarios, como de </w:t>
+      </w:r>
+      <w:r>
+        <w:rPr>
+          <w:rFonts w:ascii="Times New Roman" w:eastAsia="Times New Roman" w:hAnsi="Times New Roman" w:cs="Times New Roman"/>
+          <w:sz w:val="24"/>
+          <w:szCs w:val="24"/>
+          <w:lang w:eastAsia="es-AR"/>
+        </w:rPr>
+        <w:t>los procedimientos a concretar.</w:t>
+      </w:r>
     </w:p>
     <w:p>
       <w:pPr>
@@ -729,6 +781,16 @@
           <w:lang w:eastAsia="es-AR"/>
         </w:rPr>
       </w:pPr>
+      <w:r>
+        <w:rPr>
+          <w:rFonts w:ascii="Times New Roman" w:eastAsia="Times New Roman" w:hAnsi="Times New Roman" w:cs="Times New Roman"/>
+          <w:sz w:val="24"/>
+          <w:szCs w:val="24"/>
+          <w:lang w:eastAsia="es-AR"/>
+        </w:rPr>
+        <w:tab/>
+        <w:t xml:space="preserve">También en lo posible desarrollar prototipos </w:t>
+      </w:r>
     </w:p>
     <w:p>
       <w:pPr>
@@ -740,6 +802,24 @@
           <w:lang w:eastAsia="es-AR"/>
         </w:rPr>
       </w:pPr>
+      <w:r>
+        <w:rPr>
+          <w:rFonts w:ascii="Times New Roman" w:eastAsia="Times New Roman" w:hAnsi="Times New Roman" w:cs="Times New Roman"/>
+          <w:sz w:val="24"/>
+          <w:szCs w:val="24"/>
+          <w:lang w:eastAsia="es-AR"/>
+        </w:rPr>
+        <w:t xml:space="preserve">Tiempo aproximado: </w:t>
+      </w:r>
+      <w:r>
+        <w:rPr>
+          <w:rFonts w:ascii="Times New Roman" w:eastAsia="Times New Roman" w:hAnsi="Times New Roman" w:cs="Times New Roman"/>
+          <w:sz w:val="24"/>
+          <w:szCs w:val="24"/>
+          <w:lang w:eastAsia="es-AR"/>
+        </w:rPr>
+        <w:t>2 meses</w:t>
+      </w:r>
     </w:p>
     <w:p>
       <w:pPr>
@@ -751,6 +831,33 @@
           <w:lang w:eastAsia="es-AR"/>
         </w:rPr>
       </w:pPr>
+      <w:r>
+        <w:rPr>
+          <w:rFonts w:ascii="Times New Roman" w:eastAsia="Times New Roman" w:hAnsi="Times New Roman" w:cs="Times New Roman"/>
+          <w:sz w:val="24"/>
+          <w:szCs w:val="24"/>
+          <w:lang w:eastAsia="es-AR"/>
+        </w:rPr>
+        <w:t xml:space="preserve">Etapa 4: como etapa final se espera realizar ya de manera definitiva el joystick en cuestión, llevando a cabo tanto la parte electrónica como la estructural, </w:t>
+      </w:r>
+      <w:r>
+        <w:rPr>
+          <w:rFonts w:ascii="Times New Roman" w:eastAsia="Times New Roman" w:hAnsi="Times New Roman" w:cs="Times New Roman"/>
+          <w:sz w:val="24"/>
+          <w:szCs w:val="24"/>
+          <w:lang w:eastAsia="es-AR"/>
+        </w:rPr>
+        <w:t xml:space="preserve">dándolo por </w:t>
+      </w:r>
+      <w:r>
+        <w:rPr>
+          <w:rFonts w:ascii="Times New Roman" w:eastAsia="Times New Roman" w:hAnsi="Times New Roman" w:cs="Times New Roman"/>
+          <w:sz w:val="24"/>
+          <w:szCs w:val="24"/>
+          <w:lang w:eastAsia="es-AR"/>
+        </w:rPr>
+        <w:t>finalizado cuando mínimamente funcione el joystick correctamente.</w:t>
+      </w:r>
     </w:p>
     <w:p>
       <w:pPr>
@@ -762,149 +869,33 @@
           <w:lang w:eastAsia="es-AR"/>
         </w:rPr>
       </w:pPr>
-    </w:p>
-    <w:p>
-      <w:pPr>
-        <w:spacing w:before="100" w:beforeAutospacing="1" w:after="100" w:afterAutospacing="1" w:line="240" w:lineRule="auto"/>
-        <w:rPr>
-          <w:rFonts w:ascii="Times New Roman" w:eastAsia="Times New Roman" w:hAnsi="Times New Roman" w:cs="Times New Roman"/>
-          <w:sz w:val="24"/>
-          <w:szCs w:val="24"/>
-          <w:lang w:eastAsia="es-AR"/>
-        </w:rPr>
-      </w:pPr>
-    </w:p>
-    <w:p>
-      <w:pPr>
-        <w:spacing w:before="100" w:beforeAutospacing="1" w:after="100" w:afterAutospacing="1" w:line="240" w:lineRule="auto"/>
-        <w:rPr>
-          <w:rFonts w:ascii="Times New Roman" w:eastAsia="Times New Roman" w:hAnsi="Times New Roman" w:cs="Times New Roman"/>
-          <w:sz w:val="24"/>
-          <w:szCs w:val="24"/>
-          <w:lang w:eastAsia="es-AR"/>
-        </w:rPr>
-      </w:pPr>
-    </w:p>
-    <w:p>
-      <w:pPr>
-        <w:spacing w:before="100" w:beforeAutospacing="1" w:after="100" w:afterAutospacing="1" w:line="240" w:lineRule="auto"/>
-        <w:rPr>
-          <w:rFonts w:ascii="Times New Roman" w:eastAsia="Times New Roman" w:hAnsi="Times New Roman" w:cs="Times New Roman"/>
-          <w:sz w:val="24"/>
-          <w:szCs w:val="24"/>
-          <w:lang w:eastAsia="es-AR"/>
-        </w:rPr>
-      </w:pPr>
-    </w:p>
-    <w:p>
-      <w:pPr>
-        <w:spacing w:before="100" w:beforeAutospacing="1" w:after="100" w:afterAutospacing="1" w:line="240" w:lineRule="auto"/>
-        <w:rPr>
-          <w:rFonts w:ascii="Times New Roman" w:eastAsia="Times New Roman" w:hAnsi="Times New Roman" w:cs="Times New Roman"/>
-          <w:sz w:val="24"/>
-          <w:szCs w:val="24"/>
-          <w:lang w:eastAsia="es-AR"/>
-        </w:rPr>
-      </w:pPr>
-    </w:p>
-    <w:p>
-      <w:pPr>
-        <w:spacing w:before="100" w:beforeAutospacing="1" w:after="100" w:afterAutospacing="1" w:line="240" w:lineRule="auto"/>
-        <w:rPr>
-          <w:rFonts w:ascii="Times New Roman" w:eastAsia="Times New Roman" w:hAnsi="Times New Roman" w:cs="Times New Roman"/>
-          <w:sz w:val="24"/>
-          <w:szCs w:val="24"/>
-          <w:lang w:eastAsia="es-AR"/>
-        </w:rPr>
-      </w:pPr>
-    </w:p>
-    <w:p>
-      <w:pPr>
-        <w:spacing w:before="100" w:beforeAutospacing="1" w:after="100" w:afterAutospacing="1" w:line="240" w:lineRule="auto"/>
-        <w:rPr>
-          <w:rFonts w:ascii="Times New Roman" w:eastAsia="Times New Roman" w:hAnsi="Times New Roman" w:cs="Times New Roman"/>
-          <w:sz w:val="24"/>
-          <w:szCs w:val="24"/>
-          <w:lang w:eastAsia="es-AR"/>
-        </w:rPr>
-      </w:pPr>
-    </w:p>
-    <w:p>
-      <w:pPr>
-        <w:spacing w:before="100" w:beforeAutospacing="1" w:after="100" w:afterAutospacing="1" w:line="240" w:lineRule="auto"/>
-        <w:rPr>
-          <w:rFonts w:ascii="Times New Roman" w:eastAsia="Times New Roman" w:hAnsi="Times New Roman" w:cs="Times New Roman"/>
-          <w:sz w:val="24"/>
-          <w:szCs w:val="24"/>
-          <w:lang w:eastAsia="es-AR"/>
-        </w:rPr>
-      </w:pPr>
-    </w:p>
-    <w:p>
-      <w:pPr>
-        <w:spacing w:before="100" w:beforeAutospacing="1" w:after="100" w:afterAutospacing="1" w:line="240" w:lineRule="auto"/>
-        <w:rPr>
-          <w:rFonts w:ascii="Times New Roman" w:eastAsia="Times New Roman" w:hAnsi="Times New Roman" w:cs="Times New Roman"/>
-          <w:sz w:val="24"/>
-          <w:szCs w:val="24"/>
-          <w:lang w:eastAsia="es-AR"/>
-        </w:rPr>
-      </w:pPr>
-    </w:p>
-    <w:p>
-      <w:pPr>
-        <w:spacing w:before="100" w:beforeAutospacing="1" w:after="100" w:afterAutospacing="1" w:line="240" w:lineRule="auto"/>
-        <w:rPr>
-          <w:rFonts w:ascii="Times New Roman" w:eastAsia="Times New Roman" w:hAnsi="Times New Roman" w:cs="Times New Roman"/>
-          <w:sz w:val="24"/>
-          <w:szCs w:val="24"/>
-          <w:lang w:eastAsia="es-AR"/>
-        </w:rPr>
-      </w:pPr>
-    </w:p>
-    <w:p>
-      <w:pPr>
-        <w:spacing w:before="100" w:beforeAutospacing="1" w:after="100" w:afterAutospacing="1" w:line="240" w:lineRule="auto"/>
-        <w:rPr>
-          <w:rFonts w:ascii="Times New Roman" w:eastAsia="Times New Roman" w:hAnsi="Times New Roman" w:cs="Times New Roman"/>
-          <w:sz w:val="24"/>
-          <w:szCs w:val="24"/>
-          <w:lang w:eastAsia="es-AR"/>
-        </w:rPr>
-      </w:pPr>
-    </w:p>
-    <w:p>
-      <w:pPr>
-        <w:spacing w:before="100" w:beforeAutospacing="1" w:after="100" w:afterAutospacing="1" w:line="240" w:lineRule="auto"/>
-        <w:rPr>
-          <w:rFonts w:ascii="Times New Roman" w:eastAsia="Times New Roman" w:hAnsi="Times New Roman" w:cs="Times New Roman"/>
-          <w:sz w:val="24"/>
-          <w:szCs w:val="24"/>
-          <w:lang w:eastAsia="es-AR"/>
-        </w:rPr>
-      </w:pPr>
-    </w:p>
-    <w:p>
-      <w:pPr>
-        <w:spacing w:before="100" w:beforeAutospacing="1" w:after="100" w:afterAutospacing="1" w:line="240" w:lineRule="auto"/>
-        <w:rPr>
-          <w:rFonts w:ascii="Times New Roman" w:eastAsia="Times New Roman" w:hAnsi="Times New Roman" w:cs="Times New Roman"/>
-          <w:sz w:val="24"/>
-          <w:szCs w:val="24"/>
-          <w:lang w:eastAsia="es-AR"/>
-        </w:rPr>
-      </w:pPr>
-    </w:p>
-    <w:p>
-      <w:pPr>
-        <w:spacing w:before="100" w:beforeAutospacing="1" w:after="100" w:afterAutospacing="1" w:line="240" w:lineRule="auto"/>
-        <w:rPr>
-          <w:rFonts w:ascii="Times New Roman" w:eastAsia="Times New Roman" w:hAnsi="Times New Roman" w:cs="Times New Roman"/>
-          <w:sz w:val="24"/>
-          <w:szCs w:val="24"/>
-          <w:lang w:eastAsia="es-AR"/>
-        </w:rPr>
-      </w:pPr>
+      <w:r>
+        <w:rPr>
+          <w:rFonts w:ascii="Times New Roman" w:eastAsia="Times New Roman" w:hAnsi="Times New Roman" w:cs="Times New Roman"/>
+          <w:sz w:val="24"/>
+          <w:szCs w:val="24"/>
+          <w:lang w:eastAsia="es-AR"/>
+        </w:rPr>
+        <w:t>Tiempo aproximado:</w:t>
+      </w:r>
+      <w:r>
+        <w:rPr>
+          <w:rFonts w:ascii="Times New Roman" w:eastAsia="Times New Roman" w:hAnsi="Times New Roman" w:cs="Times New Roman"/>
+          <w:sz w:val="24"/>
+          <w:szCs w:val="24"/>
+          <w:lang w:eastAsia="es-AR"/>
+        </w:rPr>
+        <w:t xml:space="preserve"> </w:t>
+      </w:r>
+      <w:r>
+        <w:rPr>
+          <w:rFonts w:ascii="Times New Roman" w:eastAsia="Times New Roman" w:hAnsi="Times New Roman" w:cs="Times New Roman"/>
+          <w:sz w:val="24"/>
+          <w:szCs w:val="24"/>
+          <w:lang w:eastAsia="es-AR"/>
+        </w:rPr>
+        <w:t>2 meses</w:t>
+      </w:r>
     </w:p>
     <w:p>
       <w:pPr>
@@ -955,6 +946,7 @@
           <w:szCs w:val="36"/>
           <w:lang w:val="es-ES"/>
         </w:rPr>
+        <w:lastRenderedPageBreak/>
         <w:t>Carpeta de campo</w:t>
       </w:r>
       <w:r>
@@ -1261,7 +1253,6 @@
           <w:szCs w:val="36"/>
           <w:lang w:val="es-ES"/>
         </w:rPr>
-        <w:lastRenderedPageBreak/>
         <w:drawing>
           <wp:inline distT="0" distB="0" distL="0" distR="0" wp14:anchorId="3C297D13" wp14:editId="5FAFDDFC">
             <wp:extent cx="4155797" cy="2553195"/>
@@ -1333,21 +1324,19 @@
         <w:rPr>
           <w:lang w:val="es-ES"/>
         </w:rPr>
-        <w:t xml:space="preserve">También se llevó a cabo el presupuesto de manera </w:t>
-      </w:r>
-      <w:proofErr w:type="spellStart"/>
-      <w:r>
-        <w:rPr>
-          <w:lang w:val="es-ES"/>
-        </w:rPr>
-        <w:t>mas</w:t>
-      </w:r>
-      <w:proofErr w:type="spellEnd"/>
-      <w:r>
-        <w:rPr>
-          <w:lang w:val="es-ES"/>
-        </w:rPr>
-        <w:t xml:space="preserve"> ordenada y explicita, permitiendo visualizar los costos totales.</w:t>
+        <w:t>También se llevó a cabo el presupuesto</w:t>
+      </w:r>
+      <w:r>
+        <w:rPr>
+          <w:lang w:val="es-ES"/>
+        </w:rPr>
+        <w:t xml:space="preserve">, </w:t>
+      </w:r>
+      <w:r>
+        <w:rPr>
+          <w:lang w:val="es-ES"/>
+        </w:rPr>
+        <w:t>permitiendo visualizar los costos totales.</w:t>
       </w:r>
     </w:p>
     <w:p>
@@ -1374,6 +1363,7 @@
         <w:rPr>
           <w:lang w:val="es-ES"/>
         </w:rPr>
+        <w:lastRenderedPageBreak/>
         <w:br/>
       </w:r>
       <w:r>
@@ -1396,7 +1386,16 @@
         </w:rPr>
       </w:pPr>
       <w:r>
-        <w:t>Diseñamos un prototipo a base materiales reciclados mayormente aluminio y fierro con rule manes para que permita moverse como joystick</w:t>
+        <w:t xml:space="preserve">Diseñamos un prototipo a base materiales reciclados mayormente aluminio y fierro con rule manes </w:t>
+      </w:r>
+      <w:r>
+        <w:t>buscando que imite el mismo movimiento de un</w:t>
+      </w:r>
+      <w:r>
+        <w:t xml:space="preserve"> joystick</w:t>
+      </w:r>
+      <w:r>
+        <w:t xml:space="preserve"> de tal forma que tenga un movimiento suave, que no genere demasiada resistencia ni muy poca y que se mantenga en la misma posición en la que se la dejo.</w:t>
       </w:r>
       <w:r>
         <w:br/>
@@ -1412,18 +1411,13 @@
     </w:p>
     <w:p>
       <w:pPr>
-        <w:pStyle w:val="Ttulo"/>
-        <w:rPr>
-          <w:sz w:val="36"/>
-          <w:szCs w:val="36"/>
+        <w:rPr>
           <w:lang w:val="es-ES"/>
         </w:rPr>
       </w:pPr>
       <w:r>
         <w:rPr>
           <w:noProof/>
-          <w:sz w:val="36"/>
-          <w:szCs w:val="36"/>
           <w:lang w:val="es-ES"/>
         </w:rPr>
         <w:drawing>
@@ -1489,9 +1483,16 @@
         </w:drawing>
       </w:r>
       <w:r>
-        <w:rPr>
-          <w:sz w:val="36"/>
-          <w:szCs w:val="36"/>
+        <w:t>(</w:t>
+      </w:r>
+      <w:r>
+        <w:t>Vista superior del prototipo</w:t>
+      </w:r>
+      <w:r>
+        <w:t>)</w:t>
+      </w:r>
+      <w:r>
+        <w:rPr>
           <w:lang w:val="es-ES"/>
         </w:rPr>
         <w:br/>
@@ -1500,16 +1501,14 @@
     <w:p>
       <w:pPr>
         <w:rPr>
+          <w:lang w:val="es-ES"/>
+        </w:rPr>
+      </w:pPr>
+      <w:r>
+        <w:rPr>
           <w:noProof/>
           <w:lang w:val="es-ES"/>
         </w:rPr>
-      </w:pPr>
-      <w:r>
-        <w:rPr>
-          <w:noProof/>
-          <w:lang w:val="es-ES"/>
-        </w:rPr>
-        <w:lastRenderedPageBreak/>
         <w:drawing>
           <wp:inline distT="0" distB="0" distL="0" distR="0" wp14:anchorId="03881C27" wp14:editId="434C0453">
             <wp:extent cx="2232562" cy="3335685"/>
@@ -1572,6 +1571,25 @@
           </wp:inline>
         </w:drawing>
       </w:r>
+      <w:r>
+        <w:rPr>
+          <w:noProof/>
+          <w:lang w:val="es-ES"/>
+        </w:rPr>
+        <w:t>(</w:t>
+      </w:r>
+      <w:r>
+        <w:t>Vista</w:t>
+      </w:r>
+      <w:r>
+        <w:t xml:space="preserve"> lateral</w:t>
+      </w:r>
+      <w:r>
+        <w:t xml:space="preserve"> del prototipo</w:t>
+      </w:r>
+      <w:r>
+        <w:t>)</w:t>
+      </w:r>
     </w:p>
     <w:p>
       <w:pPr>
@@ -1588,6 +1606,7 @@
           <w:szCs w:val="36"/>
           <w:lang w:val="es-ES"/>
         </w:rPr>
+        <w:lastRenderedPageBreak/>
         <w:t xml:space="preserve">Etapa </w:t>
       </w:r>
       <w:r>
@@ -1684,9 +1703,9 @@
           <w:lang w:val="es-ES"/>
         </w:rPr>
         <w:drawing>
-          <wp:inline distT="0" distB="0" distL="0" distR="0" wp14:anchorId="1E53F609" wp14:editId="1557E334">
-            <wp:extent cx="2821940" cy="2390775"/>
-            <wp:effectExtent l="0" t="0" r="0" b="9525"/>
+          <wp:inline distT="0" distB="0" distL="0" distR="0" wp14:anchorId="1E53F609" wp14:editId="34EC337E">
+            <wp:extent cx="2794958" cy="2367916"/>
+            <wp:effectExtent l="76200" t="76200" r="139065" b="127635"/>
             <wp:docPr id="7" name="Imagen 7"/>
             <wp:cNvGraphicFramePr>
               <a:graphicFrameLocks xmlns:a="http://schemas.openxmlformats.org/drawingml/2006/main" noChangeAspect="1"/>
@@ -1712,14 +1731,25 @@
                   <pic:spPr bwMode="auto">
                     <a:xfrm>
                       <a:off x="0" y="0"/>
-                      <a:ext cx="2830471" cy="2398003"/>
+                      <a:ext cx="2807678" cy="2378693"/>
                     </a:xfrm>
                     <a:prstGeom prst="rect">
                       <a:avLst/>
                     </a:prstGeom>
-                    <a:ln>
-                      <a:noFill/>
+                    <a:ln w="38100" cap="sq">
+                      <a:solidFill>
+                        <a:srgbClr val="000000"/>
+                      </a:solidFill>
+                      <a:prstDash val="solid"/>
+                      <a:miter lim="800000"/>
                     </a:ln>
+                    <a:effectLst>
+                      <a:outerShdw blurRad="50800" dist="38100" dir="2700000" algn="tl" rotWithShape="0">
+                        <a:srgbClr val="000000">
+                          <a:alpha val="43000"/>
+                        </a:srgbClr>
+                      </a:outerShdw>
+                    </a:effectLst>
                     <a:extLst>
                       <a:ext uri="{53640926-AAD7-44D8-BBD7-CCE9431645EC}">
                         <a14:shadowObscured xmlns:a14="http://schemas.microsoft.com/office/drawing/2010/main"/>
@@ -1734,13 +1764,27 @@
       </w:r>
       <w:r>
         <w:rPr>
+          <w:lang w:val="es-ES"/>
+        </w:rPr>
+        <w:t>(Arduino pro micro)</w:t>
+      </w:r>
+    </w:p>
+    <w:p>
+      <w:pPr>
+        <w:ind w:firstLine="708"/>
+        <w:rPr>
+          <w:lang w:val="es-ES"/>
+        </w:rPr>
+      </w:pPr>
+      <w:r>
+        <w:rPr>
           <w:noProof/>
           <w:lang w:val="es-ES"/>
         </w:rPr>
         <w:drawing>
-          <wp:inline distT="0" distB="0" distL="0" distR="0" wp14:anchorId="7C0BEE72" wp14:editId="791ECC6D">
+          <wp:inline distT="0" distB="0" distL="0" distR="0" wp14:anchorId="1D5B8C16" wp14:editId="5C19DFAA">
             <wp:extent cx="1894205" cy="1941818"/>
-            <wp:effectExtent l="0" t="0" r="0" b="1905"/>
+            <wp:effectExtent l="76200" t="76200" r="125095" b="135255"/>
             <wp:docPr id="6" name="Imagen 6"/>
             <wp:cNvGraphicFramePr>
               <a:graphicFrameLocks xmlns:a="http://schemas.openxmlformats.org/drawingml/2006/main" noChangeAspect="1"/>
@@ -1771,9 +1815,20 @@
                     <a:prstGeom prst="rect">
                       <a:avLst/>
                     </a:prstGeom>
-                    <a:ln>
-                      <a:noFill/>
+                    <a:ln w="38100" cap="sq">
+                      <a:solidFill>
+                        <a:srgbClr val="000000"/>
+                      </a:solidFill>
+                      <a:prstDash val="solid"/>
+                      <a:miter lim="800000"/>
                     </a:ln>
+                    <a:effectLst>
+                      <a:outerShdw blurRad="50800" dist="38100" dir="2700000" algn="tl" rotWithShape="0">
+                        <a:srgbClr val="000000">
+                          <a:alpha val="43000"/>
+                        </a:srgbClr>
+                      </a:outerShdw>
+                    </a:effectLst>
                     <a:extLst>
                       <a:ext uri="{53640926-AAD7-44D8-BBD7-CCE9431645EC}">
                         <a14:shadowObscured xmlns:a14="http://schemas.microsoft.com/office/drawing/2010/main"/>
@@ -1786,6 +1841,12 @@
           </wp:inline>
         </w:drawing>
       </w:r>
+      <w:r>
+        <w:rPr>
+          <w:lang w:val="es-ES"/>
+        </w:rPr>
+        <w:t>(Sensores hall)</w:t>
+      </w:r>
     </w:p>
     <w:p>
       <w:pPr>
@@ -1794,6 +1855,12 @@
           <w:lang w:val="es-ES"/>
         </w:rPr>
       </w:pPr>
+      <w:r>
+        <w:rPr>
+          <w:lang w:val="es-ES"/>
+        </w:rPr>
+        <w:tab/>
+      </w:r>
     </w:p>
     <w:p>
       <w:pPr>
@@ -1834,14 +1901,8 @@
           <w:lang w:val="es-ES"/>
         </w:rPr>
       </w:pPr>
-    </w:p>
-    <w:p>
-      <w:pPr>
-        <w:ind w:firstLine="708"/>
-        <w:rPr>
-          <w:lang w:val="es-ES"/>
-        </w:rPr>
-      </w:pPr>
+      <w:bookmarkStart w:id="0" w:name="_GoBack"/>
+      <w:bookmarkEnd w:id="0"/>
     </w:p>
     <w:p>
       <w:pPr>
@@ -2041,7 +2102,7 @@
             </wp:anchor>
           </w:drawing>
         </mc:Choice>
-        <mc:Fallback xmlns:w16sdtfl="http://schemas.microsoft.com/office/word/2024/wordml/sdtformatlock" xmlns:w16sdtdh="http://schemas.microsoft.com/office/word/2020/wordml/sdtdatahash" xmlns:w16du="http://schemas.microsoft.com/office/word/2023/wordml/word16du" xmlns:w16="http://schemas.microsoft.com/office/word/2018/wordml" xmlns:w16cex="http://schemas.microsoft.com/office/word/2018/wordml/cex" xmlns:oel="http://schemas.microsoft.com/office/2019/extlst">
+        <mc:Fallback xmlns:oel="http://schemas.microsoft.com/office/2019/extlst" xmlns:w16cex="http://schemas.microsoft.com/office/word/2018/wordml/cex" xmlns:w16="http://schemas.microsoft.com/office/word/2018/wordml" xmlns:w16du="http://schemas.microsoft.com/office/word/2023/wordml/word16du" xmlns:w16sdtdh="http://schemas.microsoft.com/office/word/2020/wordml/sdtdatahash" xmlns:w16sdtfl="http://schemas.microsoft.com/office/word/2024/wordml/sdtformatlock">
           <w:pict>
             <v:rect w14:anchorId="03B6FFE3" id="Rectángulo 452" o:spid="_x0000_s1026" style="position:absolute;margin-left:0;margin-top:0;width:579.9pt;height:750.3pt;z-index:251659264;visibility:visible;mso-wrap-style:square;mso-width-percent:950;mso-height-percent:950;mso-wrap-distance-left:9pt;mso-wrap-distance-top:0;mso-wrap-distance-right:9pt;mso-wrap-distance-bottom:0;mso-position-horizontal:center;mso-position-horizontal-relative:page;mso-position-vertical:center;mso-position-vertical-relative:page;mso-width-percent:950;mso-height-percent:950;mso-width-relative:page;mso-height-relative:page;v-text-anchor:middle" o:gfxdata="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" filled="f" strokecolor="#747070 [1614]" strokeweight="1.25pt">
               <w10:wrap anchorx="page" anchory="page"/>
@@ -4393,7 +4454,6 @@
   <w:style w:type="character" w:default="1" w:styleId="Fuentedeprrafopredeter">
     <w:name w:val="Default Paragraph Font"/>
     <w:uiPriority w:val="1"/>
-    <w:semiHidden/>
     <w:unhideWhenUsed/>
   </w:style>
   <w:style w:type="table" w:default="1" w:styleId="Tablanormal">
@@ -4922,7 +4982,7 @@
 </file>
 
 <file path=customXml/itemProps1.xml><?xml version="1.0" encoding="utf-8"?>
-<ds:datastoreItem xmlns:ds="http://schemas.openxmlformats.org/officeDocument/2006/customXml" ds:itemID="{560E699E-8DA0-4963-9B27-0B4BA5D616D7}">
+<ds:datastoreItem xmlns:ds="http://schemas.openxmlformats.org/officeDocument/2006/customXml" ds:itemID="{C45AA881-F6F6-4B32-A643-B4E5CC0A8F53}">
   <ds:schemaRefs>
     <ds:schemaRef ds:uri="http://schemas.openxmlformats.org/officeDocument/2006/bibliography"/>
   </ds:schemaRefs>

--- a/carpeta de campo (1) (1).docx
+++ b/carpeta de campo (1) (1).docx
@@ -1,30 +1,52 @@
 
 <file path=word/document.xml><?xml version="1.0" encoding="utf-8"?>
-<w:document xmlns:wpc="http://schemas.microsoft.com/office/word/2010/wordprocessingCanvas" xmlns:cx="http://schemas.microsoft.com/office/drawing/2014/chartex" xmlns:cx1="http://schemas.microsoft.com/office/drawing/2015/9/8/chartex" xmlns:cx2="http://schemas.microsoft.com/office/drawing/2015/10/21/chartex" xmlns:cx3="http://schemas.microsoft.com/office/drawing/2016/5/9/chartex" xmlns:cx4="http://schemas.microsoft.com/office/drawing/2016/5/10/chartex" xmlns:cx5="http://schemas.microsoft.com/office/drawing/2016/5/11/chartex" xmlns:cx6="http://schemas.microsoft.com/office/drawing/2016/5/12/chartex" xmlns:cx7="http://schemas.microsoft.com/office/drawing/2016/5/13/chartex" xmlns:cx8="http://schemas.microsoft.com/office/drawing/2016/5/14/chartex" xmlns:mc="http://schemas.openxmlformats.org/markup-compatibility/2006" xmlns:aink="http://schemas.microsoft.com/office/drawing/2016/ink" xmlns:am3d="http://schemas.microsoft.com/office/drawing/2017/model3d" xmlns:o="urn:schemas-microsoft-com:office:office" xmlns:r="http://schemas.openxmlformats.org/officeDocument/2006/relationships" xmlns:m="http://schemas.openxmlformats.org/officeDocument/2006/math" xmlns:v="urn:schemas-microsoft-com:vml" xmlns:wp14="http://schemas.microsoft.com/office/word/2010/wordprocessingDrawing" xmlns:wp="http://schemas.openxmlformats.org/drawingml/2006/wordprocessingDrawing" xmlns:w10="urn:schemas-microsoft-com:office:word" xmlns:w="http://schemas.openxmlformats.org/wordprocessingml/2006/main" xmlns:w14="http://schemas.microsoft.com/office/word/2010/wordml" xmlns:w15="http://schemas.microsoft.com/office/word/2012/wordml" xmlns:w16cid="http://schemas.microsoft.com/office/word/2016/wordml/cid" xmlns:w16se="http://schemas.microsoft.com/office/word/2015/wordml/symex" xmlns:wpg="http://schemas.microsoft.com/office/word/2010/wordprocessingGroup" xmlns:wpi="http://schemas.microsoft.com/office/word/2010/wordprocessingInk" xmlns:wne="http://schemas.microsoft.com/office/word/2006/wordml" xmlns:wps="http://schemas.microsoft.com/office/word/2010/wordprocessingShape" mc:Ignorable="w14 w15 w16se w16cid wp14">
+<w:document xmlns:wpc="http://schemas.microsoft.com/office/word/2010/wordprocessingCanvas" xmlns:cx="http://schemas.microsoft.com/office/drawing/2014/chartex" xmlns:cx1="http://schemas.microsoft.com/office/drawing/2015/9/8/chartex" xmlns:cx2="http://schemas.microsoft.com/office/drawing/2015/10/21/chartex" xmlns:cx3="http://schemas.microsoft.com/office/drawing/2016/5/9/chartex" xmlns:cx4="http://schemas.microsoft.com/office/drawing/2016/5/10/chartex" xmlns:cx5="http://schemas.microsoft.com/office/drawing/2016/5/11/chartex" xmlns:cx6="http://schemas.microsoft.com/office/drawing/2016/5/12/chartex" xmlns:cx7="http://schemas.microsoft.com/office/drawing/2016/5/13/chartex" xmlns:cx8="http://schemas.microsoft.com/office/drawing/2016/5/14/chartex" xmlns:mc="http://schemas.openxmlformats.org/markup-compatibility/2006" xmlns:aink="http://schemas.microsoft.com/office/drawing/2016/ink" xmlns:am3d="http://schemas.microsoft.com/office/drawing/2017/model3d" xmlns:o="urn:schemas-microsoft-com:office:office" xmlns:oel="http://schemas.microsoft.com/office/2019/extlst" xmlns:r="http://schemas.openxmlformats.org/officeDocument/2006/relationships" xmlns:m="http://schemas.openxmlformats.org/officeDocument/2006/math" xmlns:v="urn:schemas-microsoft-com:vml" xmlns:wp14="http://schemas.microsoft.com/office/word/2010/wordprocessingDrawing" xmlns:wp="http://schemas.openxmlformats.org/drawingml/2006/wordprocessingDrawing" xmlns:w10="urn:schemas-microsoft-com:office:word" xmlns:w="http://schemas.openxmlformats.org/wordprocessingml/2006/main" xmlns:w14="http://schemas.microsoft.com/office/word/2010/wordml" xmlns:w15="http://schemas.microsoft.com/office/word/2012/wordml" xmlns:w16cex="http://schemas.microsoft.com/office/word/2018/wordml/cex" xmlns:w16cid="http://schemas.microsoft.com/office/word/2016/wordml/cid" xmlns:w16="http://schemas.microsoft.com/office/word/2018/wordml" xmlns:w16du="http://schemas.microsoft.com/office/word/2023/wordml/word16du" xmlns:w16sdtdh="http://schemas.microsoft.com/office/word/2020/wordml/sdtdatahash" xmlns:w16sdtfl="http://schemas.microsoft.com/office/word/2024/wordml/sdtformatlock" xmlns:w16se="http://schemas.microsoft.com/office/word/2015/wordml/symex" xmlns:wpg="http://schemas.microsoft.com/office/word/2010/wordprocessingGroup" xmlns:wpi="http://schemas.microsoft.com/office/word/2010/wordprocessingInk" xmlns:wne="http://schemas.microsoft.com/office/word/2006/wordml" xmlns:wps="http://schemas.microsoft.com/office/word/2010/wordprocessingShape" mc:Ignorable="w14 w15 w16se w16cid w16 w16cex w16sdtdh w16sdtfl w16du wp14">
   <w:body>
     <w:p>
       <w:pPr>
-        <w:spacing w:before="100" w:beforeAutospacing="1" w:after="100" w:afterAutospacing="1" w:line="240" w:lineRule="auto"/>
-        <w:outlineLvl w:val="2"/>
-        <w:rPr>
-          <w:rFonts w:ascii="Times New Roman" w:eastAsia="Times New Roman" w:hAnsi="Times New Roman" w:cs="Times New Roman"/>
+        <w:pStyle w:val="Ttulo1"/>
+        <w:jc w:val="center"/>
+        <w:rPr>
+          <w:rFonts w:eastAsia="Times New Roman"/>
           <w:b/>
           <w:bCs/>
-          <w:sz w:val="27"/>
-          <w:szCs w:val="27"/>
-          <w:lang w:eastAsia="es-AR"/>
-        </w:rPr>
-      </w:pPr>
-      <w:r>
-        <w:rPr>
-          <w:rFonts w:ascii="Times New Roman" w:eastAsia="Times New Roman" w:hAnsi="Times New Roman" w:cs="Times New Roman"/>
+          <w:color w:val="auto"/>
+          <w:lang w:eastAsia="es-AR"/>
+        </w:rPr>
+      </w:pPr>
+      <w:r>
+        <w:rPr>
+          <w:rFonts w:eastAsia="Times New Roman"/>
           <w:b/>
           <w:bCs/>
-          <w:sz w:val="27"/>
-          <w:szCs w:val="27"/>
-          <w:lang w:eastAsia="es-AR"/>
-        </w:rPr>
-        <w:t>Proyecto Final: Joystick para Simulación de Aeronaves</w:t>
+          <w:color w:val="auto"/>
+          <w:lang w:eastAsia="es-AR"/>
+        </w:rPr>
+        <w:t>Carpeta de campo</w:t>
+      </w:r>
+    </w:p>
+    <w:p>
+      <w:pPr>
+        <w:jc w:val="center"/>
+        <w:rPr>
+          <w:rFonts w:asciiTheme="majorHAnsi" w:hAnsiTheme="majorHAnsi" w:cstheme="majorHAnsi"/>
+          <w:b/>
+          <w:bCs/>
+          <w:sz w:val="32"/>
+          <w:szCs w:val="32"/>
+          <w:lang w:eastAsia="es-AR"/>
+        </w:rPr>
+      </w:pPr>
+      <w:r>
+        <w:rPr>
+          <w:rFonts w:asciiTheme="majorHAnsi" w:hAnsiTheme="majorHAnsi" w:cstheme="majorHAnsi"/>
+          <w:b/>
+          <w:bCs/>
+          <w:sz w:val="32"/>
+          <w:szCs w:val="32"/>
+          <w:lang w:eastAsia="es-AR"/>
+        </w:rPr>
+        <w:t>Joystick para Simulación de Aeronaves</w:t>
       </w:r>
     </w:p>
     <w:p>
@@ -130,21 +152,8 @@
           <w:szCs w:val="24"/>
           <w:lang w:eastAsia="es-AR"/>
         </w:rPr>
-        <w:t xml:space="preserve">Luciano </w:t>
-      </w:r>
-      <w:proofErr w:type="spellStart"/>
-      <w:r>
-        <w:rPr>
-          <w:rFonts w:ascii="Times New Roman" w:eastAsia="Times New Roman" w:hAnsi="Times New Roman" w:cs="Times New Roman"/>
-          <w:b/>
-          <w:i/>
-          <w:sz w:val="24"/>
-          <w:szCs w:val="24"/>
-          <w:lang w:eastAsia="es-AR"/>
-        </w:rPr>
-        <w:t>Kusminsky</w:t>
-      </w:r>
-      <w:proofErr w:type="spellEnd"/>
+        <w:t>Luciano Kusminsky</w:t>
+      </w:r>
     </w:p>
     <w:p>
       <w:pPr>
@@ -278,24 +287,52 @@
         <w:spacing w:before="100" w:beforeAutospacing="1" w:after="100" w:afterAutospacing="1" w:line="240" w:lineRule="auto"/>
         <w:rPr>
           <w:rFonts w:ascii="Times New Roman" w:eastAsia="Times New Roman" w:hAnsi="Times New Roman" w:cs="Times New Roman"/>
-          <w:b/>
-          <w:bCs/>
+          <w:i/>
+          <w:iCs/>
           <w:sz w:val="24"/>
           <w:szCs w:val="24"/>
           <w:lang w:eastAsia="es-AR"/>
         </w:rPr>
       </w:pPr>
-      <w:r>
+    </w:p>
+    <w:p>
+      <w:pPr>
+        <w:spacing w:before="100" w:beforeAutospacing="1" w:after="100" w:afterAutospacing="1" w:line="240" w:lineRule="auto"/>
         <w:rPr>
           <w:rFonts w:ascii="Times New Roman" w:eastAsia="Times New Roman" w:hAnsi="Times New Roman" w:cs="Times New Roman"/>
-          <w:b/>
-          <w:bCs/>
+          <w:i/>
+          <w:iCs/>
           <w:sz w:val="24"/>
           <w:szCs w:val="24"/>
           <w:lang w:eastAsia="es-AR"/>
         </w:rPr>
-        <w:t>Docentes:</w:t>
-      </w:r>
+      </w:pPr>
+    </w:p>
+    <w:p>
+      <w:pPr>
+        <w:spacing w:before="100" w:beforeAutospacing="1" w:after="100" w:afterAutospacing="1" w:line="240" w:lineRule="auto"/>
+        <w:rPr>
+          <w:rFonts w:ascii="Times New Roman" w:eastAsia="Times New Roman" w:hAnsi="Times New Roman" w:cs="Times New Roman"/>
+          <w:i/>
+          <w:iCs/>
+          <w:sz w:val="24"/>
+          <w:szCs w:val="24"/>
+          <w:lang w:eastAsia="es-AR"/>
+        </w:rPr>
+      </w:pPr>
+    </w:p>
+    <w:p>
+      <w:pPr>
+        <w:spacing w:before="100" w:beforeAutospacing="1" w:after="100" w:afterAutospacing="1" w:line="240" w:lineRule="auto"/>
+        <w:rPr>
+          <w:rFonts w:ascii="Times New Roman" w:eastAsia="Times New Roman" w:hAnsi="Times New Roman" w:cs="Times New Roman"/>
+          <w:i/>
+          <w:iCs/>
+          <w:sz w:val="24"/>
+          <w:szCs w:val="24"/>
+          <w:lang w:eastAsia="es-AR"/>
+        </w:rPr>
+      </w:pPr>
     </w:p>
     <w:p>
       <w:pPr>
@@ -307,15 +344,17 @@
           <w:lang w:eastAsia="es-AR"/>
         </w:rPr>
       </w:pPr>
-      <w:r>
+    </w:p>
+    <w:p>
+      <w:pPr>
+        <w:spacing w:before="100" w:beforeAutospacing="1" w:after="100" w:afterAutospacing="1" w:line="240" w:lineRule="auto"/>
         <w:rPr>
           <w:rFonts w:ascii="Times New Roman" w:eastAsia="Times New Roman" w:hAnsi="Times New Roman" w:cs="Times New Roman"/>
           <w:sz w:val="24"/>
           <w:szCs w:val="24"/>
           <w:lang w:eastAsia="es-AR"/>
         </w:rPr>
-        <w:t xml:space="preserve"> Luciano Fornica</w:t>
-      </w:r>
+      </w:pPr>
     </w:p>
     <w:p>
       <w:pPr>
@@ -327,15 +366,17 @@
           <w:lang w:eastAsia="es-AR"/>
         </w:rPr>
       </w:pPr>
-      <w:r>
+    </w:p>
+    <w:p>
+      <w:pPr>
+        <w:spacing w:before="100" w:beforeAutospacing="1" w:after="100" w:afterAutospacing="1" w:line="240" w:lineRule="auto"/>
         <w:rPr>
           <w:rFonts w:ascii="Times New Roman" w:eastAsia="Times New Roman" w:hAnsi="Times New Roman" w:cs="Times New Roman"/>
           <w:sz w:val="24"/>
           <w:szCs w:val="24"/>
           <w:lang w:eastAsia="es-AR"/>
         </w:rPr>
-        <w:t xml:space="preserve"> Leticia Galeano</w:t>
-      </w:r>
+      </w:pPr>
     </w:p>
     <w:p>
       <w:pPr>
@@ -347,26 +388,28 @@
           <w:lang w:eastAsia="es-AR"/>
         </w:rPr>
       </w:pPr>
-      <w:r>
+    </w:p>
+    <w:p>
+      <w:pPr>
+        <w:spacing w:before="100" w:beforeAutospacing="1" w:after="100" w:afterAutospacing="1" w:line="240" w:lineRule="auto"/>
         <w:rPr>
           <w:rFonts w:ascii="Times New Roman" w:eastAsia="Times New Roman" w:hAnsi="Times New Roman" w:cs="Times New Roman"/>
           <w:sz w:val="24"/>
           <w:szCs w:val="24"/>
           <w:lang w:eastAsia="es-AR"/>
         </w:rPr>
-        <w:t xml:space="preserve"> Pedro </w:t>
-      </w:r>
-      <w:proofErr w:type="spellStart"/>
-      <w:r>
+      </w:pPr>
+    </w:p>
+    <w:p>
+      <w:pPr>
+        <w:spacing w:before="100" w:beforeAutospacing="1" w:after="100" w:afterAutospacing="1" w:line="240" w:lineRule="auto"/>
         <w:rPr>
           <w:rFonts w:ascii="Times New Roman" w:eastAsia="Times New Roman" w:hAnsi="Times New Roman" w:cs="Times New Roman"/>
           <w:sz w:val="24"/>
           <w:szCs w:val="24"/>
           <w:lang w:eastAsia="es-AR"/>
         </w:rPr>
-        <w:t>Ballearre</w:t>
-      </w:r>
-      <w:proofErr w:type="spellEnd"/>
+      </w:pPr>
     </w:p>
     <w:p>
       <w:pPr>
@@ -425,6 +468,32 @@
     </w:p>
     <w:p>
       <w:pPr>
+        <w:pStyle w:val="Ttulo1"/>
+        <w:jc w:val="center"/>
+        <w:rPr>
+          <w:rFonts w:eastAsia="Times New Roman"/>
+          <w:b/>
+          <w:i/>
+          <w:color w:val="auto"/>
+          <w:lang w:eastAsia="es-AR"/>
+        </w:rPr>
+      </w:pPr>
+      <w:r>
+        <w:rPr>
+          <w:rFonts w:eastAsia="Times New Roman"/>
+          <w:b/>
+          <w:i/>
+          <w:color w:val="auto"/>
+          <w:sz w:val="36"/>
+          <w:szCs w:val="36"/>
+          <w:lang w:eastAsia="es-AR"/>
+        </w:rPr>
+        <w:lastRenderedPageBreak/>
+        <w:t>Planteamiento introductorio</w:t>
+      </w:r>
+    </w:p>
+    <w:p>
+      <w:pPr>
         <w:spacing w:before="100" w:beforeAutospacing="1" w:after="100" w:afterAutospacing="1" w:line="240" w:lineRule="auto"/>
         <w:rPr>
           <w:rFonts w:ascii="Times New Roman" w:eastAsia="Times New Roman" w:hAnsi="Times New Roman" w:cs="Times New Roman"/>
@@ -433,17 +502,16 @@
           <w:lang w:eastAsia="es-AR"/>
         </w:rPr>
       </w:pPr>
-    </w:p>
-    <w:p>
-      <w:pPr>
-        <w:spacing w:before="100" w:beforeAutospacing="1" w:after="100" w:afterAutospacing="1" w:line="240" w:lineRule="auto"/>
+      <w:r>
         <w:rPr>
           <w:rFonts w:ascii="Times New Roman" w:eastAsia="Times New Roman" w:hAnsi="Times New Roman" w:cs="Times New Roman"/>
           <w:sz w:val="24"/>
           <w:szCs w:val="24"/>
           <w:lang w:eastAsia="es-AR"/>
         </w:rPr>
-      </w:pPr>
+        <w:tab/>
+        <w:t>Se plantea realizar un joystick partiendo desde cero, desde la estructura tanto exterior como interior y todo lo relacionado con la electrónica.</w:t>
+      </w:r>
     </w:p>
     <w:p>
       <w:pPr>
@@ -455,17 +523,16 @@
           <w:lang w:eastAsia="es-AR"/>
         </w:rPr>
       </w:pPr>
-    </w:p>
-    <w:p>
-      <w:pPr>
-        <w:spacing w:before="100" w:beforeAutospacing="1" w:after="100" w:afterAutospacing="1" w:line="240" w:lineRule="auto"/>
+      <w:r>
         <w:rPr>
           <w:rFonts w:ascii="Times New Roman" w:eastAsia="Times New Roman" w:hAnsi="Times New Roman" w:cs="Times New Roman"/>
           <w:sz w:val="24"/>
           <w:szCs w:val="24"/>
           <w:lang w:eastAsia="es-AR"/>
         </w:rPr>
-      </w:pPr>
+        <w:tab/>
+        <w:t>Se proyecta que el proyecto se realice en mas o menos 6 meses, en caso de que todo salga bien y se salga algún inconveniente como la obtención de recursos o que haya algún tema que no podamos realizar por falta de conocimiento o material.</w:t>
+      </w:r>
     </w:p>
     <w:p>
       <w:pPr>
@@ -477,64 +544,32 @@
           <w:lang w:eastAsia="es-AR"/>
         </w:rPr>
       </w:pPr>
-    </w:p>
-    <w:p>
-      <w:pPr>
-        <w:spacing w:before="100" w:beforeAutospacing="1" w:after="100" w:afterAutospacing="1" w:line="240" w:lineRule="auto"/>
+      <w:r>
         <w:rPr>
           <w:rFonts w:ascii="Times New Roman" w:eastAsia="Times New Roman" w:hAnsi="Times New Roman" w:cs="Times New Roman"/>
           <w:sz w:val="24"/>
           <w:szCs w:val="24"/>
           <w:lang w:eastAsia="es-AR"/>
         </w:rPr>
-      </w:pPr>
-    </w:p>
-    <w:p>
-      <w:pPr>
-        <w:spacing w:before="100" w:beforeAutospacing="1" w:after="100" w:afterAutospacing="1" w:line="240" w:lineRule="auto"/>
+        <w:t xml:space="preserve">El proyecto se divide en 4 etapas las cuales </w:t>
+      </w:r>
+      <w:r>
         <w:rPr>
           <w:rFonts w:ascii="Times New Roman" w:eastAsia="Times New Roman" w:hAnsi="Times New Roman" w:cs="Times New Roman"/>
           <w:sz w:val="24"/>
           <w:szCs w:val="24"/>
           <w:lang w:eastAsia="es-AR"/>
         </w:rPr>
-      </w:pPr>
-    </w:p>
-    <w:p>
-      <w:pPr>
-        <w:spacing w:before="100" w:beforeAutospacing="1" w:after="100" w:afterAutospacing="1" w:line="240" w:lineRule="auto"/>
+        <w:t>se resumen en algo parecido a:</w:t>
+      </w:r>
+      <w:r>
         <w:rPr>
           <w:rFonts w:ascii="Times New Roman" w:eastAsia="Times New Roman" w:hAnsi="Times New Roman" w:cs="Times New Roman"/>
           <w:sz w:val="24"/>
           <w:szCs w:val="24"/>
           <w:lang w:eastAsia="es-AR"/>
         </w:rPr>
-      </w:pPr>
-    </w:p>
-    <w:p>
-      <w:pPr>
-        <w:pStyle w:val="Ttulo1"/>
-        <w:jc w:val="center"/>
-        <w:rPr>
-          <w:rFonts w:eastAsia="Times New Roman"/>
-          <w:b/>
-          <w:i/>
-          <w:color w:val="FFFFFF" w:themeColor="background1"/>
-          <w:lang w:eastAsia="es-AR"/>
-        </w:rPr>
-      </w:pPr>
-      <w:r>
-        <w:rPr>
-          <w:rFonts w:eastAsia="Times New Roman"/>
-          <w:b/>
-          <w:i/>
-          <w:color w:val="FFFFFF" w:themeColor="background1"/>
-          <w:sz w:val="36"/>
-          <w:szCs w:val="36"/>
-          <w:lang w:eastAsia="es-AR"/>
-        </w:rPr>
-        <w:lastRenderedPageBreak/>
-        <w:t>Planteamiento introductorio</w:t>
+        <w:t xml:space="preserve"> </w:t>
       </w:r>
     </w:p>
     <w:p>
@@ -554,20 +589,17 @@
           <w:szCs w:val="24"/>
           <w:lang w:eastAsia="es-AR"/>
         </w:rPr>
-        <w:tab/>
-        <w:t>Se plantea realizar un joystick partiendo desde cero, desde la estructura tanto exterior como interior y todo lo relacionado con la electrónica.</w:t>
-      </w:r>
-    </w:p>
-    <w:p>
-      <w:pPr>
-        <w:spacing w:before="100" w:beforeAutospacing="1" w:after="100" w:afterAutospacing="1" w:line="240" w:lineRule="auto"/>
+        <w:t xml:space="preserve">Etapa 1: </w:t>
+      </w:r>
+      <w:r>
         <w:rPr>
           <w:rFonts w:ascii="Times New Roman" w:eastAsia="Times New Roman" w:hAnsi="Times New Roman" w:cs="Times New Roman"/>
           <w:sz w:val="24"/>
           <w:szCs w:val="24"/>
           <w:lang w:eastAsia="es-AR"/>
         </w:rPr>
-      </w:pPr>
+        <w:t xml:space="preserve">Etapa inicial donde lo primero que se hará será </w:t>
+      </w:r>
       <w:r>
         <w:rPr>
           <w:rFonts w:ascii="Times New Roman" w:eastAsia="Times New Roman" w:hAnsi="Times New Roman" w:cs="Times New Roman"/>
@@ -575,8 +607,7 @@
           <w:szCs w:val="24"/>
           <w:lang w:eastAsia="es-AR"/>
         </w:rPr>
-        <w:tab/>
-        <w:t>Se proyecta que el proyecto se realice en mas o menos 6 meses, en caso de que todo salga bien y se salga algún inconveniente como la obtención de recursos o que haya algún tema que no podamos realizar por falta de conocimiento o material.</w:t>
+        <w:t>una investigación superficial de todos los posibles proyectos a realizar hasta encontrar alguno que convenza a todo el equipo de realizarlo, teniendo en cuenta que cumpla todas las características discutidas con anterioridad.</w:t>
       </w:r>
     </w:p>
     <w:p>
@@ -596,7 +627,7 @@
           <w:szCs w:val="24"/>
           <w:lang w:eastAsia="es-AR"/>
         </w:rPr>
-        <w:t xml:space="preserve">El proyecto se divide en 4 etapas las cuales </w:t>
+        <w:t xml:space="preserve">Tiempo </w:t>
       </w:r>
       <w:r>
         <w:rPr>
@@ -605,7 +636,7 @@
           <w:szCs w:val="24"/>
           <w:lang w:eastAsia="es-AR"/>
         </w:rPr>
-        <w:t>se resumen en algo parecido a:</w:t>
+        <w:t>est</w:t>
       </w:r>
       <w:r>
         <w:rPr>
@@ -614,7 +645,7 @@
           <w:szCs w:val="24"/>
           <w:lang w:eastAsia="es-AR"/>
         </w:rPr>
-        <w:t xml:space="preserve"> </w:t>
+        <w:t>imado: consideramos que tardaremos entre 1 a 2 meses</w:t>
       </w:r>
     </w:p>
     <w:p>
@@ -634,7 +665,7 @@
           <w:szCs w:val="24"/>
           <w:lang w:eastAsia="es-AR"/>
         </w:rPr>
-        <w:t xml:space="preserve">Etapa 1: </w:t>
+        <w:t xml:space="preserve">Etapa 2: </w:t>
       </w:r>
       <w:r>
         <w:rPr>
@@ -643,28 +674,28 @@
           <w:szCs w:val="24"/>
           <w:lang w:eastAsia="es-AR"/>
         </w:rPr>
-        <w:t xml:space="preserve">Etapa inicial donde lo primero que se hará será </w:t>
-      </w:r>
-      <w:r>
+        <w:t>Con la idea ya definida de que proyecto se va a realizar, efectuar una investigación a fondo de todos los materiales a necesitar y aprender lo necesario para desarrollar con éxito el proyecto.</w:t>
+      </w:r>
+    </w:p>
+    <w:p>
+      <w:pPr>
+        <w:spacing w:before="100" w:beforeAutospacing="1" w:after="100" w:afterAutospacing="1" w:line="240" w:lineRule="auto"/>
         <w:rPr>
           <w:rFonts w:ascii="Times New Roman" w:eastAsia="Times New Roman" w:hAnsi="Times New Roman" w:cs="Times New Roman"/>
           <w:sz w:val="24"/>
           <w:szCs w:val="24"/>
           <w:lang w:eastAsia="es-AR"/>
         </w:rPr>
-        <w:t>una investigación superficial de todos los posibles proyectos a realizar hasta encontrar alguno que convenza a todo el equipo de realizarlo, teniendo en cuenta que cumpla todas las características discutidas con anterioridad.</w:t>
-      </w:r>
-    </w:p>
-    <w:p>
-      <w:pPr>
-        <w:spacing w:before="100" w:beforeAutospacing="1" w:after="100" w:afterAutospacing="1" w:line="240" w:lineRule="auto"/>
+      </w:pPr>
+      <w:r>
         <w:rPr>
           <w:rFonts w:ascii="Times New Roman" w:eastAsia="Times New Roman" w:hAnsi="Times New Roman" w:cs="Times New Roman"/>
           <w:sz w:val="24"/>
           <w:szCs w:val="24"/>
           <w:lang w:eastAsia="es-AR"/>
         </w:rPr>
-      </w:pPr>
+        <w:t xml:space="preserve">Tiempo </w:t>
+      </w:r>
       <w:r>
         <w:rPr>
           <w:rFonts w:ascii="Times New Roman" w:eastAsia="Times New Roman" w:hAnsi="Times New Roman" w:cs="Times New Roman"/>
@@ -672,28 +703,28 @@
           <w:szCs w:val="24"/>
           <w:lang w:eastAsia="es-AR"/>
         </w:rPr>
-        <w:t>Tiempo aproximado: consideramos que tardaremos entre 1 a 2 meses</w:t>
-      </w:r>
-    </w:p>
-    <w:p>
-      <w:pPr>
-        <w:spacing w:before="100" w:beforeAutospacing="1" w:after="100" w:afterAutospacing="1" w:line="240" w:lineRule="auto"/>
+        <w:t>est</w:t>
+      </w:r>
+      <w:r>
         <w:rPr>
           <w:rFonts w:ascii="Times New Roman" w:eastAsia="Times New Roman" w:hAnsi="Times New Roman" w:cs="Times New Roman"/>
           <w:sz w:val="24"/>
           <w:szCs w:val="24"/>
           <w:lang w:eastAsia="es-AR"/>
         </w:rPr>
-      </w:pPr>
-      <w:r>
+        <w:t>imado: 1 mes</w:t>
+      </w:r>
+    </w:p>
+    <w:p>
+      <w:pPr>
+        <w:spacing w:before="100" w:beforeAutospacing="1" w:after="100" w:afterAutospacing="1" w:line="240" w:lineRule="auto"/>
         <w:rPr>
           <w:rFonts w:ascii="Times New Roman" w:eastAsia="Times New Roman" w:hAnsi="Times New Roman" w:cs="Times New Roman"/>
           <w:sz w:val="24"/>
           <w:szCs w:val="24"/>
           <w:lang w:eastAsia="es-AR"/>
         </w:rPr>
-        <w:t xml:space="preserve">Etapa 2: </w:t>
-      </w:r>
+      </w:pPr>
       <w:r>
         <w:rPr>
           <w:rFonts w:ascii="Times New Roman" w:eastAsia="Times New Roman" w:hAnsi="Times New Roman" w:cs="Times New Roman"/>
@@ -701,19 +732,17 @@
           <w:szCs w:val="24"/>
           <w:lang w:eastAsia="es-AR"/>
         </w:rPr>
-        <w:t>Con la idea ya definida de que proyecto se va a realizar, efectuar una investigación a fondo de todos los materiales a necesitar y aprender lo necesario para desarrollar con éxito el proyecto.</w:t>
-      </w:r>
-    </w:p>
-    <w:p>
-      <w:pPr>
-        <w:spacing w:before="100" w:beforeAutospacing="1" w:after="100" w:afterAutospacing="1" w:line="240" w:lineRule="auto"/>
+        <w:t xml:space="preserve">Etapa 3: con la investigación ya finalizada, comenzar a realizar los planos y cálculos para confirmar los datos anteriormente </w:t>
+      </w:r>
+      <w:r>
         <w:rPr>
           <w:rFonts w:ascii="Times New Roman" w:eastAsia="Times New Roman" w:hAnsi="Times New Roman" w:cs="Times New Roman"/>
           <w:sz w:val="24"/>
           <w:szCs w:val="24"/>
           <w:lang w:eastAsia="es-AR"/>
         </w:rPr>
-      </w:pPr>
+        <w:t>tomados</w:t>
+      </w:r>
       <w:r>
         <w:rPr>
           <w:rFonts w:ascii="Times New Roman" w:eastAsia="Times New Roman" w:hAnsi="Times New Roman" w:cs="Times New Roman"/>
@@ -721,28 +750,28 @@
           <w:szCs w:val="24"/>
           <w:lang w:eastAsia="es-AR"/>
         </w:rPr>
-        <w:t>Tiempo aproximado: 1 mes</w:t>
-      </w:r>
-    </w:p>
-    <w:p>
-      <w:pPr>
-        <w:spacing w:before="100" w:beforeAutospacing="1" w:after="100" w:afterAutospacing="1" w:line="240" w:lineRule="auto"/>
+        <w:t xml:space="preserve">, tanto de los materiales necesarios, como de </w:t>
+      </w:r>
+      <w:r>
         <w:rPr>
           <w:rFonts w:ascii="Times New Roman" w:eastAsia="Times New Roman" w:hAnsi="Times New Roman" w:cs="Times New Roman"/>
           <w:sz w:val="24"/>
           <w:szCs w:val="24"/>
           <w:lang w:eastAsia="es-AR"/>
         </w:rPr>
-      </w:pPr>
-      <w:r>
+        <w:t>los procedimientos a concretar.</w:t>
+      </w:r>
+    </w:p>
+    <w:p>
+      <w:pPr>
+        <w:spacing w:before="100" w:beforeAutospacing="1" w:after="100" w:afterAutospacing="1" w:line="240" w:lineRule="auto"/>
         <w:rPr>
           <w:rFonts w:ascii="Times New Roman" w:eastAsia="Times New Roman" w:hAnsi="Times New Roman" w:cs="Times New Roman"/>
           <w:sz w:val="24"/>
           <w:szCs w:val="24"/>
           <w:lang w:eastAsia="es-AR"/>
         </w:rPr>
-        <w:t xml:space="preserve">Etapa 3: con la investigación ya finalizada, comenzar a realizar los planos y cálculos para confirmar los datos anteriormente </w:t>
-      </w:r>
+      </w:pPr>
       <w:r>
         <w:rPr>
           <w:rFonts w:ascii="Times New Roman" w:eastAsia="Times New Roman" w:hAnsi="Times New Roman" w:cs="Times New Roman"/>
@@ -750,17 +779,20 @@
           <w:szCs w:val="24"/>
           <w:lang w:eastAsia="es-AR"/>
         </w:rPr>
-        <w:t>tomados</w:t>
-      </w:r>
-      <w:r>
+        <w:tab/>
+        <w:t xml:space="preserve">También en lo posible desarrollar prototipos </w:t>
+      </w:r>
+    </w:p>
+    <w:p>
+      <w:pPr>
+        <w:spacing w:before="100" w:beforeAutospacing="1" w:after="100" w:afterAutospacing="1" w:line="240" w:lineRule="auto"/>
         <w:rPr>
           <w:rFonts w:ascii="Times New Roman" w:eastAsia="Times New Roman" w:hAnsi="Times New Roman" w:cs="Times New Roman"/>
           <w:sz w:val="24"/>
           <w:szCs w:val="24"/>
           <w:lang w:eastAsia="es-AR"/>
         </w:rPr>
-        <w:t xml:space="preserve">, tanto de los materiales necesarios, como de </w:t>
-      </w:r>
+      </w:pPr>
       <w:r>
         <w:rPr>
           <w:rFonts w:ascii="Times New Roman" w:eastAsia="Times New Roman" w:hAnsi="Times New Roman" w:cs="Times New Roman"/>
@@ -768,19 +800,17 @@
           <w:szCs w:val="24"/>
           <w:lang w:eastAsia="es-AR"/>
         </w:rPr>
-        <w:t>los procedimientos a concretar.</w:t>
-      </w:r>
-    </w:p>
-    <w:p>
-      <w:pPr>
-        <w:spacing w:before="100" w:beforeAutospacing="1" w:after="100" w:afterAutospacing="1" w:line="240" w:lineRule="auto"/>
+        <w:t xml:space="preserve">Tiempo </w:t>
+      </w:r>
+      <w:r>
         <w:rPr>
           <w:rFonts w:ascii="Times New Roman" w:eastAsia="Times New Roman" w:hAnsi="Times New Roman" w:cs="Times New Roman"/>
           <w:sz w:val="24"/>
           <w:szCs w:val="24"/>
           <w:lang w:eastAsia="es-AR"/>
         </w:rPr>
-      </w:pPr>
+        <w:t>esti</w:t>
+      </w:r>
       <w:r>
         <w:rPr>
           <w:rFonts w:ascii="Times New Roman" w:eastAsia="Times New Roman" w:hAnsi="Times New Roman" w:cs="Times New Roman"/>
@@ -788,29 +818,28 @@
           <w:szCs w:val="24"/>
           <w:lang w:eastAsia="es-AR"/>
         </w:rPr>
-        <w:tab/>
-        <w:t xml:space="preserve">También en lo posible desarrollar prototipos </w:t>
-      </w:r>
-    </w:p>
-    <w:p>
-      <w:pPr>
-        <w:spacing w:before="100" w:beforeAutospacing="1" w:after="100" w:afterAutospacing="1" w:line="240" w:lineRule="auto"/>
+        <w:t xml:space="preserve">mado: </w:t>
+      </w:r>
+      <w:r>
         <w:rPr>
           <w:rFonts w:ascii="Times New Roman" w:eastAsia="Times New Roman" w:hAnsi="Times New Roman" w:cs="Times New Roman"/>
           <w:sz w:val="24"/>
           <w:szCs w:val="24"/>
           <w:lang w:eastAsia="es-AR"/>
         </w:rPr>
-      </w:pPr>
-      <w:r>
+        <w:t>2 meses</w:t>
+      </w:r>
+    </w:p>
+    <w:p>
+      <w:pPr>
+        <w:spacing w:before="100" w:beforeAutospacing="1" w:after="100" w:afterAutospacing="1" w:line="240" w:lineRule="auto"/>
         <w:rPr>
           <w:rFonts w:ascii="Times New Roman" w:eastAsia="Times New Roman" w:hAnsi="Times New Roman" w:cs="Times New Roman"/>
           <w:sz w:val="24"/>
           <w:szCs w:val="24"/>
           <w:lang w:eastAsia="es-AR"/>
         </w:rPr>
-        <w:t xml:space="preserve">Tiempo aproximado: </w:t>
-      </w:r>
+      </w:pPr>
       <w:r>
         <w:rPr>
           <w:rFonts w:ascii="Times New Roman" w:eastAsia="Times New Roman" w:hAnsi="Times New Roman" w:cs="Times New Roman"/>
@@ -818,7 +847,7 @@
           <w:szCs w:val="24"/>
           <w:lang w:eastAsia="es-AR"/>
         </w:rPr>
-        <w:t>2 meses</w:t>
+        <w:t>Etapa 4: como etapa final se espera realizar ya de manera definitiva el joystick en cuestión, llevando a cabo tanto la parte electrónica como la estructural, dándolo por finalizado cuando mínimamente funcione el joystick correctamente.</w:t>
       </w:r>
     </w:p>
     <w:p>
@@ -838,7 +867,7 @@
           <w:szCs w:val="24"/>
           <w:lang w:eastAsia="es-AR"/>
         </w:rPr>
-        <w:t xml:space="preserve">Etapa 4: como etapa final se espera realizar ya de manera definitiva el joystick en cuestión, llevando a cabo tanto la parte electrónica como la estructural, </w:t>
+        <w:t xml:space="preserve">Tiempo </w:t>
       </w:r>
       <w:r>
         <w:rPr>
@@ -847,7 +876,7 @@
           <w:szCs w:val="24"/>
           <w:lang w:eastAsia="es-AR"/>
         </w:rPr>
-        <w:t xml:space="preserve">dándolo por </w:t>
+        <w:t>estimado</w:t>
       </w:r>
       <w:r>
         <w:rPr>
@@ -856,27 +885,7 @@
           <w:szCs w:val="24"/>
           <w:lang w:eastAsia="es-AR"/>
         </w:rPr>
-        <w:t>finalizado cuando mínimamente funcione el joystick correctamente.</w:t>
-      </w:r>
-    </w:p>
-    <w:p>
-      <w:pPr>
-        <w:spacing w:before="100" w:beforeAutospacing="1" w:after="100" w:afterAutospacing="1" w:line="240" w:lineRule="auto"/>
-        <w:rPr>
-          <w:rFonts w:ascii="Times New Roman" w:eastAsia="Times New Roman" w:hAnsi="Times New Roman" w:cs="Times New Roman"/>
-          <w:sz w:val="24"/>
-          <w:szCs w:val="24"/>
-          <w:lang w:eastAsia="es-AR"/>
-        </w:rPr>
-      </w:pPr>
-      <w:r>
-        <w:rPr>
-          <w:rFonts w:ascii="Times New Roman" w:eastAsia="Times New Roman" w:hAnsi="Times New Roman" w:cs="Times New Roman"/>
-          <w:sz w:val="24"/>
-          <w:szCs w:val="24"/>
-          <w:lang w:eastAsia="es-AR"/>
-        </w:rPr>
-        <w:t>Tiempo aproximado:</w:t>
+        <w:t>:</w:t>
       </w:r>
       <w:r>
         <w:rPr>
@@ -1336,8 +1345,1309 @@
         <w:rPr>
           <w:lang w:val="es-ES"/>
         </w:rPr>
-        <w:t>permitiendo visualizar los costos totales.</w:t>
-      </w:r>
+        <w:t xml:space="preserve">permitiendo visualizar los costos </w:t>
+      </w:r>
+      <w:r>
+        <w:rPr>
+          <w:lang w:val="es-ES"/>
+        </w:rPr>
+        <w:t>aproximado</w:t>
+      </w:r>
+      <w:r>
+        <w:rPr>
+          <w:lang w:val="es-ES"/>
+        </w:rPr>
+        <w:t>.</w:t>
+      </w:r>
+    </w:p>
+    <w:p>
+      <w:pPr>
+        <w:spacing w:before="100" w:beforeAutospacing="1" w:after="100" w:afterAutospacing="1" w:line="240" w:lineRule="auto"/>
+        <w:outlineLvl w:val="2"/>
+        <w:rPr>
+          <w:rFonts w:ascii="Segoe UI" w:eastAsia="Times New Roman" w:hAnsi="Segoe UI" w:cs="Segoe UI"/>
+          <w:b/>
+          <w:bCs/>
+          <w:sz w:val="27"/>
+          <w:szCs w:val="27"/>
+          <w:lang w:eastAsia="es-AR"/>
+        </w:rPr>
+      </w:pPr>
+      <w:r>
+        <w:rPr>
+          <w:rFonts w:ascii="Segoe UI" w:eastAsia="Times New Roman" w:hAnsi="Segoe UI" w:cs="Segoe UI"/>
+          <w:b/>
+          <w:bCs/>
+          <w:sz w:val="27"/>
+          <w:szCs w:val="27"/>
+          <w:lang w:eastAsia="es-AR"/>
+        </w:rPr>
+        <w:lastRenderedPageBreak/>
+        <w:t>Materiales requeridos y presupuesto estimado</w:t>
+      </w:r>
+    </w:p>
+    <w:tbl>
+      <w:tblPr>
+        <w:tblW w:w="0" w:type="auto"/>
+        <w:tblCellSpacing w:w="15" w:type="dxa"/>
+        <w:tblCellMar>
+          <w:top w:w="15" w:type="dxa"/>
+          <w:left w:w="15" w:type="dxa"/>
+          <w:bottom w:w="15" w:type="dxa"/>
+          <w:right w:w="15" w:type="dxa"/>
+        </w:tblCellMar>
+        <w:tblLook w:val="04A0" w:firstRow="1" w:lastRow="0" w:firstColumn="1" w:lastColumn="0" w:noHBand="0" w:noVBand="1"/>
+      </w:tblPr>
+      <w:tblGrid>
+        <w:gridCol w:w="4551"/>
+        <w:gridCol w:w="1433"/>
+        <w:gridCol w:w="2504"/>
+      </w:tblGrid>
+      <w:tr>
+        <w:trPr>
+          <w:tblHeader/>
+          <w:tblCellSpacing w:w="15" w:type="dxa"/>
+        </w:trPr>
+        <w:tc>
+          <w:tcPr>
+            <w:tcW w:w="0" w:type="auto"/>
+            <w:tcBorders>
+              <w:top w:val="single" w:sz="6" w:space="0" w:color="C4C7C5"/>
+              <w:left w:val="single" w:sz="6" w:space="0" w:color="C4C7C5"/>
+              <w:bottom w:val="single" w:sz="6" w:space="0" w:color="C4C7C5"/>
+              <w:right w:val="single" w:sz="6" w:space="0" w:color="C4C7C5"/>
+            </w:tcBorders>
+            <w:tcMar>
+              <w:top w:w="120" w:type="dxa"/>
+              <w:left w:w="180" w:type="dxa"/>
+              <w:bottom w:w="120" w:type="dxa"/>
+              <w:right w:w="180" w:type="dxa"/>
+            </w:tcMar>
+            <w:vAlign w:val="center"/>
+            <w:hideMark/>
+          </w:tcPr>
+          <w:p>
+            <w:pPr>
+              <w:spacing w:after="480" w:line="240" w:lineRule="auto"/>
+              <w:rPr>
+                <w:rFonts w:ascii="Segoe UI" w:eastAsia="Times New Roman" w:hAnsi="Segoe UI" w:cs="Segoe UI"/>
+                <w:sz w:val="24"/>
+                <w:szCs w:val="24"/>
+                <w:lang w:eastAsia="es-AR"/>
+              </w:rPr>
+            </w:pPr>
+            <w:r>
+              <w:rPr>
+                <w:rFonts w:ascii="Segoe UI" w:eastAsia="Times New Roman" w:hAnsi="Segoe UI" w:cs="Segoe UI"/>
+                <w:b/>
+                <w:bCs/>
+                <w:sz w:val="24"/>
+                <w:szCs w:val="24"/>
+                <w:lang w:eastAsia="es-AR"/>
+              </w:rPr>
+              <w:t>Componente</w:t>
+            </w:r>
+          </w:p>
+        </w:tc>
+        <w:tc>
+          <w:tcPr>
+            <w:tcW w:w="0" w:type="auto"/>
+            <w:tcBorders>
+              <w:top w:val="single" w:sz="6" w:space="0" w:color="C4C7C5"/>
+              <w:left w:val="single" w:sz="6" w:space="0" w:color="C4C7C5"/>
+              <w:bottom w:val="single" w:sz="6" w:space="0" w:color="C4C7C5"/>
+              <w:right w:val="single" w:sz="6" w:space="0" w:color="C4C7C5"/>
+            </w:tcBorders>
+            <w:tcMar>
+              <w:top w:w="120" w:type="dxa"/>
+              <w:left w:w="180" w:type="dxa"/>
+              <w:bottom w:w="120" w:type="dxa"/>
+              <w:right w:w="180" w:type="dxa"/>
+            </w:tcMar>
+            <w:vAlign w:val="center"/>
+            <w:hideMark/>
+          </w:tcPr>
+          <w:p>
+            <w:pPr>
+              <w:spacing w:after="480" w:line="240" w:lineRule="auto"/>
+              <w:rPr>
+                <w:rFonts w:ascii="Segoe UI" w:eastAsia="Times New Roman" w:hAnsi="Segoe UI" w:cs="Segoe UI"/>
+                <w:sz w:val="24"/>
+                <w:szCs w:val="24"/>
+                <w:lang w:eastAsia="es-AR"/>
+              </w:rPr>
+            </w:pPr>
+            <w:r>
+              <w:rPr>
+                <w:rFonts w:ascii="Segoe UI" w:eastAsia="Times New Roman" w:hAnsi="Segoe UI" w:cs="Segoe UI"/>
+                <w:b/>
+                <w:bCs/>
+                <w:sz w:val="24"/>
+                <w:szCs w:val="24"/>
+                <w:lang w:eastAsia="es-AR"/>
+              </w:rPr>
+              <w:t>Cantidad</w:t>
+            </w:r>
+          </w:p>
+        </w:tc>
+        <w:tc>
+          <w:tcPr>
+            <w:tcW w:w="0" w:type="auto"/>
+            <w:tcBorders>
+              <w:top w:val="single" w:sz="6" w:space="0" w:color="C4C7C5"/>
+              <w:left w:val="single" w:sz="6" w:space="0" w:color="C4C7C5"/>
+              <w:bottom w:val="single" w:sz="6" w:space="0" w:color="C4C7C5"/>
+              <w:right w:val="single" w:sz="6" w:space="0" w:color="C4C7C5"/>
+            </w:tcBorders>
+            <w:tcMar>
+              <w:top w:w="120" w:type="dxa"/>
+              <w:left w:w="180" w:type="dxa"/>
+              <w:bottom w:w="120" w:type="dxa"/>
+              <w:right w:w="180" w:type="dxa"/>
+            </w:tcMar>
+            <w:vAlign w:val="center"/>
+            <w:hideMark/>
+          </w:tcPr>
+          <w:p>
+            <w:pPr>
+              <w:spacing w:after="480" w:line="240" w:lineRule="auto"/>
+              <w:rPr>
+                <w:rFonts w:ascii="Segoe UI" w:eastAsia="Times New Roman" w:hAnsi="Segoe UI" w:cs="Segoe UI"/>
+                <w:sz w:val="24"/>
+                <w:szCs w:val="24"/>
+                <w:lang w:eastAsia="es-AR"/>
+              </w:rPr>
+            </w:pPr>
+            <w:r>
+              <w:rPr>
+                <w:rFonts w:ascii="Segoe UI" w:eastAsia="Times New Roman" w:hAnsi="Segoe UI" w:cs="Segoe UI"/>
+                <w:b/>
+                <w:bCs/>
+                <w:sz w:val="24"/>
+                <w:szCs w:val="24"/>
+                <w:lang w:eastAsia="es-AR"/>
+              </w:rPr>
+              <w:t>Costo Estimado (USD)</w:t>
+            </w:r>
+          </w:p>
+        </w:tc>
+      </w:tr>
+      <w:tr>
+        <w:trPr>
+          <w:tblCellSpacing w:w="15" w:type="dxa"/>
+        </w:trPr>
+        <w:tc>
+          <w:tcPr>
+            <w:tcW w:w="0" w:type="auto"/>
+            <w:tcBorders>
+              <w:top w:val="single" w:sz="6" w:space="0" w:color="C4C7C5"/>
+              <w:left w:val="single" w:sz="6" w:space="0" w:color="C4C7C5"/>
+              <w:bottom w:val="single" w:sz="6" w:space="0" w:color="C4C7C5"/>
+              <w:right w:val="single" w:sz="6" w:space="0" w:color="C4C7C5"/>
+            </w:tcBorders>
+            <w:tcMar>
+              <w:top w:w="120" w:type="dxa"/>
+              <w:left w:w="180" w:type="dxa"/>
+              <w:bottom w:w="120" w:type="dxa"/>
+              <w:right w:w="180" w:type="dxa"/>
+            </w:tcMar>
+            <w:vAlign w:val="center"/>
+            <w:hideMark/>
+          </w:tcPr>
+          <w:p>
+            <w:pPr>
+              <w:spacing w:after="480" w:line="240" w:lineRule="auto"/>
+              <w:rPr>
+                <w:rFonts w:ascii="Segoe UI" w:eastAsia="Times New Roman" w:hAnsi="Segoe UI" w:cs="Segoe UI"/>
+                <w:sz w:val="24"/>
+                <w:szCs w:val="24"/>
+                <w:lang w:eastAsia="es-AR"/>
+              </w:rPr>
+            </w:pPr>
+            <w:hyperlink r:id="rId9" w:anchor="polycard_client=search-desktop&amp;be_origin=backend&amp;search_layout=grid&amp;position=5&amp;type=product&amp;tracking_id=1b08cc38-54a7-402d-910a-7fac271dd0db&amp;wid=MLA1451228435&amp;sid=search" w:history="1">
+              <w:r>
+                <w:rPr>
+                  <w:rStyle w:val="Hipervnculo"/>
+                  <w:rFonts w:ascii="Segoe UI" w:eastAsia="Times New Roman" w:hAnsi="Segoe UI" w:cs="Segoe UI"/>
+                  <w:sz w:val="24"/>
+                  <w:szCs w:val="24"/>
+                  <w:lang w:eastAsia="es-AR"/>
+                </w:rPr>
+                <w:t>Arduino Pro Micro (ATmega32U4)</w:t>
+              </w:r>
+            </w:hyperlink>
+          </w:p>
+        </w:tc>
+        <w:tc>
+          <w:tcPr>
+            <w:tcW w:w="0" w:type="auto"/>
+            <w:tcBorders>
+              <w:top w:val="single" w:sz="6" w:space="0" w:color="C4C7C5"/>
+              <w:left w:val="single" w:sz="6" w:space="0" w:color="C4C7C5"/>
+              <w:bottom w:val="single" w:sz="6" w:space="0" w:color="C4C7C5"/>
+              <w:right w:val="single" w:sz="6" w:space="0" w:color="C4C7C5"/>
+            </w:tcBorders>
+            <w:tcMar>
+              <w:top w:w="120" w:type="dxa"/>
+              <w:left w:w="180" w:type="dxa"/>
+              <w:bottom w:w="120" w:type="dxa"/>
+              <w:right w:w="180" w:type="dxa"/>
+            </w:tcMar>
+            <w:vAlign w:val="center"/>
+            <w:hideMark/>
+          </w:tcPr>
+          <w:p>
+            <w:pPr>
+              <w:spacing w:after="480" w:line="240" w:lineRule="auto"/>
+              <w:rPr>
+                <w:rFonts w:ascii="Segoe UI" w:eastAsia="Times New Roman" w:hAnsi="Segoe UI" w:cs="Segoe UI"/>
+                <w:sz w:val="24"/>
+                <w:szCs w:val="24"/>
+                <w:lang w:eastAsia="es-AR"/>
+              </w:rPr>
+            </w:pPr>
+            <w:r>
+              <w:rPr>
+                <w:rFonts w:ascii="Segoe UI" w:eastAsia="Times New Roman" w:hAnsi="Segoe UI" w:cs="Segoe UI"/>
+                <w:sz w:val="24"/>
+                <w:szCs w:val="24"/>
+                <w:lang w:eastAsia="es-AR"/>
+              </w:rPr>
+              <w:t>1</w:t>
+            </w:r>
+          </w:p>
+        </w:tc>
+        <w:tc>
+          <w:tcPr>
+            <w:tcW w:w="0" w:type="auto"/>
+            <w:tcBorders>
+              <w:top w:val="single" w:sz="6" w:space="0" w:color="C4C7C5"/>
+              <w:left w:val="single" w:sz="6" w:space="0" w:color="C4C7C5"/>
+              <w:bottom w:val="single" w:sz="6" w:space="0" w:color="C4C7C5"/>
+              <w:right w:val="single" w:sz="6" w:space="0" w:color="C4C7C5"/>
+            </w:tcBorders>
+            <w:tcMar>
+              <w:top w:w="120" w:type="dxa"/>
+              <w:left w:w="180" w:type="dxa"/>
+              <w:bottom w:w="120" w:type="dxa"/>
+              <w:right w:w="180" w:type="dxa"/>
+            </w:tcMar>
+            <w:vAlign w:val="center"/>
+            <w:hideMark/>
+          </w:tcPr>
+          <w:p>
+            <w:pPr>
+              <w:spacing w:after="480" w:line="240" w:lineRule="auto"/>
+              <w:rPr>
+                <w:rFonts w:ascii="Segoe UI" w:eastAsia="Times New Roman" w:hAnsi="Segoe UI" w:cs="Segoe UI"/>
+                <w:sz w:val="24"/>
+                <w:szCs w:val="24"/>
+                <w:lang w:eastAsia="es-AR"/>
+              </w:rPr>
+            </w:pPr>
+            <w:r>
+              <w:rPr>
+                <w:rFonts w:ascii="Segoe UI" w:eastAsia="Times New Roman" w:hAnsi="Segoe UI" w:cs="Segoe UI"/>
+                <w:sz w:val="24"/>
+                <w:szCs w:val="24"/>
+                <w:lang w:eastAsia="es-AR"/>
+              </w:rPr>
+              <w:t>$9.19</w:t>
+            </w:r>
+          </w:p>
+        </w:tc>
+      </w:tr>
+      <w:tr>
+        <w:trPr>
+          <w:tblCellSpacing w:w="15" w:type="dxa"/>
+        </w:trPr>
+        <w:tc>
+          <w:tcPr>
+            <w:tcW w:w="0" w:type="auto"/>
+            <w:tcBorders>
+              <w:top w:val="single" w:sz="6" w:space="0" w:color="C4C7C5"/>
+              <w:left w:val="single" w:sz="6" w:space="0" w:color="C4C7C5"/>
+              <w:bottom w:val="single" w:sz="6" w:space="0" w:color="C4C7C5"/>
+              <w:right w:val="single" w:sz="6" w:space="0" w:color="C4C7C5"/>
+            </w:tcBorders>
+            <w:tcMar>
+              <w:top w:w="120" w:type="dxa"/>
+              <w:left w:w="180" w:type="dxa"/>
+              <w:bottom w:w="120" w:type="dxa"/>
+              <w:right w:w="180" w:type="dxa"/>
+            </w:tcMar>
+            <w:vAlign w:val="center"/>
+            <w:hideMark/>
+          </w:tcPr>
+          <w:p>
+            <w:pPr>
+              <w:spacing w:after="480" w:line="240" w:lineRule="auto"/>
+              <w:rPr>
+                <w:rFonts w:ascii="Segoe UI" w:eastAsia="Times New Roman" w:hAnsi="Segoe UI" w:cs="Segoe UI"/>
+                <w:sz w:val="24"/>
+                <w:szCs w:val="24"/>
+                <w:lang w:eastAsia="es-AR"/>
+              </w:rPr>
+            </w:pPr>
+            <w:hyperlink r:id="rId10" w:anchor="origin=share&amp;sid=share&amp;wid=MLA3386298610&amp;action=copy" w:history="1">
+              <w:r>
+                <w:rPr>
+                  <w:rStyle w:val="Hipervnculo"/>
+                  <w:rFonts w:ascii="Segoe UI" w:eastAsia="Times New Roman" w:hAnsi="Segoe UI" w:cs="Segoe UI"/>
+                  <w:sz w:val="24"/>
+                  <w:szCs w:val="24"/>
+                  <w:lang w:eastAsia="es-AR"/>
+                </w:rPr>
+                <w:t>Sensores de efecto Hall (Ejes X/Y)</w:t>
+              </w:r>
+            </w:hyperlink>
+          </w:p>
+        </w:tc>
+        <w:tc>
+          <w:tcPr>
+            <w:tcW w:w="0" w:type="auto"/>
+            <w:tcBorders>
+              <w:top w:val="single" w:sz="6" w:space="0" w:color="C4C7C5"/>
+              <w:left w:val="single" w:sz="6" w:space="0" w:color="C4C7C5"/>
+              <w:bottom w:val="single" w:sz="6" w:space="0" w:color="C4C7C5"/>
+              <w:right w:val="single" w:sz="6" w:space="0" w:color="C4C7C5"/>
+            </w:tcBorders>
+            <w:tcMar>
+              <w:top w:w="120" w:type="dxa"/>
+              <w:left w:w="180" w:type="dxa"/>
+              <w:bottom w:w="120" w:type="dxa"/>
+              <w:right w:w="180" w:type="dxa"/>
+            </w:tcMar>
+            <w:vAlign w:val="center"/>
+            <w:hideMark/>
+          </w:tcPr>
+          <w:p>
+            <w:pPr>
+              <w:spacing w:after="480" w:line="240" w:lineRule="auto"/>
+              <w:rPr>
+                <w:rFonts w:ascii="Segoe UI" w:eastAsia="Times New Roman" w:hAnsi="Segoe UI" w:cs="Segoe UI"/>
+                <w:sz w:val="24"/>
+                <w:szCs w:val="24"/>
+                <w:lang w:eastAsia="es-AR"/>
+              </w:rPr>
+            </w:pPr>
+            <w:r>
+              <w:rPr>
+                <w:rFonts w:ascii="Segoe UI" w:eastAsia="Times New Roman" w:hAnsi="Segoe UI" w:cs="Segoe UI"/>
+                <w:sz w:val="24"/>
+                <w:szCs w:val="24"/>
+                <w:lang w:eastAsia="es-AR"/>
+              </w:rPr>
+              <w:t>2</w:t>
+            </w:r>
+          </w:p>
+        </w:tc>
+        <w:tc>
+          <w:tcPr>
+            <w:tcW w:w="0" w:type="auto"/>
+            <w:tcBorders>
+              <w:top w:val="single" w:sz="6" w:space="0" w:color="C4C7C5"/>
+              <w:left w:val="single" w:sz="6" w:space="0" w:color="C4C7C5"/>
+              <w:bottom w:val="single" w:sz="6" w:space="0" w:color="C4C7C5"/>
+              <w:right w:val="single" w:sz="6" w:space="0" w:color="C4C7C5"/>
+            </w:tcBorders>
+            <w:tcMar>
+              <w:top w:w="120" w:type="dxa"/>
+              <w:left w:w="180" w:type="dxa"/>
+              <w:bottom w:w="120" w:type="dxa"/>
+              <w:right w:w="180" w:type="dxa"/>
+            </w:tcMar>
+            <w:vAlign w:val="center"/>
+            <w:hideMark/>
+          </w:tcPr>
+          <w:p>
+            <w:pPr>
+              <w:spacing w:after="480" w:line="240" w:lineRule="auto"/>
+              <w:rPr>
+                <w:rFonts w:ascii="Segoe UI" w:eastAsia="Times New Roman" w:hAnsi="Segoe UI" w:cs="Segoe UI"/>
+                <w:sz w:val="24"/>
+                <w:szCs w:val="24"/>
+                <w:lang w:eastAsia="es-AR"/>
+              </w:rPr>
+            </w:pPr>
+            <w:r>
+              <w:rPr>
+                <w:rFonts w:ascii="Segoe UI" w:eastAsia="Times New Roman" w:hAnsi="Segoe UI" w:cs="Segoe UI"/>
+                <w:sz w:val="24"/>
+                <w:szCs w:val="24"/>
+                <w:lang w:eastAsia="es-AR"/>
+              </w:rPr>
+              <w:t>$7.30 ($3.65 c/u)</w:t>
+            </w:r>
+          </w:p>
+        </w:tc>
+      </w:tr>
+      <w:tr>
+        <w:trPr>
+          <w:tblCellSpacing w:w="15" w:type="dxa"/>
+        </w:trPr>
+        <w:tc>
+          <w:tcPr>
+            <w:tcW w:w="0" w:type="auto"/>
+            <w:tcBorders>
+              <w:top w:val="single" w:sz="6" w:space="0" w:color="C4C7C5"/>
+              <w:left w:val="single" w:sz="6" w:space="0" w:color="C4C7C5"/>
+              <w:bottom w:val="single" w:sz="6" w:space="0" w:color="C4C7C5"/>
+              <w:right w:val="single" w:sz="6" w:space="0" w:color="C4C7C5"/>
+            </w:tcBorders>
+            <w:tcMar>
+              <w:top w:w="120" w:type="dxa"/>
+              <w:left w:w="180" w:type="dxa"/>
+              <w:bottom w:w="120" w:type="dxa"/>
+              <w:right w:w="180" w:type="dxa"/>
+            </w:tcMar>
+            <w:vAlign w:val="center"/>
+            <w:hideMark/>
+          </w:tcPr>
+          <w:p>
+            <w:pPr>
+              <w:spacing w:after="480" w:line="240" w:lineRule="auto"/>
+              <w:rPr>
+                <w:rFonts w:ascii="Segoe UI" w:eastAsia="Times New Roman" w:hAnsi="Segoe UI" w:cs="Segoe UI"/>
+                <w:sz w:val="24"/>
+                <w:szCs w:val="24"/>
+                <w:lang w:eastAsia="es-AR"/>
+              </w:rPr>
+            </w:pPr>
+            <w:hyperlink r:id="rId11" w:anchor="origin=share&amp;sid=share&amp;wid=MLA767606277&amp;action=copy" w:history="1">
+              <w:r>
+                <w:rPr>
+                  <w:rStyle w:val="Hipervnculo"/>
+                  <w:rFonts w:ascii="Segoe UI" w:eastAsia="Times New Roman" w:hAnsi="Segoe UI" w:cs="Segoe UI"/>
+                  <w:sz w:val="24"/>
+                  <w:szCs w:val="24"/>
+                  <w:lang w:eastAsia="es-AR"/>
+                </w:rPr>
+                <w:t>Potenciómetro deslizable o rotativo (Acelerador)</w:t>
+              </w:r>
+            </w:hyperlink>
+          </w:p>
+        </w:tc>
+        <w:tc>
+          <w:tcPr>
+            <w:tcW w:w="0" w:type="auto"/>
+            <w:tcBorders>
+              <w:top w:val="single" w:sz="6" w:space="0" w:color="C4C7C5"/>
+              <w:left w:val="single" w:sz="6" w:space="0" w:color="C4C7C5"/>
+              <w:bottom w:val="single" w:sz="6" w:space="0" w:color="C4C7C5"/>
+              <w:right w:val="single" w:sz="6" w:space="0" w:color="C4C7C5"/>
+            </w:tcBorders>
+            <w:tcMar>
+              <w:top w:w="120" w:type="dxa"/>
+              <w:left w:w="180" w:type="dxa"/>
+              <w:bottom w:w="120" w:type="dxa"/>
+              <w:right w:w="180" w:type="dxa"/>
+            </w:tcMar>
+            <w:vAlign w:val="center"/>
+            <w:hideMark/>
+          </w:tcPr>
+          <w:p>
+            <w:pPr>
+              <w:spacing w:after="480" w:line="240" w:lineRule="auto"/>
+              <w:rPr>
+                <w:rFonts w:ascii="Segoe UI" w:eastAsia="Times New Roman" w:hAnsi="Segoe UI" w:cs="Segoe UI"/>
+                <w:sz w:val="24"/>
+                <w:szCs w:val="24"/>
+                <w:lang w:eastAsia="es-AR"/>
+              </w:rPr>
+            </w:pPr>
+            <w:r>
+              <w:rPr>
+                <w:rFonts w:ascii="Segoe UI" w:eastAsia="Times New Roman" w:hAnsi="Segoe UI" w:cs="Segoe UI"/>
+                <w:sz w:val="24"/>
+                <w:szCs w:val="24"/>
+                <w:lang w:eastAsia="es-AR"/>
+              </w:rPr>
+              <w:t>1</w:t>
+            </w:r>
+          </w:p>
+        </w:tc>
+        <w:tc>
+          <w:tcPr>
+            <w:tcW w:w="0" w:type="auto"/>
+            <w:tcBorders>
+              <w:top w:val="single" w:sz="6" w:space="0" w:color="C4C7C5"/>
+              <w:left w:val="single" w:sz="6" w:space="0" w:color="C4C7C5"/>
+              <w:bottom w:val="single" w:sz="6" w:space="0" w:color="C4C7C5"/>
+              <w:right w:val="single" w:sz="6" w:space="0" w:color="C4C7C5"/>
+            </w:tcBorders>
+            <w:tcMar>
+              <w:top w:w="120" w:type="dxa"/>
+              <w:left w:w="180" w:type="dxa"/>
+              <w:bottom w:w="120" w:type="dxa"/>
+              <w:right w:w="180" w:type="dxa"/>
+            </w:tcMar>
+            <w:vAlign w:val="center"/>
+            <w:hideMark/>
+          </w:tcPr>
+          <w:p>
+            <w:pPr>
+              <w:spacing w:after="480" w:line="240" w:lineRule="auto"/>
+              <w:rPr>
+                <w:rFonts w:ascii="Segoe UI" w:eastAsia="Times New Roman" w:hAnsi="Segoe UI" w:cs="Segoe UI"/>
+                <w:sz w:val="24"/>
+                <w:szCs w:val="24"/>
+                <w:lang w:eastAsia="es-AR"/>
+              </w:rPr>
+            </w:pPr>
+            <w:r>
+              <w:rPr>
+                <w:rFonts w:ascii="Segoe UI" w:eastAsia="Times New Roman" w:hAnsi="Segoe UI" w:cs="Segoe UI"/>
+                <w:sz w:val="24"/>
+                <w:szCs w:val="24"/>
+                <w:lang w:eastAsia="es-AR"/>
+              </w:rPr>
+              <w:t>$4.67</w:t>
+            </w:r>
+          </w:p>
+        </w:tc>
+      </w:tr>
+      <w:tr>
+        <w:trPr>
+          <w:tblCellSpacing w:w="15" w:type="dxa"/>
+        </w:trPr>
+        <w:tc>
+          <w:tcPr>
+            <w:tcW w:w="0" w:type="auto"/>
+            <w:tcBorders>
+              <w:top w:val="single" w:sz="6" w:space="0" w:color="C4C7C5"/>
+              <w:left w:val="single" w:sz="6" w:space="0" w:color="C4C7C5"/>
+              <w:bottom w:val="single" w:sz="6" w:space="0" w:color="C4C7C5"/>
+              <w:right w:val="single" w:sz="6" w:space="0" w:color="C4C7C5"/>
+            </w:tcBorders>
+            <w:tcMar>
+              <w:top w:w="120" w:type="dxa"/>
+              <w:left w:w="180" w:type="dxa"/>
+              <w:bottom w:w="120" w:type="dxa"/>
+              <w:right w:w="180" w:type="dxa"/>
+            </w:tcMar>
+            <w:vAlign w:val="center"/>
+            <w:hideMark/>
+          </w:tcPr>
+          <w:p>
+            <w:pPr>
+              <w:spacing w:after="480" w:line="240" w:lineRule="auto"/>
+              <w:rPr>
+                <w:rFonts w:ascii="Segoe UI" w:eastAsia="Times New Roman" w:hAnsi="Segoe UI" w:cs="Segoe UI"/>
+                <w:sz w:val="24"/>
+                <w:szCs w:val="24"/>
+                <w:lang w:eastAsia="es-AR"/>
+              </w:rPr>
+            </w:pPr>
+            <w:hyperlink r:id="rId12" w:history="1">
+              <w:r>
+                <w:rPr>
+                  <w:rStyle w:val="Hipervnculo"/>
+                  <w:rFonts w:ascii="Segoe UI" w:eastAsia="Times New Roman" w:hAnsi="Segoe UI" w:cs="Segoe UI"/>
+                  <w:sz w:val="24"/>
+                  <w:szCs w:val="24"/>
+                  <w:lang w:eastAsia="es-AR"/>
+                </w:rPr>
+                <w:t>Pulsadores / Botones para chasis</w:t>
+              </w:r>
+            </w:hyperlink>
+          </w:p>
+        </w:tc>
+        <w:tc>
+          <w:tcPr>
+            <w:tcW w:w="0" w:type="auto"/>
+            <w:tcBorders>
+              <w:top w:val="single" w:sz="6" w:space="0" w:color="C4C7C5"/>
+              <w:left w:val="single" w:sz="6" w:space="0" w:color="C4C7C5"/>
+              <w:bottom w:val="single" w:sz="6" w:space="0" w:color="C4C7C5"/>
+              <w:right w:val="single" w:sz="6" w:space="0" w:color="C4C7C5"/>
+            </w:tcBorders>
+            <w:tcMar>
+              <w:top w:w="120" w:type="dxa"/>
+              <w:left w:w="180" w:type="dxa"/>
+              <w:bottom w:w="120" w:type="dxa"/>
+              <w:right w:w="180" w:type="dxa"/>
+            </w:tcMar>
+            <w:vAlign w:val="center"/>
+            <w:hideMark/>
+          </w:tcPr>
+          <w:p>
+            <w:pPr>
+              <w:spacing w:after="480" w:line="240" w:lineRule="auto"/>
+              <w:rPr>
+                <w:rFonts w:ascii="Segoe UI" w:eastAsia="Times New Roman" w:hAnsi="Segoe UI" w:cs="Segoe UI"/>
+                <w:sz w:val="24"/>
+                <w:szCs w:val="24"/>
+                <w:lang w:eastAsia="es-AR"/>
+              </w:rPr>
+            </w:pPr>
+            <w:r>
+              <w:rPr>
+                <w:rFonts w:ascii="Segoe UI" w:eastAsia="Times New Roman" w:hAnsi="Segoe UI" w:cs="Segoe UI"/>
+                <w:sz w:val="24"/>
+                <w:szCs w:val="24"/>
+                <w:lang w:eastAsia="es-AR"/>
+              </w:rPr>
+              <w:t>4-6</w:t>
+            </w:r>
+          </w:p>
+        </w:tc>
+        <w:tc>
+          <w:tcPr>
+            <w:tcW w:w="0" w:type="auto"/>
+            <w:tcBorders>
+              <w:top w:val="single" w:sz="6" w:space="0" w:color="C4C7C5"/>
+              <w:left w:val="single" w:sz="6" w:space="0" w:color="C4C7C5"/>
+              <w:bottom w:val="single" w:sz="6" w:space="0" w:color="C4C7C5"/>
+              <w:right w:val="single" w:sz="6" w:space="0" w:color="C4C7C5"/>
+            </w:tcBorders>
+            <w:tcMar>
+              <w:top w:w="120" w:type="dxa"/>
+              <w:left w:w="180" w:type="dxa"/>
+              <w:bottom w:w="120" w:type="dxa"/>
+              <w:right w:w="180" w:type="dxa"/>
+            </w:tcMar>
+            <w:vAlign w:val="center"/>
+            <w:hideMark/>
+          </w:tcPr>
+          <w:p>
+            <w:pPr>
+              <w:spacing w:after="480" w:line="240" w:lineRule="auto"/>
+              <w:rPr>
+                <w:rFonts w:ascii="Segoe UI" w:eastAsia="Times New Roman" w:hAnsi="Segoe UI" w:cs="Segoe UI"/>
+                <w:sz w:val="24"/>
+                <w:szCs w:val="24"/>
+                <w:lang w:eastAsia="es-AR"/>
+              </w:rPr>
+            </w:pPr>
+            <w:r>
+              <w:rPr>
+                <w:rFonts w:ascii="Segoe UI" w:eastAsia="Times New Roman" w:hAnsi="Segoe UI" w:cs="Segoe UI"/>
+                <w:sz w:val="24"/>
+                <w:szCs w:val="24"/>
+                <w:lang w:eastAsia="es-AR"/>
+              </w:rPr>
+              <w:t>$3.50</w:t>
+            </w:r>
+          </w:p>
+        </w:tc>
+      </w:tr>
+      <w:tr>
+        <w:trPr>
+          <w:tblCellSpacing w:w="15" w:type="dxa"/>
+        </w:trPr>
+        <w:tc>
+          <w:tcPr>
+            <w:tcW w:w="0" w:type="auto"/>
+            <w:tcBorders>
+              <w:top w:val="single" w:sz="6" w:space="0" w:color="C4C7C5"/>
+              <w:left w:val="single" w:sz="6" w:space="0" w:color="C4C7C5"/>
+              <w:bottom w:val="single" w:sz="6" w:space="0" w:color="C4C7C5"/>
+              <w:right w:val="single" w:sz="6" w:space="0" w:color="C4C7C5"/>
+            </w:tcBorders>
+            <w:tcMar>
+              <w:top w:w="120" w:type="dxa"/>
+              <w:left w:w="180" w:type="dxa"/>
+              <w:bottom w:w="120" w:type="dxa"/>
+              <w:right w:w="180" w:type="dxa"/>
+            </w:tcMar>
+            <w:vAlign w:val="center"/>
+            <w:hideMark/>
+          </w:tcPr>
+          <w:p>
+            <w:pPr>
+              <w:spacing w:after="480" w:line="240" w:lineRule="auto"/>
+              <w:rPr>
+                <w:rFonts w:ascii="Segoe UI" w:eastAsia="Times New Roman" w:hAnsi="Segoe UI" w:cs="Segoe UI"/>
+                <w:sz w:val="24"/>
+                <w:szCs w:val="24"/>
+                <w:lang w:eastAsia="es-AR"/>
+              </w:rPr>
+            </w:pPr>
+            <w:hyperlink r:id="rId13" w:anchor="origin=share&amp;sid=share&amp;wid=MLA1498900653&amp;action=copy" w:history="1">
+              <w:r>
+                <w:rPr>
+                  <w:rStyle w:val="Hipervnculo"/>
+                  <w:rFonts w:ascii="Segoe UI" w:eastAsia="Times New Roman" w:hAnsi="Segoe UI" w:cs="Segoe UI"/>
+                  <w:sz w:val="24"/>
+                  <w:szCs w:val="24"/>
+                  <w:lang w:eastAsia="es-AR"/>
+                </w:rPr>
+                <w:t>Motor de vibración con oscilador</w:t>
+              </w:r>
+            </w:hyperlink>
+          </w:p>
+        </w:tc>
+        <w:tc>
+          <w:tcPr>
+            <w:tcW w:w="0" w:type="auto"/>
+            <w:tcBorders>
+              <w:top w:val="single" w:sz="6" w:space="0" w:color="C4C7C5"/>
+              <w:left w:val="single" w:sz="6" w:space="0" w:color="C4C7C5"/>
+              <w:bottom w:val="single" w:sz="6" w:space="0" w:color="C4C7C5"/>
+              <w:right w:val="single" w:sz="6" w:space="0" w:color="C4C7C5"/>
+            </w:tcBorders>
+            <w:tcMar>
+              <w:top w:w="120" w:type="dxa"/>
+              <w:left w:w="180" w:type="dxa"/>
+              <w:bottom w:w="120" w:type="dxa"/>
+              <w:right w:w="180" w:type="dxa"/>
+            </w:tcMar>
+            <w:vAlign w:val="center"/>
+            <w:hideMark/>
+          </w:tcPr>
+          <w:p>
+            <w:pPr>
+              <w:spacing w:after="480" w:line="240" w:lineRule="auto"/>
+              <w:rPr>
+                <w:rFonts w:ascii="Segoe UI" w:eastAsia="Times New Roman" w:hAnsi="Segoe UI" w:cs="Segoe UI"/>
+                <w:sz w:val="24"/>
+                <w:szCs w:val="24"/>
+                <w:lang w:eastAsia="es-AR"/>
+              </w:rPr>
+            </w:pPr>
+            <w:r>
+              <w:rPr>
+                <w:rFonts w:ascii="Segoe UI" w:eastAsia="Times New Roman" w:hAnsi="Segoe UI" w:cs="Segoe UI"/>
+                <w:sz w:val="24"/>
+                <w:szCs w:val="24"/>
+                <w:lang w:eastAsia="es-AR"/>
+              </w:rPr>
+              <w:t>1</w:t>
+            </w:r>
+          </w:p>
+        </w:tc>
+        <w:tc>
+          <w:tcPr>
+            <w:tcW w:w="0" w:type="auto"/>
+            <w:tcBorders>
+              <w:top w:val="single" w:sz="6" w:space="0" w:color="C4C7C5"/>
+              <w:left w:val="single" w:sz="6" w:space="0" w:color="C4C7C5"/>
+              <w:bottom w:val="single" w:sz="6" w:space="0" w:color="C4C7C5"/>
+              <w:right w:val="single" w:sz="6" w:space="0" w:color="C4C7C5"/>
+            </w:tcBorders>
+            <w:tcMar>
+              <w:top w:w="120" w:type="dxa"/>
+              <w:left w:w="180" w:type="dxa"/>
+              <w:bottom w:w="120" w:type="dxa"/>
+              <w:right w:w="180" w:type="dxa"/>
+            </w:tcMar>
+            <w:vAlign w:val="center"/>
+            <w:hideMark/>
+          </w:tcPr>
+          <w:p>
+            <w:pPr>
+              <w:spacing w:after="480" w:line="240" w:lineRule="auto"/>
+              <w:rPr>
+                <w:rFonts w:ascii="Segoe UI" w:eastAsia="Times New Roman" w:hAnsi="Segoe UI" w:cs="Segoe UI"/>
+                <w:sz w:val="24"/>
+                <w:szCs w:val="24"/>
+                <w:lang w:eastAsia="es-AR"/>
+              </w:rPr>
+            </w:pPr>
+            <w:r>
+              <w:rPr>
+                <w:rFonts w:ascii="Segoe UI" w:eastAsia="Times New Roman" w:hAnsi="Segoe UI" w:cs="Segoe UI"/>
+                <w:sz w:val="24"/>
+                <w:szCs w:val="24"/>
+                <w:lang w:eastAsia="es-AR"/>
+              </w:rPr>
+              <w:t>$5.23</w:t>
+            </w:r>
+          </w:p>
+        </w:tc>
+      </w:tr>
+      <w:tr>
+        <w:trPr>
+          <w:tblCellSpacing w:w="15" w:type="dxa"/>
+        </w:trPr>
+        <w:tc>
+          <w:tcPr>
+            <w:tcW w:w="0" w:type="auto"/>
+            <w:tcBorders>
+              <w:top w:val="single" w:sz="6" w:space="0" w:color="C4C7C5"/>
+              <w:left w:val="single" w:sz="6" w:space="0" w:color="C4C7C5"/>
+              <w:bottom w:val="single" w:sz="6" w:space="0" w:color="C4C7C5"/>
+              <w:right w:val="single" w:sz="6" w:space="0" w:color="C4C7C5"/>
+            </w:tcBorders>
+            <w:tcMar>
+              <w:top w:w="120" w:type="dxa"/>
+              <w:left w:w="180" w:type="dxa"/>
+              <w:bottom w:w="120" w:type="dxa"/>
+              <w:right w:w="180" w:type="dxa"/>
+            </w:tcMar>
+            <w:vAlign w:val="center"/>
+            <w:hideMark/>
+          </w:tcPr>
+          <w:p>
+            <w:pPr>
+              <w:spacing w:after="480" w:line="240" w:lineRule="auto"/>
+              <w:rPr>
+                <w:rFonts w:ascii="Segoe UI" w:eastAsia="Times New Roman" w:hAnsi="Segoe UI" w:cs="Segoe UI"/>
+                <w:sz w:val="24"/>
+                <w:szCs w:val="24"/>
+                <w:lang w:eastAsia="es-AR"/>
+              </w:rPr>
+            </w:pPr>
+            <w:hyperlink r:id="rId14" w:anchor="origin=share&amp;sid=share&amp;action=copy" w:history="1">
+              <w:r>
+                <w:rPr>
+                  <w:rStyle w:val="Hipervnculo"/>
+                  <w:rFonts w:ascii="Segoe UI" w:eastAsia="Times New Roman" w:hAnsi="Segoe UI" w:cs="Segoe UI"/>
+                  <w:sz w:val="24"/>
+                  <w:szCs w:val="24"/>
+                  <w:lang w:eastAsia="es-AR"/>
+                </w:rPr>
+                <w:t>Cables de conexión y conectores</w:t>
+              </w:r>
+            </w:hyperlink>
+          </w:p>
+        </w:tc>
+        <w:tc>
+          <w:tcPr>
+            <w:tcW w:w="0" w:type="auto"/>
+            <w:tcBorders>
+              <w:top w:val="single" w:sz="6" w:space="0" w:color="C4C7C5"/>
+              <w:left w:val="single" w:sz="6" w:space="0" w:color="C4C7C5"/>
+              <w:bottom w:val="single" w:sz="6" w:space="0" w:color="C4C7C5"/>
+              <w:right w:val="single" w:sz="6" w:space="0" w:color="C4C7C5"/>
+            </w:tcBorders>
+            <w:tcMar>
+              <w:top w:w="120" w:type="dxa"/>
+              <w:left w:w="180" w:type="dxa"/>
+              <w:bottom w:w="120" w:type="dxa"/>
+              <w:right w:w="180" w:type="dxa"/>
+            </w:tcMar>
+            <w:vAlign w:val="center"/>
+            <w:hideMark/>
+          </w:tcPr>
+          <w:p>
+            <w:pPr>
+              <w:spacing w:after="480" w:line="240" w:lineRule="auto"/>
+              <w:rPr>
+                <w:rFonts w:ascii="Segoe UI" w:eastAsia="Times New Roman" w:hAnsi="Segoe UI" w:cs="Segoe UI"/>
+                <w:sz w:val="24"/>
+                <w:szCs w:val="24"/>
+                <w:lang w:eastAsia="es-AR"/>
+              </w:rPr>
+            </w:pPr>
+            <w:r>
+              <w:rPr>
+                <w:rFonts w:ascii="Segoe UI" w:eastAsia="Times New Roman" w:hAnsi="Segoe UI" w:cs="Segoe UI"/>
+                <w:sz w:val="24"/>
+                <w:szCs w:val="24"/>
+                <w:lang w:eastAsia="es-AR"/>
+              </w:rPr>
+              <w:t>-</w:t>
+            </w:r>
+          </w:p>
+        </w:tc>
+        <w:tc>
+          <w:tcPr>
+            <w:tcW w:w="0" w:type="auto"/>
+            <w:tcBorders>
+              <w:top w:val="single" w:sz="6" w:space="0" w:color="C4C7C5"/>
+              <w:left w:val="single" w:sz="6" w:space="0" w:color="C4C7C5"/>
+              <w:bottom w:val="single" w:sz="6" w:space="0" w:color="C4C7C5"/>
+              <w:right w:val="single" w:sz="6" w:space="0" w:color="C4C7C5"/>
+            </w:tcBorders>
+            <w:tcMar>
+              <w:top w:w="120" w:type="dxa"/>
+              <w:left w:w="180" w:type="dxa"/>
+              <w:bottom w:w="120" w:type="dxa"/>
+              <w:right w:w="180" w:type="dxa"/>
+            </w:tcMar>
+            <w:vAlign w:val="center"/>
+            <w:hideMark/>
+          </w:tcPr>
+          <w:p>
+            <w:pPr>
+              <w:spacing w:after="480" w:line="240" w:lineRule="auto"/>
+              <w:rPr>
+                <w:rFonts w:ascii="Segoe UI" w:eastAsia="Times New Roman" w:hAnsi="Segoe UI" w:cs="Segoe UI"/>
+                <w:sz w:val="24"/>
+                <w:szCs w:val="24"/>
+                <w:lang w:eastAsia="es-AR"/>
+              </w:rPr>
+            </w:pPr>
+            <w:r>
+              <w:rPr>
+                <w:rFonts w:ascii="Segoe UI" w:eastAsia="Times New Roman" w:hAnsi="Segoe UI" w:cs="Segoe UI"/>
+                <w:sz w:val="24"/>
+                <w:szCs w:val="24"/>
+                <w:lang w:eastAsia="es-AR"/>
+              </w:rPr>
+              <w:t>$5.25</w:t>
+            </w:r>
+          </w:p>
+        </w:tc>
+      </w:tr>
+      <w:tr>
+        <w:trPr>
+          <w:tblCellSpacing w:w="15" w:type="dxa"/>
+        </w:trPr>
+        <w:tc>
+          <w:tcPr>
+            <w:tcW w:w="0" w:type="auto"/>
+            <w:tcBorders>
+              <w:top w:val="single" w:sz="6" w:space="0" w:color="C4C7C5"/>
+              <w:left w:val="single" w:sz="6" w:space="0" w:color="C4C7C5"/>
+              <w:bottom w:val="single" w:sz="6" w:space="0" w:color="C4C7C5"/>
+              <w:right w:val="single" w:sz="6" w:space="0" w:color="C4C7C5"/>
+            </w:tcBorders>
+            <w:tcMar>
+              <w:top w:w="120" w:type="dxa"/>
+              <w:left w:w="180" w:type="dxa"/>
+              <w:bottom w:w="120" w:type="dxa"/>
+              <w:right w:w="180" w:type="dxa"/>
+            </w:tcMar>
+            <w:vAlign w:val="center"/>
+            <w:hideMark/>
+          </w:tcPr>
+          <w:p>
+            <w:pPr>
+              <w:spacing w:after="480" w:line="240" w:lineRule="auto"/>
+              <w:rPr>
+                <w:rFonts w:ascii="Segoe UI" w:eastAsia="Times New Roman" w:hAnsi="Segoe UI" w:cs="Segoe UI"/>
+                <w:sz w:val="24"/>
+                <w:szCs w:val="24"/>
+                <w:lang w:eastAsia="es-AR"/>
+              </w:rPr>
+            </w:pPr>
+            <w:hyperlink r:id="rId15" w:anchor="polycard_client=search-desktop&amp;be_origin=backend&amp;search_layout=grid&amp;position=5&amp;type=product&amp;tracking_id=615bc5a8-7abe-4439-bdea-844cbaf6d9c1&amp;wid=MLA1554369641&amp;sid=search" w:history="1">
+              <w:r>
+                <w:rPr>
+                  <w:rStyle w:val="Hipervnculo"/>
+                  <w:rFonts w:ascii="Segoe UI" w:eastAsia="Times New Roman" w:hAnsi="Segoe UI" w:cs="Segoe UI"/>
+                  <w:sz w:val="24"/>
+                  <w:szCs w:val="24"/>
+                  <w:lang w:eastAsia="es-AR"/>
+                </w:rPr>
+                <w:t>Filamento PLA para impresión 3D (Estructura)</w:t>
+              </w:r>
+            </w:hyperlink>
+          </w:p>
+        </w:tc>
+        <w:tc>
+          <w:tcPr>
+            <w:tcW w:w="0" w:type="auto"/>
+            <w:tcBorders>
+              <w:top w:val="single" w:sz="6" w:space="0" w:color="C4C7C5"/>
+              <w:left w:val="single" w:sz="6" w:space="0" w:color="C4C7C5"/>
+              <w:bottom w:val="single" w:sz="6" w:space="0" w:color="C4C7C5"/>
+              <w:right w:val="single" w:sz="6" w:space="0" w:color="C4C7C5"/>
+            </w:tcBorders>
+            <w:tcMar>
+              <w:top w:w="120" w:type="dxa"/>
+              <w:left w:w="180" w:type="dxa"/>
+              <w:bottom w:w="120" w:type="dxa"/>
+              <w:right w:w="180" w:type="dxa"/>
+            </w:tcMar>
+            <w:vAlign w:val="center"/>
+            <w:hideMark/>
+          </w:tcPr>
+          <w:p>
+            <w:pPr>
+              <w:spacing w:after="480" w:line="240" w:lineRule="auto"/>
+              <w:rPr>
+                <w:rFonts w:ascii="Segoe UI" w:eastAsia="Times New Roman" w:hAnsi="Segoe UI" w:cs="Segoe UI"/>
+                <w:sz w:val="24"/>
+                <w:szCs w:val="24"/>
+                <w:lang w:eastAsia="es-AR"/>
+              </w:rPr>
+            </w:pPr>
+            <w:r>
+              <w:rPr>
+                <w:rFonts w:ascii="Segoe UI" w:eastAsia="Times New Roman" w:hAnsi="Segoe UI" w:cs="Segoe UI"/>
+                <w:sz w:val="24"/>
+                <w:szCs w:val="24"/>
+                <w:lang w:eastAsia="es-AR"/>
+              </w:rPr>
+              <w:t>~350g</w:t>
+            </w:r>
+          </w:p>
+        </w:tc>
+        <w:tc>
+          <w:tcPr>
+            <w:tcW w:w="0" w:type="auto"/>
+            <w:tcBorders>
+              <w:top w:val="single" w:sz="6" w:space="0" w:color="C4C7C5"/>
+              <w:left w:val="single" w:sz="6" w:space="0" w:color="C4C7C5"/>
+              <w:bottom w:val="single" w:sz="6" w:space="0" w:color="C4C7C5"/>
+              <w:right w:val="single" w:sz="6" w:space="0" w:color="C4C7C5"/>
+            </w:tcBorders>
+            <w:tcMar>
+              <w:top w:w="120" w:type="dxa"/>
+              <w:left w:w="180" w:type="dxa"/>
+              <w:bottom w:w="120" w:type="dxa"/>
+              <w:right w:w="180" w:type="dxa"/>
+            </w:tcMar>
+            <w:vAlign w:val="center"/>
+            <w:hideMark/>
+          </w:tcPr>
+          <w:p>
+            <w:pPr>
+              <w:spacing w:after="480" w:line="240" w:lineRule="auto"/>
+              <w:rPr>
+                <w:rFonts w:ascii="Segoe UI" w:eastAsia="Times New Roman" w:hAnsi="Segoe UI" w:cs="Segoe UI"/>
+                <w:sz w:val="24"/>
+                <w:szCs w:val="24"/>
+                <w:lang w:eastAsia="es-AR"/>
+              </w:rPr>
+            </w:pPr>
+            <w:r>
+              <w:rPr>
+                <w:rFonts w:ascii="Segoe UI" w:eastAsia="Times New Roman" w:hAnsi="Segoe UI" w:cs="Segoe UI"/>
+                <w:sz w:val="24"/>
+                <w:szCs w:val="24"/>
+                <w:lang w:eastAsia="es-AR"/>
+              </w:rPr>
+              <w:t>$11.48</w:t>
+            </w:r>
+          </w:p>
+        </w:tc>
+      </w:tr>
+      <w:tr>
+        <w:trPr>
+          <w:tblCellSpacing w:w="15" w:type="dxa"/>
+        </w:trPr>
+        <w:tc>
+          <w:tcPr>
+            <w:tcW w:w="0" w:type="auto"/>
+            <w:tcBorders>
+              <w:top w:val="single" w:sz="6" w:space="0" w:color="C4C7C5"/>
+              <w:left w:val="single" w:sz="6" w:space="0" w:color="C4C7C5"/>
+              <w:bottom w:val="single" w:sz="6" w:space="0" w:color="C4C7C5"/>
+              <w:right w:val="single" w:sz="6" w:space="0" w:color="C4C7C5"/>
+            </w:tcBorders>
+            <w:tcMar>
+              <w:top w:w="120" w:type="dxa"/>
+              <w:left w:w="180" w:type="dxa"/>
+              <w:bottom w:w="120" w:type="dxa"/>
+              <w:right w:w="180" w:type="dxa"/>
+            </w:tcMar>
+            <w:vAlign w:val="center"/>
+          </w:tcPr>
+          <w:p>
+            <w:pPr>
+              <w:spacing w:after="480" w:line="240" w:lineRule="auto"/>
+              <w:rPr>
+                <w:rFonts w:ascii="Segoe UI" w:eastAsia="Times New Roman" w:hAnsi="Segoe UI" w:cs="Segoe UI"/>
+                <w:sz w:val="24"/>
+                <w:szCs w:val="24"/>
+                <w:lang w:eastAsia="es-AR"/>
+              </w:rPr>
+            </w:pPr>
+            <w:hyperlink r:id="rId16" w:anchor="origin=share&amp;sid=share&amp;wid=MLA1482036547&amp;action=copy" w:history="1">
+              <w:r>
+                <w:rPr>
+                  <w:rStyle w:val="Hipervnculo"/>
+                  <w:rFonts w:ascii="Segoe UI" w:eastAsia="Times New Roman" w:hAnsi="Segoe UI" w:cs="Segoe UI"/>
+                  <w:sz w:val="24"/>
+                  <w:szCs w:val="24"/>
+                  <w:lang w:eastAsia="es-AR"/>
+                </w:rPr>
+                <w:t>Imanes</w:t>
+              </w:r>
+            </w:hyperlink>
+          </w:p>
+        </w:tc>
+        <w:tc>
+          <w:tcPr>
+            <w:tcW w:w="0" w:type="auto"/>
+            <w:tcBorders>
+              <w:top w:val="single" w:sz="6" w:space="0" w:color="C4C7C5"/>
+              <w:left w:val="single" w:sz="6" w:space="0" w:color="C4C7C5"/>
+              <w:bottom w:val="single" w:sz="6" w:space="0" w:color="C4C7C5"/>
+              <w:right w:val="single" w:sz="6" w:space="0" w:color="C4C7C5"/>
+            </w:tcBorders>
+            <w:tcMar>
+              <w:top w:w="120" w:type="dxa"/>
+              <w:left w:w="180" w:type="dxa"/>
+              <w:bottom w:w="120" w:type="dxa"/>
+              <w:right w:w="180" w:type="dxa"/>
+            </w:tcMar>
+            <w:vAlign w:val="center"/>
+          </w:tcPr>
+          <w:p>
+            <w:pPr>
+              <w:spacing w:after="480" w:line="240" w:lineRule="auto"/>
+              <w:rPr>
+                <w:rFonts w:ascii="Segoe UI" w:eastAsia="Times New Roman" w:hAnsi="Segoe UI" w:cs="Segoe UI"/>
+                <w:sz w:val="24"/>
+                <w:szCs w:val="24"/>
+                <w:lang w:eastAsia="es-AR"/>
+              </w:rPr>
+            </w:pPr>
+          </w:p>
+        </w:tc>
+        <w:tc>
+          <w:tcPr>
+            <w:tcW w:w="0" w:type="auto"/>
+            <w:tcBorders>
+              <w:top w:val="single" w:sz="6" w:space="0" w:color="C4C7C5"/>
+              <w:left w:val="single" w:sz="6" w:space="0" w:color="C4C7C5"/>
+              <w:bottom w:val="single" w:sz="6" w:space="0" w:color="C4C7C5"/>
+              <w:right w:val="single" w:sz="6" w:space="0" w:color="C4C7C5"/>
+            </w:tcBorders>
+            <w:tcMar>
+              <w:top w:w="120" w:type="dxa"/>
+              <w:left w:w="180" w:type="dxa"/>
+              <w:bottom w:w="120" w:type="dxa"/>
+              <w:right w:w="180" w:type="dxa"/>
+            </w:tcMar>
+            <w:vAlign w:val="center"/>
+          </w:tcPr>
+          <w:p>
+            <w:pPr>
+              <w:spacing w:after="480" w:line="240" w:lineRule="auto"/>
+              <w:rPr>
+                <w:rFonts w:ascii="Segoe UI" w:eastAsia="Times New Roman" w:hAnsi="Segoe UI" w:cs="Segoe UI"/>
+                <w:b/>
+                <w:sz w:val="24"/>
+                <w:szCs w:val="24"/>
+                <w:lang w:eastAsia="es-AR"/>
+              </w:rPr>
+            </w:pPr>
+            <w:r>
+              <w:rPr>
+                <w:rFonts w:ascii="Segoe UI" w:eastAsia="Times New Roman" w:hAnsi="Segoe UI" w:cs="Segoe UI"/>
+                <w:b/>
+                <w:sz w:val="24"/>
+                <w:szCs w:val="24"/>
+                <w:lang w:eastAsia="es-AR"/>
+              </w:rPr>
+              <w:t>$6,07</w:t>
+            </w:r>
+          </w:p>
+        </w:tc>
+      </w:tr>
+      <w:tr>
+        <w:trPr>
+          <w:tblCellSpacing w:w="15" w:type="dxa"/>
+        </w:trPr>
+        <w:tc>
+          <w:tcPr>
+            <w:tcW w:w="0" w:type="auto"/>
+            <w:tcBorders>
+              <w:top w:val="single" w:sz="6" w:space="0" w:color="C4C7C5"/>
+              <w:left w:val="single" w:sz="6" w:space="0" w:color="C4C7C5"/>
+              <w:bottom w:val="single" w:sz="6" w:space="0" w:color="C4C7C5"/>
+              <w:right w:val="single" w:sz="6" w:space="0" w:color="C4C7C5"/>
+            </w:tcBorders>
+            <w:tcMar>
+              <w:top w:w="120" w:type="dxa"/>
+              <w:left w:w="180" w:type="dxa"/>
+              <w:bottom w:w="120" w:type="dxa"/>
+              <w:right w:w="180" w:type="dxa"/>
+            </w:tcMar>
+            <w:vAlign w:val="center"/>
+            <w:hideMark/>
+          </w:tcPr>
+          <w:p>
+            <w:pPr>
+              <w:spacing w:after="480" w:line="240" w:lineRule="auto"/>
+              <w:rPr>
+                <w:rFonts w:ascii="Segoe UI" w:eastAsia="Times New Roman" w:hAnsi="Segoe UI" w:cs="Segoe UI"/>
+                <w:sz w:val="24"/>
+                <w:szCs w:val="24"/>
+                <w:lang w:eastAsia="es-AR"/>
+              </w:rPr>
+            </w:pPr>
+            <w:r>
+              <w:rPr>
+                <w:rFonts w:ascii="Segoe UI" w:eastAsia="Times New Roman" w:hAnsi="Segoe UI" w:cs="Segoe UI"/>
+                <w:b/>
+                <w:bCs/>
+                <w:sz w:val="24"/>
+                <w:szCs w:val="24"/>
+                <w:lang w:eastAsia="es-AR"/>
+              </w:rPr>
+              <w:t>Costo Total Estimado del Prototipo</w:t>
+            </w:r>
+          </w:p>
+        </w:tc>
+        <w:tc>
+          <w:tcPr>
+            <w:tcW w:w="0" w:type="auto"/>
+            <w:tcBorders>
+              <w:top w:val="single" w:sz="6" w:space="0" w:color="C4C7C5"/>
+              <w:left w:val="single" w:sz="6" w:space="0" w:color="C4C7C5"/>
+              <w:bottom w:val="single" w:sz="6" w:space="0" w:color="C4C7C5"/>
+              <w:right w:val="single" w:sz="6" w:space="0" w:color="C4C7C5"/>
+            </w:tcBorders>
+            <w:tcMar>
+              <w:top w:w="120" w:type="dxa"/>
+              <w:left w:w="180" w:type="dxa"/>
+              <w:bottom w:w="120" w:type="dxa"/>
+              <w:right w:w="180" w:type="dxa"/>
+            </w:tcMar>
+            <w:vAlign w:val="center"/>
+            <w:hideMark/>
+          </w:tcPr>
+          <w:p>
+            <w:pPr>
+              <w:spacing w:after="480" w:line="240" w:lineRule="auto"/>
+              <w:rPr>
+                <w:rFonts w:ascii="Segoe UI" w:eastAsia="Times New Roman" w:hAnsi="Segoe UI" w:cs="Segoe UI"/>
+                <w:sz w:val="24"/>
+                <w:szCs w:val="24"/>
+                <w:lang w:eastAsia="es-AR"/>
+              </w:rPr>
+            </w:pPr>
+          </w:p>
+        </w:tc>
+        <w:tc>
+          <w:tcPr>
+            <w:tcW w:w="0" w:type="auto"/>
+            <w:tcBorders>
+              <w:top w:val="single" w:sz="6" w:space="0" w:color="C4C7C5"/>
+              <w:left w:val="single" w:sz="6" w:space="0" w:color="C4C7C5"/>
+              <w:bottom w:val="single" w:sz="6" w:space="0" w:color="C4C7C5"/>
+              <w:right w:val="single" w:sz="6" w:space="0" w:color="C4C7C5"/>
+            </w:tcBorders>
+            <w:tcMar>
+              <w:top w:w="120" w:type="dxa"/>
+              <w:left w:w="180" w:type="dxa"/>
+              <w:bottom w:w="120" w:type="dxa"/>
+              <w:right w:w="180" w:type="dxa"/>
+            </w:tcMar>
+            <w:vAlign w:val="center"/>
+            <w:hideMark/>
+          </w:tcPr>
+          <w:p>
+            <w:pPr>
+              <w:spacing w:after="480" w:line="240" w:lineRule="auto"/>
+              <w:rPr>
+                <w:rFonts w:ascii="Segoe UI" w:eastAsia="Times New Roman" w:hAnsi="Segoe UI" w:cs="Segoe UI"/>
+                <w:b/>
+                <w:bCs/>
+                <w:sz w:val="24"/>
+                <w:szCs w:val="24"/>
+                <w:lang w:eastAsia="es-AR"/>
+              </w:rPr>
+            </w:pPr>
+            <w:r>
+              <w:rPr>
+                <w:rFonts w:ascii="Segoe UI" w:eastAsia="Times New Roman" w:hAnsi="Segoe UI" w:cs="Segoe UI"/>
+                <w:b/>
+                <w:bCs/>
+                <w:sz w:val="24"/>
+                <w:szCs w:val="24"/>
+                <w:lang w:eastAsia="es-AR"/>
+              </w:rPr>
+              <w:t>$46.62</w:t>
+            </w:r>
+          </w:p>
+        </w:tc>
+      </w:tr>
+    </w:tbl>
+    <w:p>
+      <w:pPr>
+        <w:rPr>
+          <w:lang w:val="es-ES"/>
+        </w:rPr>
+      </w:pPr>
     </w:p>
     <w:p>
       <w:pPr>
@@ -1421,7 +2731,7 @@
           <w:lang w:val="es-ES"/>
         </w:rPr>
         <w:drawing>
-          <wp:inline distT="0" distB="0" distL="0" distR="0" wp14:anchorId="7527A744" wp14:editId="564ECE1A">
+          <wp:inline distT="0" distB="0" distL="0" distR="0" wp14:anchorId="7527A744" wp14:editId="0B90E7D6">
             <wp:extent cx="2459827" cy="2529445"/>
             <wp:effectExtent l="76200" t="76200" r="131445" b="137795"/>
             <wp:docPr id="3" name="Imagen 3"/>
@@ -1438,7 +2748,7 @@
                     </pic:cNvPicPr>
                   </pic:nvPicPr>
                   <pic:blipFill rotWithShape="1">
-                    <a:blip r:embed="rId9" cstate="print">
+                    <a:blip r:embed="rId17" cstate="print">
                       <a:extLst>
                         <a:ext uri="{28A0092B-C50C-407E-A947-70E740481C1C}">
                           <a14:useLocalDpi xmlns:a14="http://schemas.microsoft.com/office/drawing/2010/main" val="0"/>
@@ -1510,7 +2820,7 @@
           <w:lang w:val="es-ES"/>
         </w:rPr>
         <w:drawing>
-          <wp:inline distT="0" distB="0" distL="0" distR="0" wp14:anchorId="03881C27" wp14:editId="434C0453">
+          <wp:inline distT="0" distB="0" distL="0" distR="0" wp14:anchorId="03881C27" wp14:editId="3E48D7F0">
             <wp:extent cx="2232562" cy="3335685"/>
             <wp:effectExtent l="76200" t="76200" r="130175" b="131445"/>
             <wp:docPr id="4" name="Imagen 4"/>
@@ -1527,7 +2837,7 @@
                     </pic:cNvPicPr>
                   </pic:nvPicPr>
                   <pic:blipFill rotWithShape="1">
-                    <a:blip r:embed="rId10" cstate="print">
+                    <a:blip r:embed="rId18" cstate="print">
                       <a:extLst>
                         <a:ext uri="{28A0092B-C50C-407E-A947-70E740481C1C}">
                           <a14:useLocalDpi xmlns:a14="http://schemas.microsoft.com/office/drawing/2010/main" val="0"/>
@@ -1579,13 +2889,7 @@
         <w:t>(</w:t>
       </w:r>
       <w:r>
-        <w:t>Vista</w:t>
-      </w:r>
-      <w:r>
-        <w:t xml:space="preserve"> lateral</w:t>
-      </w:r>
-      <w:r>
-        <w:t xml:space="preserve"> del prototipo</w:t>
+        <w:t>Vista lateral del prototipo</w:t>
       </w:r>
       <w:r>
         <w:t>)</w:t>
@@ -1593,17 +2897,19 @@
     </w:p>
     <w:p>
       <w:pPr>
-        <w:rPr>
-          <w:sz w:val="36"/>
-          <w:szCs w:val="36"/>
-          <w:lang w:val="es-ES"/>
-        </w:rPr>
-      </w:pPr>
-      <w:r>
-        <w:rPr>
-          <w:b/>
-          <w:sz w:val="36"/>
-          <w:szCs w:val="36"/>
+        <w:pStyle w:val="Ttulo2"/>
+        <w:rPr>
+          <w:b/>
+          <w:bCs/>
+          <w:color w:val="auto"/>
+          <w:lang w:val="es-ES"/>
+        </w:rPr>
+      </w:pPr>
+      <w:r>
+        <w:rPr>
+          <w:b/>
+          <w:bCs/>
+          <w:color w:val="auto"/>
           <w:lang w:val="es-ES"/>
         </w:rPr>
         <w:lastRenderedPageBreak/>
@@ -1612,8 +2918,8 @@
       <w:r>
         <w:rPr>
           <w:b/>
-          <w:sz w:val="36"/>
-          <w:szCs w:val="36"/>
+          <w:bCs/>
+          <w:color w:val="auto"/>
           <w:lang w:val="es-ES"/>
         </w:rPr>
         <w:t>4</w:t>
@@ -1703,7 +3009,7 @@
           <w:lang w:val="es-ES"/>
         </w:rPr>
         <w:drawing>
-          <wp:inline distT="0" distB="0" distL="0" distR="0" wp14:anchorId="1E53F609" wp14:editId="34EC337E">
+          <wp:inline distT="0" distB="0" distL="0" distR="0" wp14:anchorId="1E53F609" wp14:editId="396DA467">
             <wp:extent cx="2794958" cy="2367916"/>
             <wp:effectExtent l="76200" t="76200" r="139065" b="127635"/>
             <wp:docPr id="7" name="Imagen 7"/>
@@ -1718,7 +3024,7 @@
                     <pic:cNvPicPr/>
                   </pic:nvPicPr>
                   <pic:blipFill rotWithShape="1">
-                    <a:blip r:embed="rId11" cstate="print">
+                    <a:blip r:embed="rId19" cstate="print">
                       <a:extLst>
                         <a:ext uri="{28A0092B-C50C-407E-A947-70E740481C1C}">
                           <a14:useLocalDpi xmlns:a14="http://schemas.microsoft.com/office/drawing/2010/main" val="0"/>
@@ -1782,7 +3088,7 @@
           <w:lang w:val="es-ES"/>
         </w:rPr>
         <w:drawing>
-          <wp:inline distT="0" distB="0" distL="0" distR="0" wp14:anchorId="1D5B8C16" wp14:editId="5C19DFAA">
+          <wp:inline distT="0" distB="0" distL="0" distR="0" wp14:anchorId="1D5B8C16" wp14:editId="1249EF4A">
             <wp:extent cx="1894205" cy="1941818"/>
             <wp:effectExtent l="76200" t="76200" r="125095" b="135255"/>
             <wp:docPr id="6" name="Imagen 6"/>
@@ -1797,7 +3103,7 @@
                     <pic:cNvPicPr/>
                   </pic:nvPicPr>
                   <pic:blipFill rotWithShape="1">
-                    <a:blip r:embed="rId12" cstate="print">
+                    <a:blip r:embed="rId20" cstate="print">
                       <a:extLst>
                         <a:ext uri="{28A0092B-C50C-407E-A947-70E740481C1C}">
                           <a14:useLocalDpi xmlns:a14="http://schemas.microsoft.com/office/drawing/2010/main" val="0"/>
@@ -1864,6 +3170,69 @@
     </w:p>
     <w:p>
       <w:pPr>
+        <w:rPr>
+          <w:lang w:val="es-ES"/>
+        </w:rPr>
+      </w:pPr>
+      <w:r>
+        <w:rPr>
+          <w:lang w:val="es-ES"/>
+        </w:rPr>
+        <w:tab/>
+        <w:t>Con los componentes ya adquiridos pasamos al siguiente nivel, que es empezar el armado de toda la electrónica.</w:t>
+      </w:r>
+    </w:p>
+    <w:p>
+      <w:pPr>
+        <w:rPr>
+          <w:lang w:val="es-ES"/>
+        </w:rPr>
+      </w:pPr>
+      <w:r>
+        <w:rPr>
+          <w:lang w:val="es-ES"/>
+        </w:rPr>
+        <w:tab/>
+        <w:t xml:space="preserve">Apenas obtuvimos el Arduino logramos conseguir una protoboard que nos permitió poner en punto el propio Arduino y todos los componentes. Empezamos probando el sistema de sensores hall con luces led, logramos que funcione perfectamente con el resultado buscado, que las luces led aumenten la intensidad lumínica o disminuya dependiendo de la cercanía de un imán a el sensor hall. Con esto logrado pasamos a la siguiente etapa que fue </w:t>
+      </w:r>
+      <w:r>
+        <w:rPr>
+          <w:lang w:val="es-ES"/>
+        </w:rPr>
+        <w:lastRenderedPageBreak/>
+        <w:t>agregar 2 potenciómetros, terminando de incorporar todos los componentes y conectarlos al Arduino con éxito, dejándonos vía libre para lograr programar con tranquilidad el Arduino.</w:t>
+      </w:r>
+    </w:p>
+    <w:p>
+      <w:pPr>
+        <w:rPr>
+          <w:lang w:val="es-ES"/>
+        </w:rPr>
+      </w:pPr>
+      <w:r>
+        <w:rPr>
+          <w:lang w:val="es-ES"/>
+        </w:rPr>
+        <w:tab/>
+        <w:t xml:space="preserve">Luego de unos días de practica logramos aprender superficialmente lo necesario para que funcione el sistema, iniciamos varias pruebas con un simulador de vuelo el cual dio resultados óptimos obviando nuestra falta de practica y la precariedad </w:t>
+      </w:r>
+      <w:proofErr w:type="gramStart"/>
+      <w:r>
+        <w:rPr>
+          <w:lang w:val="es-ES"/>
+        </w:rPr>
+        <w:t>de  la</w:t>
+      </w:r>
+      <w:proofErr w:type="gramEnd"/>
+      <w:r>
+        <w:rPr>
+          <w:lang w:val="es-ES"/>
+        </w:rPr>
+        <w:t xml:space="preserve"> electrónica.</w:t>
+      </w:r>
+    </w:p>
+    <w:p>
+      <w:pPr>
         <w:ind w:firstLine="708"/>
         <w:rPr>
           <w:lang w:val="es-ES"/>
@@ -1872,27 +3241,274 @@
     </w:p>
     <w:p>
       <w:pPr>
+        <w:pStyle w:val="Ttulo2"/>
+        <w:jc w:val="center"/>
+        <w:rPr>
+          <w:b/>
+          <w:bCs/>
+          <w:color w:val="auto"/>
+        </w:rPr>
+      </w:pPr>
+      <w:r>
+        <w:rPr>
+          <w:b/>
+          <w:bCs/>
+          <w:color w:val="auto"/>
+        </w:rPr>
+        <w:t>Componentes</w:t>
+      </w:r>
+    </w:p>
+    <w:p>
+      <w:pPr>
+        <w:pStyle w:val="Ttulo3"/>
+        <w:rPr>
+          <w:rStyle w:val="Ttulo2Car"/>
+          <w:rFonts w:ascii="Times New Roman" w:hAnsi="Times New Roman" w:cs="Times New Roman"/>
+          <w:color w:val="auto"/>
+          <w:sz w:val="27"/>
+          <w:szCs w:val="27"/>
+        </w:rPr>
+      </w:pPr>
+      <w:r>
+        <w:rPr>
+          <w:rStyle w:val="Ttulo2Car"/>
+          <w:rFonts w:ascii="Times New Roman" w:hAnsi="Times New Roman" w:cs="Times New Roman"/>
+          <w:color w:val="auto"/>
+          <w:sz w:val="27"/>
+          <w:szCs w:val="27"/>
+        </w:rPr>
+        <w:t>Arduino Atmega32U4 Pro Micro</w:t>
+      </w:r>
+    </w:p>
+    <w:p>
+      <w:pPr>
         <w:ind w:firstLine="708"/>
-        <w:rPr>
-          <w:lang w:val="es-ES"/>
-        </w:rPr>
-      </w:pPr>
+      </w:pPr>
+      <w:r>
+        <w:t>El Arduino Pro Micro ATmega32U4 es una pequeña placa electrónica programable que permite controlar componentes y crear proyectos electrónicos. Cuenta con un microcontrolador ATmega32U4, que puede comunicarse directamente con una computadora mediante USB. En nuestro proyecto, se utiliza para leer los movimientos del joystick en los ejes X e Y</w:t>
+      </w:r>
+      <w:r>
+        <w:t>,</w:t>
+      </w:r>
+      <w:r>
+        <w:t xml:space="preserve"> y enviar esa información a la computadora, permitiendo utilizarlo como un dispositivo de control para simuladores. Su tamaño reducido y bajo costo lo hacen ideal para construir un joystick económico y personalizado.</w:t>
+      </w:r>
     </w:p>
     <w:p>
       <w:pPr>
         <w:ind w:firstLine="708"/>
         <w:rPr>
-          <w:lang w:val="es-ES"/>
-        </w:rPr>
-      </w:pPr>
+          <w:rStyle w:val="Ttulo2Car"/>
+          <w:rFonts w:ascii="Segoe UI" w:hAnsi="Segoe UI" w:cs="Segoe UI"/>
+          <w:color w:val="auto"/>
+          <w:lang w:val="es-ES"/>
+        </w:rPr>
+      </w:pPr>
+    </w:p>
+    <w:p>
+      <w:pPr>
+        <w:pStyle w:val="Ttulo3"/>
+        <w:rPr>
+          <w:b w:val="0"/>
+          <w:bCs w:val="0"/>
+          <w:shd w:val="clear" w:color="auto" w:fill="FCFCFC"/>
+        </w:rPr>
+      </w:pPr>
+      <w:r>
+        <w:rPr>
+          <w:rStyle w:val="Ttulo3Car"/>
+          <w:rFonts w:eastAsiaTheme="majorEastAsia"/>
+          <w:b/>
+          <w:bCs/>
+        </w:rPr>
+        <w:t>Sensores Lineales Tipo Hall</w:t>
+      </w:r>
+      <w:r>
+        <w:rPr>
+          <w:rStyle w:val="Ttulo3Car"/>
+          <w:b/>
+          <w:bCs/>
+        </w:rPr>
+        <w:t xml:space="preserve"> </w:t>
+      </w:r>
     </w:p>
     <w:p>
       <w:pPr>
         <w:ind w:firstLine="708"/>
         <w:rPr>
-          <w:lang w:val="es-ES"/>
-        </w:rPr>
-      </w:pPr>
+          <w:shd w:val="clear" w:color="auto" w:fill="FCFCFC"/>
+        </w:rPr>
+      </w:pPr>
+      <w:r>
+        <w:rPr>
+          <w:shd w:val="clear" w:color="auto" w:fill="FCFCFC"/>
+        </w:rPr>
+        <w:t xml:space="preserve">Los </w:t>
+      </w:r>
+      <w:r>
+        <w:rPr>
+          <w:rStyle w:val="xt0psk2"/>
+          <w:rFonts w:ascii="Segoe UI" w:hAnsi="Segoe UI" w:cs="Segoe UI"/>
+          <w:b/>
+          <w:bCs/>
+          <w:color w:val="0D0D0D"/>
+          <w:bdr w:val="none" w:sz="0" w:space="0" w:color="auto" w:frame="1"/>
+          <w:shd w:val="clear" w:color="auto" w:fill="FCFCFC"/>
+        </w:rPr>
+        <w:t>sensores lineales tipo Hall</w:t>
+      </w:r>
+      <w:r>
+        <w:rPr>
+          <w:shd w:val="clear" w:color="auto" w:fill="FCFCFC"/>
+        </w:rPr>
+        <w:t xml:space="preserve"> son dispositivos electrónicos que detectan campos magnéticos y los convierten en una señal eléctrica </w:t>
+      </w:r>
+      <w:r>
+        <w:rPr>
+          <w:shd w:val="clear" w:color="auto" w:fill="FCFCFC"/>
+        </w:rPr>
+        <w:t>proporcional</w:t>
+      </w:r>
+      <w:r>
+        <w:rPr>
+          <w:shd w:val="clear" w:color="auto" w:fill="FCFCFC"/>
+        </w:rPr>
+        <w:t xml:space="preserve"> a su intensidad. En nuestro proyecto, pueden utilizarse para detectar el movimiento del joystick en los ejes X e Y, permitiendo registrar su posición sin necesidad de contacto físico directo. Se destacan por su precisión, durabilidad y bajo desgaste mecánico, por lo que son útiles para construir controles electrónicos.</w:t>
+      </w:r>
+      <w:r>
+        <w:rPr>
+          <w:shd w:val="clear" w:color="auto" w:fill="FCFCFC"/>
+        </w:rPr>
+        <w:br/>
+      </w:r>
+      <w:r>
+        <w:rPr>
+          <w:shd w:val="clear" w:color="auto" w:fill="FCFCFC"/>
+        </w:rPr>
+        <w:br/>
+      </w:r>
+    </w:p>
+    <w:p>
+      <w:pPr>
+        <w:pStyle w:val="Ttulo3"/>
+        <w:rPr>
+          <w:shd w:val="clear" w:color="auto" w:fill="FCFCFC"/>
+        </w:rPr>
+      </w:pPr>
+      <w:r>
+        <w:t>Potenciómetro</w:t>
+      </w:r>
+    </w:p>
+    <w:p>
+      <w:pPr>
+        <w:pStyle w:val="x1ghz6dp"/>
+        <w:shd w:val="clear" w:color="auto" w:fill="FCFCFC"/>
+        <w:spacing w:before="0" w:beforeAutospacing="0" w:after="0" w:afterAutospacing="0"/>
+        <w:ind w:left="-360" w:firstLine="360"/>
+        <w:rPr>
+          <w:rFonts w:ascii="Segoe UI" w:hAnsi="Segoe UI" w:cs="Segoe UI"/>
+          <w:color w:val="0D0D0D"/>
+          <w:sz w:val="22"/>
+          <w:szCs w:val="22"/>
+        </w:rPr>
+      </w:pPr>
+      <w:r>
+        <w:rPr>
+          <w:rFonts w:ascii="Segoe UI" w:hAnsi="Segoe UI" w:cs="Segoe UI"/>
+          <w:color w:val="0D0D0D"/>
+          <w:sz w:val="22"/>
+          <w:szCs w:val="22"/>
+        </w:rPr>
+        <w:t xml:space="preserve">Los </w:t>
+      </w:r>
+      <w:r>
+        <w:rPr>
+          <w:rStyle w:val="xt0psk2"/>
+          <w:rFonts w:ascii="Segoe UI" w:hAnsi="Segoe UI" w:cs="Segoe UI"/>
+          <w:b/>
+          <w:bCs/>
+          <w:color w:val="0D0D0D"/>
+          <w:sz w:val="22"/>
+          <w:szCs w:val="22"/>
+          <w:bdr w:val="none" w:sz="0" w:space="0" w:color="auto" w:frame="1"/>
+        </w:rPr>
+        <w:t>potenciómetros</w:t>
+      </w:r>
+      <w:r>
+        <w:rPr>
+          <w:rFonts w:ascii="Segoe UI" w:hAnsi="Segoe UI" w:cs="Segoe UI"/>
+          <w:color w:val="0D0D0D"/>
+          <w:sz w:val="22"/>
+          <w:szCs w:val="22"/>
+        </w:rPr>
+        <w:t xml:space="preserve"> son componentes electrónicos que permiten variar la resistencia eléctrica según la posición de su eje. En nuestro proyecto, se utilizan para detectar los movimientos del joystick en los ejes </w:t>
+      </w:r>
+      <w:r>
+        <w:rPr>
+          <w:rFonts w:ascii="Segoe UI" w:hAnsi="Segoe UI" w:cs="Segoe UI"/>
+          <w:color w:val="0D0D0D"/>
+          <w:sz w:val="22"/>
+          <w:szCs w:val="22"/>
+        </w:rPr>
+        <w:t>Z para</w:t>
+      </w:r>
+      <w:r>
+        <w:rPr>
+          <w:rFonts w:ascii="Segoe UI" w:hAnsi="Segoe UI" w:cs="Segoe UI"/>
+          <w:color w:val="0D0D0D"/>
+          <w:sz w:val="22"/>
+          <w:szCs w:val="22"/>
+        </w:rPr>
+        <w:t xml:space="preserve"> enviar señales al Arduino Pro Micro, que interpreta la posición y la transmite a la computadora. Son económicos, fáciles de utilizar y permiten controlar el movimiento de forma precisa.</w:t>
+      </w:r>
+    </w:p>
+    <w:p>
+      <w:pPr>
+        <w:pStyle w:val="Subttulo"/>
+        <w:rPr>
+          <w:shd w:val="clear" w:color="auto" w:fill="FCFCFC"/>
+        </w:rPr>
+      </w:pPr>
+    </w:p>
+    <w:p>
+      <w:pPr>
+        <w:pStyle w:val="Subttulo"/>
+        <w:rPr>
+          <w:shd w:val="clear" w:color="auto" w:fill="FCFCFC"/>
+        </w:rPr>
+      </w:pPr>
+    </w:p>
+    <w:p>
+      <w:pPr>
+        <w:pStyle w:val="Ttulo3"/>
+        <w:rPr>
+          <w:b w:val="0"/>
+          <w:bCs w:val="0"/>
+        </w:rPr>
+      </w:pPr>
+      <w:r>
+        <w:rPr>
+          <w:rStyle w:val="Ttulo3Car"/>
+          <w:rFonts w:eastAsiaTheme="majorEastAsia"/>
+          <w:b/>
+          <w:bCs/>
+        </w:rPr>
+        <w:t>Protoboard</w:t>
+      </w:r>
+    </w:p>
+    <w:p>
+      <w:pPr>
+        <w:rPr>
+          <w:lang w:val="es-ES"/>
+        </w:rPr>
+      </w:pPr>
+      <w:r>
+        <w:lastRenderedPageBreak/>
+        <w:t>La protoboard es una placa de pruebas que permite conectar componentes electrónicos sin necesidad de soldarlos. En nuestro proyecto, se utiliza para realizar las conexiones entre el Arduino Pro Micro, los sensores y otros componentes del joystick. Su función es facilitar el armado, las pruebas y las modificaciones del circuito de manera sencilla, económica y segura.</w:t>
+      </w:r>
+      <w:r>
+        <w:br/>
+      </w:r>
     </w:p>
     <w:p>
       <w:pPr>
@@ -1901,8 +3517,6 @@
           <w:lang w:val="es-ES"/>
         </w:rPr>
       </w:pPr>
-      <w:bookmarkStart w:id="0" w:name="_GoBack"/>
-      <w:bookmarkEnd w:id="0"/>
     </w:p>
     <w:p>
       <w:pPr>
@@ -1914,39 +3528,560 @@
     </w:p>
     <w:p>
       <w:pPr>
+        <w:pStyle w:val="Ttulo3"/>
+        <w:jc w:val="center"/>
+        <w:rPr>
+          <w:rFonts w:ascii="Segoe UI" w:hAnsi="Segoe UI" w:cs="Segoe UI"/>
+          <w:lang w:val="es-ES"/>
+        </w:rPr>
+      </w:pPr>
+      <w:r>
+        <w:rPr>
+          <w:rFonts w:ascii="Segoe UI" w:hAnsi="Segoe UI" w:cs="Segoe UI"/>
+          <w:lang w:val="es-ES"/>
+        </w:rPr>
+        <w:t>Configuración y f</w:t>
+      </w:r>
+      <w:r>
+        <w:rPr>
+          <w:rFonts w:ascii="Segoe UI" w:hAnsi="Segoe UI" w:cs="Segoe UI"/>
+          <w:lang w:val="es-ES"/>
+        </w:rPr>
+        <w:t>uncionamiento</w:t>
+      </w:r>
+    </w:p>
+    <w:p>
+      <w:pPr>
+        <w:spacing w:after="0" w:line="240" w:lineRule="auto"/>
+        <w:rPr>
+          <w:rFonts w:ascii="Segoe UI" w:hAnsi="Segoe UI" w:cs="Segoe UI"/>
+          <w:b/>
+          <w:lang w:val="es-ES"/>
+        </w:rPr>
+      </w:pPr>
+      <w:r>
+        <w:rPr>
+          <w:rFonts w:ascii="Segoe UI" w:hAnsi="Segoe UI" w:cs="Segoe UI"/>
+          <w:b/>
+          <w:lang w:val="es-ES"/>
+        </w:rPr>
+        <w:t>Estructura:</w:t>
+      </w:r>
+      <w:r>
+        <w:rPr>
+          <w:rFonts w:ascii="Segoe UI" w:hAnsi="Segoe UI" w:cs="Segoe UI"/>
+          <w:b/>
+          <w:lang w:val="es-ES"/>
+        </w:rPr>
+        <w:tab/>
+      </w:r>
+    </w:p>
+    <w:p>
+      <w:pPr>
+        <w:spacing w:after="0" w:line="240" w:lineRule="auto"/>
+        <w:rPr>
+          <w:rFonts w:ascii="Segoe UI" w:hAnsi="Segoe UI" w:cs="Segoe UI"/>
+          <w:lang w:val="es-ES"/>
+        </w:rPr>
+      </w:pPr>
+      <w:r>
+        <w:rPr>
+          <w:rFonts w:ascii="Segoe UI" w:hAnsi="Segoe UI" w:cs="Segoe UI"/>
+          <w:lang w:val="es-ES"/>
+        </w:rPr>
+        <w:t>La estructura está basada en materiales reciclados, placas de aluminio. Este logra imitar el movimiento de un joystick gracias a un sistema de rulemanes que habilita el movimiento fluido.</w:t>
+      </w:r>
+    </w:p>
+    <w:p>
+      <w:pPr>
+        <w:spacing w:after="0" w:line="240" w:lineRule="auto"/>
+        <w:rPr>
+          <w:rFonts w:ascii="Segoe UI" w:hAnsi="Segoe UI" w:cs="Segoe UI"/>
+          <w:b/>
+          <w:lang w:val="es-ES"/>
+        </w:rPr>
+      </w:pPr>
+    </w:p>
+    <w:p>
+      <w:pPr>
+        <w:spacing w:after="0" w:line="240" w:lineRule="auto"/>
+        <w:rPr>
+          <w:rFonts w:ascii="Segoe UI" w:hAnsi="Segoe UI" w:cs="Segoe UI"/>
+          <w:b/>
+          <w:lang w:val="es-ES"/>
+        </w:rPr>
+      </w:pPr>
+    </w:p>
+    <w:p>
+      <w:pPr>
+        <w:spacing w:after="0" w:line="240" w:lineRule="auto"/>
+        <w:rPr>
+          <w:rFonts w:ascii="Segoe UI" w:hAnsi="Segoe UI" w:cs="Segoe UI"/>
+          <w:b/>
+          <w:lang w:val="es-ES"/>
+        </w:rPr>
+      </w:pPr>
+    </w:p>
+    <w:p>
+      <w:pPr>
+        <w:spacing w:after="0" w:line="240" w:lineRule="auto"/>
+        <w:rPr>
+          <w:rFonts w:ascii="Segoe UI" w:hAnsi="Segoe UI" w:cs="Segoe UI"/>
+          <w:b/>
+          <w:lang w:val="es-ES"/>
+        </w:rPr>
+      </w:pPr>
+      <w:r>
+        <w:rPr>
+          <w:rFonts w:ascii="Segoe UI" w:hAnsi="Segoe UI" w:cs="Segoe UI"/>
+          <w:b/>
+          <w:lang w:val="es-ES"/>
+        </w:rPr>
+        <w:t>Electrónico</w:t>
+      </w:r>
+    </w:p>
+    <w:p>
+      <w:pPr>
+        <w:spacing w:after="0" w:line="240" w:lineRule="auto"/>
         <w:ind w:firstLine="708"/>
         <w:rPr>
-          <w:lang w:val="es-ES"/>
-        </w:rPr>
-      </w:pPr>
-    </w:p>
-    <w:p>
-      <w:pPr>
+          <w:rFonts w:ascii="Segoe UI" w:hAnsi="Segoe UI" w:cs="Segoe UI"/>
+          <w:lang w:val="es-ES"/>
+        </w:rPr>
+      </w:pPr>
+      <w:r>
+        <w:rPr>
+          <w:rFonts w:ascii="Segoe UI" w:hAnsi="Segoe UI" w:cs="Segoe UI"/>
+          <w:lang w:val="es-ES"/>
+        </w:rPr>
+        <w:t xml:space="preserve">Definición general: A través de una protoboard se están conectando y configurando los componentes. Asociamos al Arduino por medio del protoboard a 2 sensores hall y a 2 potenciómetros permitiendo concluir el movimiento. El </w:t>
+      </w:r>
+      <w:proofErr w:type="spellStart"/>
+      <w:r>
+        <w:rPr>
+          <w:rFonts w:ascii="Segoe UI" w:hAnsi="Segoe UI" w:cs="Segoe UI"/>
+          <w:lang w:val="es-ES"/>
+        </w:rPr>
+        <w:t>arduino</w:t>
+      </w:r>
+      <w:proofErr w:type="spellEnd"/>
+      <w:r>
+        <w:rPr>
+          <w:rFonts w:ascii="Segoe UI" w:hAnsi="Segoe UI" w:cs="Segoe UI"/>
+          <w:lang w:val="es-ES"/>
+        </w:rPr>
+        <w:t xml:space="preserve"> se programó en Arduino IDE donde a través de diferentes </w:t>
+      </w:r>
+      <w:proofErr w:type="spellStart"/>
+      <w:r>
+        <w:rPr>
+          <w:rFonts w:ascii="Segoe UI" w:hAnsi="Segoe UI" w:cs="Segoe UI"/>
+          <w:lang w:val="es-ES"/>
+        </w:rPr>
+        <w:t>tests</w:t>
+      </w:r>
+      <w:proofErr w:type="spellEnd"/>
+      <w:r>
+        <w:rPr>
+          <w:rFonts w:ascii="Segoe UI" w:hAnsi="Segoe UI" w:cs="Segoe UI"/>
+          <w:lang w:val="es-ES"/>
+        </w:rPr>
+        <w:t xml:space="preserve"> vinculamos a todos los componentes.</w:t>
+      </w:r>
+    </w:p>
+    <w:p>
+      <w:pPr>
+        <w:spacing w:after="0" w:line="240" w:lineRule="auto"/>
+        <w:rPr>
+          <w:rFonts w:ascii="Segoe UI" w:hAnsi="Segoe UI" w:cs="Segoe UI"/>
+          <w:b/>
+          <w:lang w:val="es-ES"/>
+        </w:rPr>
+      </w:pPr>
+    </w:p>
+    <w:p>
+      <w:pPr>
+        <w:spacing w:after="0" w:line="240" w:lineRule="auto"/>
+        <w:rPr>
+          <w:rFonts w:ascii="Segoe UI" w:hAnsi="Segoe UI" w:cs="Segoe UI"/>
+          <w:b/>
+          <w:lang w:val="es-ES"/>
+        </w:rPr>
+      </w:pPr>
+      <w:r>
+        <w:rPr>
+          <w:rFonts w:ascii="Segoe UI" w:hAnsi="Segoe UI" w:cs="Segoe UI"/>
+          <w:b/>
+          <w:lang w:val="es-ES"/>
+        </w:rPr>
+        <w:t xml:space="preserve">Definición especifica: </w:t>
+      </w:r>
+    </w:p>
+    <w:p>
+      <w:pPr>
+        <w:spacing w:after="0" w:line="240" w:lineRule="auto"/>
+        <w:rPr>
+          <w:rFonts w:ascii="Segoe UI" w:hAnsi="Segoe UI" w:cs="Segoe UI"/>
+          <w:lang w:val="es-ES"/>
+        </w:rPr>
+      </w:pPr>
+    </w:p>
+    <w:p>
+      <w:pPr>
+        <w:spacing w:after="0" w:line="240" w:lineRule="auto"/>
+        <w:rPr>
+          <w:rFonts w:ascii="Segoe UI" w:hAnsi="Segoe UI" w:cs="Segoe UI"/>
+          <w:b/>
+          <w:lang w:val="es-ES"/>
+        </w:rPr>
+      </w:pPr>
+      <w:r>
+        <w:rPr>
+          <w:rFonts w:ascii="Segoe UI" w:hAnsi="Segoe UI" w:cs="Segoe UI"/>
+          <w:b/>
+          <w:lang w:val="es-ES"/>
+        </w:rPr>
+        <w:t>Arduino pro micro</w:t>
+      </w:r>
+    </w:p>
+    <w:p>
+      <w:pPr>
+        <w:spacing w:after="0" w:line="240" w:lineRule="auto"/>
         <w:ind w:firstLine="708"/>
         <w:rPr>
-          <w:lang w:val="es-ES"/>
-        </w:rPr>
-      </w:pPr>
-    </w:p>
-    <w:p>
-      <w:pPr>
+          <w:rFonts w:ascii="Segoe UI" w:hAnsi="Segoe UI" w:cs="Segoe UI"/>
+          <w:lang w:val="es-ES"/>
+        </w:rPr>
+      </w:pPr>
+      <w:r>
+        <w:rPr>
+          <w:rFonts w:ascii="Segoe UI" w:hAnsi="Segoe UI" w:cs="Segoe UI"/>
+          <w:lang w:val="es-ES"/>
+        </w:rPr>
+        <w:t>Conectamos los pines de VCC y GND del Arduino a la línea de alimentación para proveer la protoboard de energía.</w:t>
+      </w:r>
+    </w:p>
+    <w:p>
+      <w:pPr>
+        <w:spacing w:after="0" w:line="240" w:lineRule="auto"/>
+        <w:rPr>
+          <w:rFonts w:ascii="Segoe UI" w:hAnsi="Segoe UI" w:cs="Segoe UI"/>
+          <w:b/>
+          <w:lang w:val="es-ES"/>
+        </w:rPr>
+      </w:pPr>
+    </w:p>
+    <w:p>
+      <w:pPr>
+        <w:spacing w:after="0" w:line="240" w:lineRule="auto"/>
+        <w:rPr>
+          <w:rFonts w:ascii="Segoe UI" w:hAnsi="Segoe UI" w:cs="Segoe UI"/>
+          <w:b/>
+          <w:lang w:val="es-ES"/>
+        </w:rPr>
+      </w:pPr>
+      <w:r>
+        <w:rPr>
+          <w:rFonts w:ascii="Segoe UI" w:hAnsi="Segoe UI" w:cs="Segoe UI"/>
+          <w:b/>
+          <w:lang w:val="es-ES"/>
+        </w:rPr>
+        <w:t>Sensores hall.</w:t>
+      </w:r>
+    </w:p>
+    <w:p>
+      <w:pPr>
+        <w:spacing w:after="0" w:line="240" w:lineRule="auto"/>
+        <w:rPr>
+          <w:rFonts w:ascii="Segoe UI" w:hAnsi="Segoe UI" w:cs="Segoe UI"/>
+          <w:lang w:val="es-ES"/>
+        </w:rPr>
+      </w:pPr>
+    </w:p>
+    <w:p>
+      <w:pPr>
+        <w:spacing w:after="0" w:line="240" w:lineRule="auto"/>
+        <w:rPr>
+          <w:rFonts w:ascii="Segoe UI" w:hAnsi="Segoe UI" w:cs="Segoe UI"/>
+          <w:b/>
+          <w:lang w:val="es-ES"/>
+        </w:rPr>
+      </w:pPr>
+      <w:r>
+        <w:rPr>
+          <w:rFonts w:ascii="Segoe UI" w:hAnsi="Segoe UI" w:cs="Segoe UI"/>
+          <w:b/>
+          <w:noProof/>
+          <w:lang w:val="es-ES"/>
+        </w:rPr>
+        <w:drawing>
+          <wp:inline distT="0" distB="0" distL="0" distR="0" wp14:anchorId="0C7E903A" wp14:editId="6E6FC9AC">
+            <wp:extent cx="2381250" cy="1524000"/>
+            <wp:effectExtent l="0" t="0" r="0" b="0"/>
+            <wp:docPr id="2127995347" name="Imagen 2127995347"/>
+            <wp:cNvGraphicFramePr>
+              <a:graphicFrameLocks xmlns:a="http://schemas.openxmlformats.org/drawingml/2006/main" noChangeAspect="1"/>
+            </wp:cNvGraphicFramePr>
+            <a:graphic xmlns:a="http://schemas.openxmlformats.org/drawingml/2006/main">
+              <a:graphicData uri="http://schemas.openxmlformats.org/drawingml/2006/picture">
+                <pic:pic xmlns:pic="http://schemas.openxmlformats.org/drawingml/2006/picture">
+                  <pic:nvPicPr>
+                    <pic:cNvPr id="1" name="49E_large.jpg"/>
+                    <pic:cNvPicPr/>
+                  </pic:nvPicPr>
+                  <pic:blipFill>
+                    <a:blip r:embed="rId21">
+                      <a:extLst>
+                        <a:ext uri="{28A0092B-C50C-407E-A947-70E740481C1C}">
+                          <a14:useLocalDpi xmlns:a14="http://schemas.microsoft.com/office/drawing/2010/main" val="0"/>
+                        </a:ext>
+                      </a:extLst>
+                    </a:blip>
+                    <a:stretch>
+                      <a:fillRect/>
+                    </a:stretch>
+                  </pic:blipFill>
+                  <pic:spPr>
+                    <a:xfrm>
+                      <a:off x="0" y="0"/>
+                      <a:ext cx="2381250" cy="1524000"/>
+                    </a:xfrm>
+                    <a:prstGeom prst="rect">
+                      <a:avLst/>
+                    </a:prstGeom>
+                  </pic:spPr>
+                </pic:pic>
+              </a:graphicData>
+            </a:graphic>
+          </wp:inline>
+        </w:drawing>
+      </w:r>
+    </w:p>
+    <w:p>
+      <w:pPr>
+        <w:spacing w:after="0" w:line="240" w:lineRule="auto"/>
         <w:ind w:firstLine="708"/>
         <w:rPr>
-          <w:lang w:val="es-ES"/>
-        </w:rPr>
-      </w:pPr>
-    </w:p>
-    <w:p>
-      <w:pPr>
+          <w:rFonts w:ascii="Segoe UI" w:hAnsi="Segoe UI" w:cs="Segoe UI"/>
+          <w:lang w:val="es-ES"/>
+        </w:rPr>
+      </w:pPr>
+      <w:r>
+        <w:rPr>
+          <w:rFonts w:ascii="Segoe UI" w:hAnsi="Segoe UI" w:cs="Segoe UI"/>
+          <w:lang w:val="es-ES"/>
+        </w:rPr>
+        <w:t>Conectamos el tercer filamento en el pin analógico 0, el segundo sensor es conectado en el analógico 1. luego conectamos el GND a la línea de alimentación en la sección de red negativo, y el VCC a la red positiva.</w:t>
+      </w:r>
+    </w:p>
+    <w:p>
+      <w:pPr>
+        <w:spacing w:after="0" w:line="240" w:lineRule="auto"/>
+        <w:rPr>
+          <w:rFonts w:ascii="Segoe UI" w:hAnsi="Segoe UI" w:cs="Segoe UI"/>
+          <w:b/>
+          <w:lang w:val="es-ES"/>
+        </w:rPr>
+      </w:pPr>
+    </w:p>
+    <w:p>
+      <w:pPr>
+        <w:spacing w:after="0" w:line="240" w:lineRule="auto"/>
+        <w:rPr>
+          <w:rFonts w:ascii="Segoe UI" w:hAnsi="Segoe UI" w:cs="Segoe UI"/>
+          <w:b/>
+          <w:lang w:val="es-ES"/>
+        </w:rPr>
+      </w:pPr>
+    </w:p>
+    <w:p>
+      <w:pPr>
+        <w:spacing w:after="0" w:line="240" w:lineRule="auto"/>
+        <w:rPr>
+          <w:rFonts w:ascii="Segoe UI" w:hAnsi="Segoe UI" w:cs="Segoe UI"/>
+          <w:b/>
+          <w:lang w:val="es-ES"/>
+        </w:rPr>
+      </w:pPr>
+    </w:p>
+    <w:p>
+      <w:pPr>
+        <w:spacing w:after="0" w:line="240" w:lineRule="auto"/>
+        <w:rPr>
+          <w:rFonts w:ascii="Segoe UI" w:hAnsi="Segoe UI" w:cs="Segoe UI"/>
+          <w:b/>
+          <w:lang w:val="es-ES"/>
+        </w:rPr>
+      </w:pPr>
+    </w:p>
+    <w:p>
+      <w:pPr>
+        <w:spacing w:after="0" w:line="240" w:lineRule="auto"/>
+        <w:rPr>
+          <w:rFonts w:ascii="Segoe UI" w:hAnsi="Segoe UI" w:cs="Segoe UI"/>
+          <w:b/>
+          <w:lang w:val="es-ES"/>
+        </w:rPr>
+      </w:pPr>
+    </w:p>
+    <w:p>
+      <w:pPr>
+        <w:spacing w:after="0" w:line="240" w:lineRule="auto"/>
+        <w:rPr>
+          <w:rFonts w:ascii="Segoe UI" w:hAnsi="Segoe UI" w:cs="Segoe UI"/>
+          <w:b/>
+          <w:lang w:val="es-ES"/>
+        </w:rPr>
+      </w:pPr>
+    </w:p>
+    <w:p>
+      <w:pPr>
+        <w:spacing w:after="0" w:line="240" w:lineRule="auto"/>
+        <w:rPr>
+          <w:rFonts w:ascii="Segoe UI" w:hAnsi="Segoe UI" w:cs="Segoe UI"/>
+          <w:b/>
+          <w:lang w:val="es-ES"/>
+        </w:rPr>
+      </w:pPr>
+    </w:p>
+    <w:p>
+      <w:pPr>
+        <w:spacing w:after="0" w:line="240" w:lineRule="auto"/>
+        <w:rPr>
+          <w:rFonts w:ascii="Segoe UI" w:hAnsi="Segoe UI" w:cs="Segoe UI"/>
+          <w:b/>
+          <w:lang w:val="es-ES"/>
+        </w:rPr>
+      </w:pPr>
+    </w:p>
+    <w:p>
+      <w:pPr>
+        <w:spacing w:after="0" w:line="240" w:lineRule="auto"/>
+        <w:rPr>
+          <w:rFonts w:ascii="Segoe UI" w:hAnsi="Segoe UI" w:cs="Segoe UI"/>
+          <w:b/>
+          <w:lang w:val="es-ES"/>
+        </w:rPr>
+      </w:pPr>
+    </w:p>
+    <w:p>
+      <w:pPr>
+        <w:spacing w:after="0" w:line="240" w:lineRule="auto"/>
+        <w:rPr>
+          <w:rFonts w:ascii="Segoe UI" w:hAnsi="Segoe UI" w:cs="Segoe UI"/>
+          <w:b/>
+          <w:lang w:val="es-ES"/>
+        </w:rPr>
+      </w:pPr>
+    </w:p>
+    <w:p>
+      <w:pPr>
+        <w:spacing w:after="0" w:line="240" w:lineRule="auto"/>
+        <w:rPr>
+          <w:rFonts w:ascii="Segoe UI" w:hAnsi="Segoe UI" w:cs="Segoe UI"/>
+          <w:b/>
+          <w:lang w:val="es-ES"/>
+        </w:rPr>
+      </w:pPr>
+      <w:r>
+        <w:rPr>
+          <w:rFonts w:ascii="Segoe UI" w:hAnsi="Segoe UI" w:cs="Segoe UI"/>
+          <w:b/>
+          <w:lang w:val="es-ES"/>
+        </w:rPr>
+        <w:t>Potenciómetro</w:t>
+      </w:r>
+    </w:p>
+    <w:p>
+      <w:pPr>
+        <w:spacing w:after="0" w:line="240" w:lineRule="auto"/>
+        <w:rPr>
+          <w:rFonts w:ascii="Segoe UI" w:hAnsi="Segoe UI" w:cs="Segoe UI"/>
+          <w:b/>
+          <w:lang w:val="es-ES"/>
+        </w:rPr>
+      </w:pPr>
+      <w:r>
+        <w:rPr>
+          <w:rFonts w:ascii="Segoe UI" w:hAnsi="Segoe UI" w:cs="Segoe UI"/>
+          <w:b/>
+          <w:noProof/>
+          <w:lang w:val="es-ES"/>
+        </w:rPr>
+        <w:drawing>
+          <wp:inline distT="0" distB="0" distL="0" distR="0" wp14:anchorId="5198CC10" wp14:editId="6DD94FF6">
+            <wp:extent cx="2209800" cy="1657350"/>
+            <wp:effectExtent l="0" t="0" r="0" b="0"/>
+            <wp:docPr id="1348228031" name="Imagen 1348228031"/>
+            <wp:cNvGraphicFramePr>
+              <a:graphicFrameLocks xmlns:a="http://schemas.openxmlformats.org/drawingml/2006/main" noChangeAspect="1"/>
+            </wp:cNvGraphicFramePr>
+            <a:graphic xmlns:a="http://schemas.openxmlformats.org/drawingml/2006/main">
+              <a:graphicData uri="http://schemas.openxmlformats.org/drawingml/2006/picture">
+                <pic:pic xmlns:pic="http://schemas.openxmlformats.org/drawingml/2006/picture">
+                  <pic:nvPicPr>
+                    <pic:cNvPr id="3" name="316171_1.png"/>
+                    <pic:cNvPicPr/>
+                  </pic:nvPicPr>
+                  <pic:blipFill>
+                    <a:blip r:embed="rId22" cstate="print">
+                      <a:extLst>
+                        <a:ext uri="{28A0092B-C50C-407E-A947-70E740481C1C}">
+                          <a14:useLocalDpi xmlns:a14="http://schemas.microsoft.com/office/drawing/2010/main" val="0"/>
+                        </a:ext>
+                      </a:extLst>
+                    </a:blip>
+                    <a:stretch>
+                      <a:fillRect/>
+                    </a:stretch>
+                  </pic:blipFill>
+                  <pic:spPr>
+                    <a:xfrm>
+                      <a:off x="0" y="0"/>
+                      <a:ext cx="2209800" cy="1657350"/>
+                    </a:xfrm>
+                    <a:prstGeom prst="rect">
+                      <a:avLst/>
+                    </a:prstGeom>
+                  </pic:spPr>
+                </pic:pic>
+              </a:graphicData>
+            </a:graphic>
+          </wp:inline>
+        </w:drawing>
+      </w:r>
+    </w:p>
+    <w:p>
+      <w:pPr>
+        <w:spacing w:after="0" w:line="240" w:lineRule="auto"/>
+        <w:rPr>
+          <w:rFonts w:ascii="Segoe UI" w:hAnsi="Segoe UI" w:cs="Segoe UI"/>
+          <w:b/>
+          <w:lang w:val="es-ES"/>
+        </w:rPr>
+      </w:pPr>
+    </w:p>
+    <w:p>
+      <w:pPr>
+        <w:spacing w:after="0" w:line="240" w:lineRule="auto"/>
         <w:ind w:firstLine="708"/>
         <w:rPr>
-          <w:lang w:val="es-ES"/>
-        </w:rPr>
-      </w:pPr>
+          <w:rFonts w:ascii="Segoe UI" w:hAnsi="Segoe UI" w:cs="Segoe UI"/>
+          <w:lang w:val="es-ES"/>
+        </w:rPr>
+      </w:pPr>
+      <w:r>
+        <w:rPr>
+          <w:rFonts w:ascii="Segoe UI" w:hAnsi="Segoe UI" w:cs="Segoe UI"/>
+          <w:lang w:val="es-ES"/>
+        </w:rPr>
+        <w:t>En el caso de los potenciómetros ocurre lo mismo que con los sensores hall. Ya que estos cuentan también con filamentos VCC, GND y una salida analógica, así que se conecta de manera similar, solo que conectamos el primer potenciómetro en el analógico 2 y el segundo en el analógico 3.</w:t>
+      </w:r>
     </w:p>
     <w:p>
       <w:pPr>
         <w:ind w:firstLine="708"/>
+        <w:jc w:val="center"/>
         <w:rPr>
           <w:lang w:val="es-ES"/>
         </w:rPr>
@@ -1970,11 +4105,798 @@
     </w:p>
     <w:p>
       <w:pPr>
-        <w:ind w:firstLine="708"/>
-        <w:rPr>
-          <w:lang w:val="es-ES"/>
-        </w:rPr>
-      </w:pPr>
+        <w:pStyle w:val="Ttulo2"/>
+        <w:rPr>
+          <w:b/>
+          <w:bCs/>
+          <w:color w:val="auto"/>
+          <w:lang w:val="es-ES"/>
+        </w:rPr>
+      </w:pPr>
+      <w:r>
+        <w:rPr>
+          <w:b/>
+          <w:bCs/>
+          <w:color w:val="auto"/>
+          <w:lang w:val="es-ES"/>
+        </w:rPr>
+        <w:t>Análisis FODA</w:t>
+      </w:r>
+    </w:p>
+    <w:p>
+      <w:pPr>
+        <w:rPr>
+          <w:lang w:val="es-ES"/>
+        </w:rPr>
+      </w:pPr>
+      <w:r>
+        <w:rPr>
+          <w:lang w:val="es-ES"/>
+        </w:rPr>
+        <w:t xml:space="preserve">Fortalezas: </w:t>
+      </w:r>
+    </w:p>
+    <w:p>
+      <w:pPr>
+        <w:pStyle w:val="Prrafodelista"/>
+        <w:numPr>
+          <w:ilvl w:val="0"/>
+          <w:numId w:val="13"/>
+        </w:numPr>
+        <w:rPr>
+          <w:lang w:val="es-ES"/>
+        </w:rPr>
+      </w:pPr>
+      <w:r>
+        <w:rPr>
+          <w:lang w:val="es-ES"/>
+        </w:rPr>
+        <w:t>Precios bajos</w:t>
+      </w:r>
+    </w:p>
+    <w:p>
+      <w:pPr>
+        <w:pStyle w:val="Prrafodelista"/>
+        <w:numPr>
+          <w:ilvl w:val="0"/>
+          <w:numId w:val="13"/>
+        </w:numPr>
+        <w:rPr>
+          <w:lang w:val="es-ES"/>
+        </w:rPr>
+      </w:pPr>
+      <w:r>
+        <w:rPr>
+          <w:lang w:val="es-ES"/>
+        </w:rPr>
+        <w:t>Resistencia estructural</w:t>
+      </w:r>
+    </w:p>
+    <w:p>
+      <w:pPr>
+        <w:pStyle w:val="Prrafodelista"/>
+        <w:numPr>
+          <w:ilvl w:val="0"/>
+          <w:numId w:val="13"/>
+        </w:numPr>
+        <w:rPr>
+          <w:lang w:val="es-ES"/>
+        </w:rPr>
+      </w:pPr>
+      <w:r>
+        <w:rPr>
+          <w:lang w:val="es-ES"/>
+        </w:rPr>
+        <w:t>Sistema electrónico simple</w:t>
+      </w:r>
+      <w:r>
+        <w:rPr>
+          <w:lang w:val="es-ES"/>
+        </w:rPr>
+        <w:t xml:space="preserve"> (Personalizable)</w:t>
+      </w:r>
+    </w:p>
+    <w:p>
+      <w:pPr>
+        <w:pStyle w:val="Prrafodelista"/>
+        <w:numPr>
+          <w:ilvl w:val="0"/>
+          <w:numId w:val="13"/>
+        </w:numPr>
+        <w:rPr>
+          <w:lang w:val="es-ES"/>
+        </w:rPr>
+      </w:pPr>
+      <w:r>
+        <w:rPr>
+          <w:lang w:val="es-ES"/>
+        </w:rPr>
+        <w:t>Fluidez mecánica</w:t>
+      </w:r>
+    </w:p>
+    <w:p>
+      <w:pPr>
+        <w:pStyle w:val="Prrafodelista"/>
+        <w:numPr>
+          <w:ilvl w:val="0"/>
+          <w:numId w:val="13"/>
+        </w:numPr>
+        <w:rPr>
+          <w:lang w:val="es-ES"/>
+        </w:rPr>
+      </w:pPr>
+      <w:r>
+        <w:rPr>
+          <w:lang w:val="es-ES"/>
+        </w:rPr>
+        <w:t>ligereza</w:t>
+      </w:r>
+    </w:p>
+    <w:p>
+      <w:pPr>
+        <w:rPr>
+          <w:lang w:val="es-ES"/>
+        </w:rPr>
+      </w:pPr>
+      <w:r>
+        <w:rPr>
+          <w:lang w:val="es-ES"/>
+        </w:rPr>
+        <w:t>Oportunidades:</w:t>
+      </w:r>
+    </w:p>
+    <w:p>
+      <w:pPr>
+        <w:pStyle w:val="Prrafodelista"/>
+        <w:numPr>
+          <w:ilvl w:val="0"/>
+          <w:numId w:val="14"/>
+        </w:numPr>
+        <w:rPr>
+          <w:lang w:val="es-ES"/>
+        </w:rPr>
+      </w:pPr>
+      <w:r>
+        <w:rPr>
+          <w:lang w:val="es-ES"/>
+        </w:rPr>
+        <w:t>Mercado selecto</w:t>
+      </w:r>
+    </w:p>
+    <w:p>
+      <w:pPr>
+        <w:ind w:left="360"/>
+        <w:rPr>
+          <w:lang w:val="es-ES"/>
+        </w:rPr>
+      </w:pPr>
+    </w:p>
+    <w:p>
+      <w:pPr>
+        <w:rPr>
+          <w:lang w:val="es-ES"/>
+        </w:rPr>
+      </w:pPr>
+      <w:r>
+        <w:rPr>
+          <w:lang w:val="es-ES"/>
+        </w:rPr>
+        <w:t>Debilidades:</w:t>
+      </w:r>
+    </w:p>
+    <w:p>
+      <w:pPr>
+        <w:pStyle w:val="Prrafodelista"/>
+        <w:numPr>
+          <w:ilvl w:val="0"/>
+          <w:numId w:val="14"/>
+        </w:numPr>
+        <w:rPr>
+          <w:lang w:val="es-ES"/>
+        </w:rPr>
+      </w:pPr>
+      <w:r>
+        <w:rPr>
+          <w:lang w:val="es-ES"/>
+        </w:rPr>
+        <w:t>Estructura peligrosa con esquinas afiladas</w:t>
+      </w:r>
+    </w:p>
+    <w:p>
+      <w:pPr>
+        <w:pStyle w:val="Prrafodelista"/>
+        <w:numPr>
+          <w:ilvl w:val="0"/>
+          <w:numId w:val="14"/>
+        </w:numPr>
+        <w:rPr>
+          <w:lang w:val="es-ES"/>
+        </w:rPr>
+      </w:pPr>
+      <w:r>
+        <w:rPr>
+          <w:lang w:val="es-ES"/>
+        </w:rPr>
+        <w:t>De transporte complejo</w:t>
+      </w:r>
+    </w:p>
+    <w:p>
+      <w:pPr>
+        <w:rPr>
+          <w:lang w:val="es-ES"/>
+        </w:rPr>
+      </w:pPr>
+      <w:r>
+        <w:rPr>
+          <w:lang w:val="es-ES"/>
+        </w:rPr>
+        <w:lastRenderedPageBreak/>
+        <w:t>Amenazas:</w:t>
+      </w:r>
+    </w:p>
+    <w:p>
+      <w:pPr>
+        <w:pStyle w:val="Prrafodelista"/>
+        <w:numPr>
+          <w:ilvl w:val="0"/>
+          <w:numId w:val="15"/>
+        </w:numPr>
+        <w:rPr>
+          <w:lang w:val="es-ES"/>
+        </w:rPr>
+      </w:pPr>
+      <w:r>
+        <w:rPr>
+          <w:lang w:val="es-ES"/>
+        </w:rPr>
+        <w:t>Productos de gran balance precio-calidad</w:t>
+      </w:r>
+      <w:r>
+        <w:rPr>
+          <w:lang w:val="es-ES"/>
+        </w:rPr>
+        <w:t xml:space="preserve"> en mercado</w:t>
+      </w:r>
+    </w:p>
+    <w:p>
+      <w:pPr>
+        <w:pStyle w:val="Prrafodelista"/>
+        <w:numPr>
+          <w:ilvl w:val="0"/>
+          <w:numId w:val="15"/>
+        </w:numPr>
+        <w:rPr>
+          <w:lang w:val="es-ES"/>
+        </w:rPr>
+      </w:pPr>
+      <w:r>
+        <w:rPr>
+          <w:lang w:val="es-ES"/>
+        </w:rPr>
+        <w:t>Pocos consumidores</w:t>
+      </w:r>
+    </w:p>
+    <w:p>
+      <w:pPr>
+        <w:pStyle w:val="Prrafodelista"/>
+        <w:numPr>
+          <w:ilvl w:val="0"/>
+          <w:numId w:val="15"/>
+        </w:numPr>
+        <w:rPr>
+          <w:lang w:val="es-ES"/>
+        </w:rPr>
+      </w:pPr>
+      <w:r>
+        <w:rPr>
+          <w:lang w:val="es-ES"/>
+        </w:rPr>
+        <w:t>Publico exigente</w:t>
+      </w:r>
+    </w:p>
+    <w:p>
+      <w:pPr>
+        <w:rPr>
+          <w:lang w:val="es-ES"/>
+        </w:rPr>
+      </w:pPr>
+    </w:p>
+    <w:p>
+      <w:pPr>
+        <w:rPr>
+          <w:lang w:val="es-ES"/>
+        </w:rPr>
+      </w:pPr>
+    </w:p>
+    <w:p>
+      <w:pPr>
+        <w:rPr>
+          <w:lang w:val="es-ES"/>
+        </w:rPr>
+      </w:pPr>
+    </w:p>
+    <w:p>
+      <w:pPr>
+        <w:pStyle w:val="Ttulo2"/>
+        <w:rPr>
+          <w:b/>
+          <w:bCs/>
+          <w:color w:val="auto"/>
+        </w:rPr>
+      </w:pPr>
+      <w:r>
+        <w:rPr>
+          <w:b/>
+          <w:bCs/>
+          <w:color w:val="auto"/>
+        </w:rPr>
+        <w:t>Glosario de términos técnicos</w:t>
+      </w:r>
+    </w:p>
+    <w:p>
+      <w:r>
+        <w:t>El siguiente glosario reúne las palabras clave y los conceptos técnicos utilizados en el proyecto de construcción de un joystick para simulación de vuelo, organizados alfabéticamente para facilitar su consulta.</w:t>
+      </w:r>
+    </w:p>
+    <w:p>
+      <w:r>
+        <w:t xml:space="preserve">- </w:t>
+      </w:r>
+      <w:r>
+        <w:rPr>
+          <w:b/>
+          <w:bCs/>
+        </w:rPr>
+        <w:t>Arduino:</w:t>
+      </w:r>
+      <w:r>
+        <w:t xml:space="preserve"> Plataforma de desarrollo electrónico que permite programar microcontroladores para controlar componentes y realizar proyectos electrónicos.</w:t>
+      </w:r>
+    </w:p>
+    <w:p>
+      <w:r>
+        <w:t xml:space="preserve">- </w:t>
+      </w:r>
+      <w:r>
+        <w:rPr>
+          <w:b/>
+          <w:bCs/>
+        </w:rPr>
+        <w:t>Arduino IDE:</w:t>
+      </w:r>
+      <w:r>
+        <w:t xml:space="preserve"> Entorno de desarrollo que permite escribir, verificar y cargar programas en placas Arduino.</w:t>
+      </w:r>
+    </w:p>
+    <w:p>
+      <w:r>
+        <w:t xml:space="preserve">- </w:t>
+      </w:r>
+      <w:r>
+        <w:rPr>
+          <w:b/>
+          <w:bCs/>
+        </w:rPr>
+        <w:t>ATmega32U4:</w:t>
+      </w:r>
+      <w:r>
+        <w:t xml:space="preserve"> Microcontrolador que incorpora el Arduino Pro Micro y permite procesar señales electrónicas y comunicarse directamente con una computadora mediante USB.</w:t>
+      </w:r>
+    </w:p>
+    <w:p>
+      <w:r>
+        <w:t xml:space="preserve">- </w:t>
+      </w:r>
+      <w:r>
+        <w:rPr>
+          <w:b/>
+          <w:bCs/>
+        </w:rPr>
+        <w:t>Campo magnético:</w:t>
+      </w:r>
+      <w:r>
+        <w:t xml:space="preserve"> Región del espacio en la que actúan fuerzas magnéticas, generadas, por ejemplo, por un imán.</w:t>
+      </w:r>
+    </w:p>
+    <w:p>
+      <w:r>
+        <w:t xml:space="preserve">- </w:t>
+      </w:r>
+      <w:r>
+        <w:rPr>
+          <w:b/>
+          <w:bCs/>
+        </w:rPr>
+        <w:t>Circuito electrónico:</w:t>
+      </w:r>
+      <w:r>
+        <w:t xml:space="preserve"> Conjunto de componentes conectados eléctricamente para cumplir una función determinada.</w:t>
+      </w:r>
+    </w:p>
+    <w:p>
+      <w:r>
+        <w:t xml:space="preserve">- </w:t>
+      </w:r>
+      <w:r>
+        <w:rPr>
+          <w:b/>
+          <w:bCs/>
+        </w:rPr>
+        <w:t>Componentes electrónicos:</w:t>
+      </w:r>
+      <w:r>
+        <w:t xml:space="preserve"> Elementos que forman parte de un circuito y cumplen funciones específicas, como detectar señales, regularlas o procesarlas.</w:t>
+      </w:r>
+    </w:p>
+    <w:p>
+      <w:r>
+        <w:t xml:space="preserve">- </w:t>
+      </w:r>
+      <w:r>
+        <w:rPr>
+          <w:b/>
+          <w:bCs/>
+        </w:rPr>
+        <w:t>Eje X:</w:t>
+      </w:r>
+      <w:r>
+        <w:t xml:space="preserve"> Eje de movimiento horizontal del joystick.</w:t>
+      </w:r>
+    </w:p>
+    <w:p>
+      <w:r>
+        <w:t xml:space="preserve">- </w:t>
+      </w:r>
+      <w:r>
+        <w:rPr>
+          <w:b/>
+          <w:bCs/>
+        </w:rPr>
+        <w:t>Eje Y:</w:t>
+      </w:r>
+      <w:r>
+        <w:t xml:space="preserve"> Eje de movimiento vertical del joystick.</w:t>
+      </w:r>
+    </w:p>
+    <w:p>
+      <w:r>
+        <w:t xml:space="preserve">- </w:t>
+      </w:r>
+      <w:r>
+        <w:rPr>
+          <w:b/>
+          <w:bCs/>
+        </w:rPr>
+        <w:t>Eje Z:</w:t>
+      </w:r>
+      <w:r>
+        <w:t xml:space="preserve"> Eje adicional de control que puede utilizarse para representar movimientos de giro u otras funciones, según el diseño del joystick.</w:t>
+      </w:r>
+    </w:p>
+    <w:p>
+      <w:r>
+        <w:t xml:space="preserve">- </w:t>
+      </w:r>
+      <w:r>
+        <w:rPr>
+          <w:b/>
+          <w:bCs/>
+        </w:rPr>
+        <w:t>Electrónica:</w:t>
+      </w:r>
+      <w:r>
+        <w:t xml:space="preserve"> Rama de la tecnología que estudia y utiliza circuitos eléctricos y componentes para procesar señales y controlar dispositivos.</w:t>
+      </w:r>
+    </w:p>
+    <w:p>
+      <w:r>
+        <w:t xml:space="preserve">- </w:t>
+      </w:r>
+      <w:r>
+        <w:rPr>
+          <w:b/>
+          <w:bCs/>
+        </w:rPr>
+        <w:t>Filamento PLA:</w:t>
+      </w:r>
+      <w:r>
+        <w:t xml:space="preserve"> Material termoplástico utilizado en impresión 3D para fabricar piezas y estructuras. PLA significa ácido </w:t>
+      </w:r>
+      <w:proofErr w:type="spellStart"/>
+      <w:r>
+        <w:t>poliláctico</w:t>
+      </w:r>
+      <w:proofErr w:type="spellEnd"/>
+      <w:r>
+        <w:t>.</w:t>
+      </w:r>
+    </w:p>
+    <w:p>
+      <w:r>
+        <w:t xml:space="preserve">- </w:t>
+      </w:r>
+      <w:r>
+        <w:rPr>
+          <w:b/>
+          <w:bCs/>
+        </w:rPr>
+        <w:t>Frecuencia:</w:t>
+      </w:r>
+      <w:r>
+        <w:t xml:space="preserve"> Cantidad de veces que se repite un fenómeno en un intervalo de tiempo. En el contexto del proyecto, la lectura de los sensores Hall depende principalmente de la intensidad del campo magnético, no directamente de su frecuencia.</w:t>
+      </w:r>
+    </w:p>
+    <w:p>
+      <w:r>
+        <w:t xml:space="preserve">- </w:t>
+      </w:r>
+      <w:r>
+        <w:rPr>
+          <w:b/>
+          <w:bCs/>
+        </w:rPr>
+        <w:t>GND (Ground):</w:t>
+      </w:r>
+      <w:r>
+        <w:t xml:space="preserve"> Conexión de referencia eléctrica del circuito, generalmente asociada al potencial de 0 voltios.</w:t>
+      </w:r>
+    </w:p>
+    <w:p>
+      <w:r>
+        <w:lastRenderedPageBreak/>
+        <w:t xml:space="preserve">- </w:t>
+      </w:r>
+      <w:r>
+        <w:rPr>
+          <w:b/>
+          <w:bCs/>
+        </w:rPr>
+        <w:t>Imán:</w:t>
+      </w:r>
+      <w:r>
+        <w:t xml:space="preserve"> Objeto que genera un campo magnético y que, en este proyecto, se utiliza junto con los sensores Hall para detectar el movimiento del joystick.</w:t>
+      </w:r>
+    </w:p>
+    <w:p>
+      <w:r>
+        <w:t xml:space="preserve">- </w:t>
+      </w:r>
+      <w:r>
+        <w:rPr>
+          <w:b/>
+          <w:bCs/>
+        </w:rPr>
+        <w:t>Microcontrolador:</w:t>
+      </w:r>
+      <w:r>
+        <w:t xml:space="preserve"> Circuito integrado programable que procesa información y controla las funciones de un dispositivo electrónico.</w:t>
+      </w:r>
+    </w:p>
+    <w:p>
+      <w:r>
+        <w:t xml:space="preserve">- </w:t>
+      </w:r>
+      <w:r>
+        <w:rPr>
+          <w:b/>
+          <w:bCs/>
+        </w:rPr>
+        <w:t>Motor de vibración:</w:t>
+      </w:r>
+      <w:r>
+        <w:t xml:space="preserve"> Componente electromecánico que genera vibraciones y puede utilizarse para proporcionar una respuesta táctil al usuario.</w:t>
+      </w:r>
+    </w:p>
+    <w:p>
+      <w:r>
+        <w:t xml:space="preserve">- </w:t>
+      </w:r>
+      <w:r>
+        <w:rPr>
+          <w:b/>
+          <w:bCs/>
+        </w:rPr>
+        <w:t>Pines analógicos:</w:t>
+      </w:r>
+      <w:r>
+        <w:t xml:space="preserve"> Conexiones de una placa electrónica que permiten leer señales eléctricas variables y convertirlas en valores digitales mediante un convertidor analógico-digital.</w:t>
+      </w:r>
+    </w:p>
+    <w:p>
+      <w:r>
+        <w:t xml:space="preserve">- </w:t>
+      </w:r>
+      <w:r>
+        <w:rPr>
+          <w:b/>
+          <w:bCs/>
+        </w:rPr>
+        <w:t>Potenciómetro:</w:t>
+      </w:r>
+      <w:r>
+        <w:t xml:space="preserve"> Componente eléctrico cuya resistencia se puede variar mediante un movimiento rotativo o lineal. Puede utilizarse como entrada para controlar el acelerador u otras funciones del joystick.</w:t>
+      </w:r>
+    </w:p>
+    <w:p>
+      <w:r>
+        <w:t xml:space="preserve">- </w:t>
+      </w:r>
+      <w:r>
+        <w:rPr>
+          <w:b/>
+          <w:bCs/>
+        </w:rPr>
+        <w:t>Prototipo:</w:t>
+      </w:r>
+      <w:r>
+        <w:t xml:space="preserve"> Modelo inicial de un producto que permite comprobar su funcionamiento, evaluar su diseño y detectar errores antes de fabricar la versión definitiva.</w:t>
+      </w:r>
+    </w:p>
+    <w:p>
+      <w:r>
+        <w:t xml:space="preserve">- </w:t>
+      </w:r>
+      <w:r>
+        <w:rPr>
+          <w:b/>
+          <w:bCs/>
+        </w:rPr>
+        <w:t>Protoboard:</w:t>
+      </w:r>
+      <w:r>
+        <w:t xml:space="preserve"> Placa de pruebas que permite conectar componentes electrónicos sin soldarlos, facilitando el armado y la modificación de circuitos.</w:t>
+      </w:r>
+    </w:p>
+    <w:p>
+      <w:r>
+        <w:t xml:space="preserve">- </w:t>
+      </w:r>
+      <w:r>
+        <w:rPr>
+          <w:b/>
+          <w:bCs/>
+        </w:rPr>
+        <w:t>Reciclaje de materiales:</w:t>
+      </w:r>
+      <w:r>
+        <w:t xml:space="preserve"> Aprovechamiento de materiales previamente utilizados para fabricar nuevas piezas o estructuras, reduciendo costos y residuos.</w:t>
+      </w:r>
+    </w:p>
+    <w:p>
+      <w:r>
+        <w:t xml:space="preserve">- </w:t>
+      </w:r>
+      <w:r>
+        <w:rPr>
+          <w:b/>
+          <w:bCs/>
+        </w:rPr>
+        <w:t>Rulemanes (rodamientos):</w:t>
+      </w:r>
+      <w:r>
+        <w:t xml:space="preserve"> Elementos mecánicos que reducen la fricción entre piezas móviles y permiten un movimiento más suave.</w:t>
+      </w:r>
+    </w:p>
+    <w:p>
+      <w:r>
+        <w:t xml:space="preserve">- </w:t>
+      </w:r>
+      <w:r>
+        <w:rPr>
+          <w:b/>
+          <w:bCs/>
+        </w:rPr>
+        <w:t>Sensor de efecto Hall:</w:t>
+      </w:r>
+      <w:r>
+        <w:t xml:space="preserve"> Dispositivo que detecta un campo magnético y genera una señal eléctrica como respuesta. En el proyecto, se utiliza para detectar la posición del joystick mediante imanes.</w:t>
+      </w:r>
+    </w:p>
+    <w:p>
+      <w:r>
+        <w:t xml:space="preserve">- </w:t>
+      </w:r>
+      <w:r>
+        <w:rPr>
+          <w:b/>
+          <w:bCs/>
+        </w:rPr>
+        <w:t>Sensor Hall lineal:</w:t>
+      </w:r>
+      <w:r>
+        <w:t xml:space="preserve"> Tipo de sensor Hall cuya salida varía de manera proporcional, dentro de su rango de funcionamiento, a la intensidad del campo magnético detectado.</w:t>
+      </w:r>
+    </w:p>
+    <w:p>
+      <w:r>
+        <w:t xml:space="preserve">- </w:t>
+      </w:r>
+      <w:r>
+        <w:rPr>
+          <w:b/>
+          <w:bCs/>
+        </w:rPr>
+        <w:t>Señal analógica:</w:t>
+      </w:r>
+      <w:r>
+        <w:t xml:space="preserve"> Señal eléctrica que puede adoptar distintos valores dentro de un intervalo. Permite representar variaciones continuas, como las producidas por el movimiento de un joystick.</w:t>
+      </w:r>
+    </w:p>
+    <w:p>
+      <w:r>
+        <w:t xml:space="preserve">- </w:t>
+      </w:r>
+      <w:r>
+        <w:rPr>
+          <w:b/>
+          <w:bCs/>
+        </w:rPr>
+        <w:t>Simulador de vuelo:</w:t>
+      </w:r>
+      <w:r>
+        <w:t xml:space="preserve"> Programa informático que reproduce la experiencia de pilotar una aeronave de manera virtual y permite utilizar controles externos para manejarla.</w:t>
+      </w:r>
+    </w:p>
+    <w:p>
+      <w:r>
+        <w:t xml:space="preserve">- </w:t>
+      </w:r>
+      <w:r>
+        <w:rPr>
+          <w:b/>
+          <w:bCs/>
+        </w:rPr>
+        <w:t>USB (Universal Serial Bus):</w:t>
+      </w:r>
+      <w:r>
+        <w:t xml:space="preserve"> Estándar de conexión que permite transmitir datos y, en muchos casos, suministrar energía eléctrica entre dispositivos.</w:t>
+      </w:r>
+    </w:p>
+    <w:p>
+      <w:r>
+        <w:t xml:space="preserve">- </w:t>
+      </w:r>
+      <w:r>
+        <w:rPr>
+          <w:b/>
+          <w:bCs/>
+        </w:rPr>
+        <w:t>VCC:</w:t>
+      </w:r>
+      <w:r>
+        <w:t xml:space="preserve"> Denominación habitual de la conexión de alimentación positiva de un circuito electrónico.</w:t>
+      </w:r>
+    </w:p>
+    <w:p>
+      <w:r>
+        <w:t xml:space="preserve">- </w:t>
+      </w:r>
+      <w:r>
+        <w:rPr>
+          <w:b/>
+          <w:bCs/>
+        </w:rPr>
+        <w:t>Vibración háptica:</w:t>
+      </w:r>
+      <w:r>
+        <w:t xml:space="preserve"> Respuesta táctil generada por un dispositivo para transmitir sensaciones al usuario mediante vibraciones.</w:t>
+      </w:r>
+    </w:p>
+    <w:p>
+      <w:r>
+        <w:lastRenderedPageBreak/>
+        <w:t xml:space="preserve">- </w:t>
+      </w:r>
+      <w:r>
+        <w:rPr>
+          <w:b/>
+          <w:bCs/>
+        </w:rPr>
+        <w:t>Joystick:</w:t>
+      </w:r>
+      <w:r>
+        <w:t xml:space="preserve"> Dispositivo de entrada que permite controlar movimientos o acciones mediante el desplazamiento de una palanca. En este proyecto, está diseñado para utilizarse como mando de control en simuladores de vuelo.</w:t>
+      </w:r>
     </w:p>
     <w:p>
       <w:pPr>
@@ -1984,8 +4906,8 @@
       </w:pPr>
     </w:p>
     <w:sectPr>
-      <w:headerReference w:type="default" r:id="rId13"/>
-      <w:footerReference w:type="default" r:id="rId14"/>
+      <w:headerReference w:type="default" r:id="rId23"/>
+      <w:footerReference w:type="default" r:id="rId24"/>
       <w:pgSz w:w="11906" w:h="16838"/>
       <w:pgMar w:top="1417" w:right="1701" w:bottom="1417" w:left="1701" w:header="708" w:footer="708" w:gutter="0"/>
       <w:cols w:space="708"/>
@@ -1996,7 +4918,7 @@
 </file>
 
 <file path=word/endnotes.xml><?xml version="1.0" encoding="utf-8"?>
-<w:endnotes xmlns:wpc="http://schemas.microsoft.com/office/word/2010/wordprocessingCanvas" xmlns:cx="http://schemas.microsoft.com/office/drawing/2014/chartex" xmlns:cx1="http://schemas.microsoft.com/office/drawing/2015/9/8/chartex" xmlns:cx2="http://schemas.microsoft.com/office/drawing/2015/10/21/chartex" xmlns:cx3="http://schemas.microsoft.com/office/drawing/2016/5/9/chartex" xmlns:cx4="http://schemas.microsoft.com/office/drawing/2016/5/10/chartex" xmlns:cx5="http://schemas.microsoft.com/office/drawing/2016/5/11/chartex" xmlns:cx6="http://schemas.microsoft.com/office/drawing/2016/5/12/chartex" xmlns:cx7="http://schemas.microsoft.com/office/drawing/2016/5/13/chartex" xmlns:cx8="http://schemas.microsoft.com/office/drawing/2016/5/14/chartex" xmlns:mc="http://schemas.openxmlformats.org/markup-compatibility/2006" xmlns:aink="http://schemas.microsoft.com/office/drawing/2016/ink" xmlns:am3d="http://schemas.microsoft.com/office/drawing/2017/model3d" xmlns:o="urn:schemas-microsoft-com:office:office" xmlns:r="http://schemas.openxmlformats.org/officeDocument/2006/relationships" xmlns:m="http://schemas.openxmlformats.org/officeDocument/2006/math" xmlns:v="urn:schemas-microsoft-com:vml" xmlns:wp14="http://schemas.microsoft.com/office/word/2010/wordprocessingDrawing" xmlns:wp="http://schemas.openxmlformats.org/drawingml/2006/wordprocessingDrawing" xmlns:w10="urn:schemas-microsoft-com:office:word" xmlns:w="http://schemas.openxmlformats.org/wordprocessingml/2006/main" xmlns:w14="http://schemas.microsoft.com/office/word/2010/wordml" xmlns:w15="http://schemas.microsoft.com/office/word/2012/wordml" xmlns:w16cid="http://schemas.microsoft.com/office/word/2016/wordml/cid" xmlns:w16se="http://schemas.microsoft.com/office/word/2015/wordml/symex" xmlns:wpg="http://schemas.microsoft.com/office/word/2010/wordprocessingGroup" xmlns:wpi="http://schemas.microsoft.com/office/word/2010/wordprocessingInk" xmlns:wne="http://schemas.microsoft.com/office/word/2006/wordml" xmlns:wps="http://schemas.microsoft.com/office/word/2010/wordprocessingShape" mc:Ignorable="w14 w15 w16se w16cid wp14">
+<w:endnotes xmlns:wpc="http://schemas.microsoft.com/office/word/2010/wordprocessingCanvas" xmlns:cx="http://schemas.microsoft.com/office/drawing/2014/chartex" xmlns:cx1="http://schemas.microsoft.com/office/drawing/2015/9/8/chartex" xmlns:cx2="http://schemas.microsoft.com/office/drawing/2015/10/21/chartex" xmlns:cx3="http://schemas.microsoft.com/office/drawing/2016/5/9/chartex" xmlns:cx4="http://schemas.microsoft.com/office/drawing/2016/5/10/chartex" xmlns:cx5="http://schemas.microsoft.com/office/drawing/2016/5/11/chartex" xmlns:cx6="http://schemas.microsoft.com/office/drawing/2016/5/12/chartex" xmlns:cx7="http://schemas.microsoft.com/office/drawing/2016/5/13/chartex" xmlns:cx8="http://schemas.microsoft.com/office/drawing/2016/5/14/chartex" xmlns:mc="http://schemas.openxmlformats.org/markup-compatibility/2006" xmlns:aink="http://schemas.microsoft.com/office/drawing/2016/ink" xmlns:am3d="http://schemas.microsoft.com/office/drawing/2017/model3d" xmlns:o="urn:schemas-microsoft-com:office:office" xmlns:oel="http://schemas.microsoft.com/office/2019/extlst" xmlns:r="http://schemas.openxmlformats.org/officeDocument/2006/relationships" xmlns:m="http://schemas.openxmlformats.org/officeDocument/2006/math" xmlns:v="urn:schemas-microsoft-com:vml" xmlns:wp14="http://schemas.microsoft.com/office/word/2010/wordprocessingDrawing" xmlns:wp="http://schemas.openxmlformats.org/drawingml/2006/wordprocessingDrawing" xmlns:w10="urn:schemas-microsoft-com:office:word" xmlns:w="http://schemas.openxmlformats.org/wordprocessingml/2006/main" xmlns:w14="http://schemas.microsoft.com/office/word/2010/wordml" xmlns:w15="http://schemas.microsoft.com/office/word/2012/wordml" xmlns:w16cex="http://schemas.microsoft.com/office/word/2018/wordml/cex" xmlns:w16cid="http://schemas.microsoft.com/office/word/2016/wordml/cid" xmlns:w16="http://schemas.microsoft.com/office/word/2018/wordml" xmlns:w16du="http://schemas.microsoft.com/office/word/2023/wordml/word16du" xmlns:w16sdtdh="http://schemas.microsoft.com/office/word/2020/wordml/sdtdatahash" xmlns:w16sdtfl="http://schemas.microsoft.com/office/word/2024/wordml/sdtformatlock" xmlns:w16se="http://schemas.microsoft.com/office/word/2015/wordml/symex" xmlns:wpg="http://schemas.microsoft.com/office/word/2010/wordprocessingGroup" xmlns:wpi="http://schemas.microsoft.com/office/word/2010/wordprocessingInk" xmlns:wne="http://schemas.microsoft.com/office/word/2006/wordml" xmlns:wps="http://schemas.microsoft.com/office/word/2010/wordprocessingShape" mc:Ignorable="w14 w15 w16se w16cid w16 w16cex w16sdtdh w16sdtfl w16du wp14">
   <w:endnote w:type="separator" w:id="-1">
     <w:p>
       <w:pPr>
@@ -2021,7 +4943,7 @@
 </file>
 
 <file path=word/footer1.xml><?xml version="1.0" encoding="utf-8"?>
-<w:ftr xmlns:wpc="http://schemas.microsoft.com/office/word/2010/wordprocessingCanvas" xmlns:cx="http://schemas.microsoft.com/office/drawing/2014/chartex" xmlns:cx1="http://schemas.microsoft.com/office/drawing/2015/9/8/chartex" xmlns:cx2="http://schemas.microsoft.com/office/drawing/2015/10/21/chartex" xmlns:cx3="http://schemas.microsoft.com/office/drawing/2016/5/9/chartex" xmlns:cx4="http://schemas.microsoft.com/office/drawing/2016/5/10/chartex" xmlns:cx5="http://schemas.microsoft.com/office/drawing/2016/5/11/chartex" xmlns:cx6="http://schemas.microsoft.com/office/drawing/2016/5/12/chartex" xmlns:cx7="http://schemas.microsoft.com/office/drawing/2016/5/13/chartex" xmlns:cx8="http://schemas.microsoft.com/office/drawing/2016/5/14/chartex" xmlns:mc="http://schemas.openxmlformats.org/markup-compatibility/2006" xmlns:aink="http://schemas.microsoft.com/office/drawing/2016/ink" xmlns:am3d="http://schemas.microsoft.com/office/drawing/2017/model3d" xmlns:o="urn:schemas-microsoft-com:office:office" xmlns:r="http://schemas.openxmlformats.org/officeDocument/2006/relationships" xmlns:m="http://schemas.openxmlformats.org/officeDocument/2006/math" xmlns:v="urn:schemas-microsoft-com:vml" xmlns:wp14="http://schemas.microsoft.com/office/word/2010/wordprocessingDrawing" xmlns:wp="http://schemas.openxmlformats.org/drawingml/2006/wordprocessingDrawing" xmlns:w10="urn:schemas-microsoft-com:office:word" xmlns:w="http://schemas.openxmlformats.org/wordprocessingml/2006/main" xmlns:w14="http://schemas.microsoft.com/office/word/2010/wordml" xmlns:w15="http://schemas.microsoft.com/office/word/2012/wordml" xmlns:w16cid="http://schemas.microsoft.com/office/word/2016/wordml/cid" xmlns:w16se="http://schemas.microsoft.com/office/word/2015/wordml/symex" xmlns:wpg="http://schemas.microsoft.com/office/word/2010/wordprocessingGroup" xmlns:wpi="http://schemas.microsoft.com/office/word/2010/wordprocessingInk" xmlns:wne="http://schemas.microsoft.com/office/word/2006/wordml" xmlns:wps="http://schemas.microsoft.com/office/word/2010/wordprocessingShape" mc:Ignorable="w14 w15 w16se w16cid wp14">
+<w:ftr xmlns:wpc="http://schemas.microsoft.com/office/word/2010/wordprocessingCanvas" xmlns:cx="http://schemas.microsoft.com/office/drawing/2014/chartex" xmlns:cx1="http://schemas.microsoft.com/office/drawing/2015/9/8/chartex" xmlns:cx2="http://schemas.microsoft.com/office/drawing/2015/10/21/chartex" xmlns:cx3="http://schemas.microsoft.com/office/drawing/2016/5/9/chartex" xmlns:cx4="http://schemas.microsoft.com/office/drawing/2016/5/10/chartex" xmlns:cx5="http://schemas.microsoft.com/office/drawing/2016/5/11/chartex" xmlns:cx6="http://schemas.microsoft.com/office/drawing/2016/5/12/chartex" xmlns:cx7="http://schemas.microsoft.com/office/drawing/2016/5/13/chartex" xmlns:cx8="http://schemas.microsoft.com/office/drawing/2016/5/14/chartex" xmlns:mc="http://schemas.openxmlformats.org/markup-compatibility/2006" xmlns:aink="http://schemas.microsoft.com/office/drawing/2016/ink" xmlns:am3d="http://schemas.microsoft.com/office/drawing/2017/model3d" xmlns:o="urn:schemas-microsoft-com:office:office" xmlns:oel="http://schemas.microsoft.com/office/2019/extlst" xmlns:r="http://schemas.openxmlformats.org/officeDocument/2006/relationships" xmlns:m="http://schemas.openxmlformats.org/officeDocument/2006/math" xmlns:v="urn:schemas-microsoft-com:vml" xmlns:wp14="http://schemas.microsoft.com/office/word/2010/wordprocessingDrawing" xmlns:wp="http://schemas.openxmlformats.org/drawingml/2006/wordprocessingDrawing" xmlns:w10="urn:schemas-microsoft-com:office:word" xmlns:w="http://schemas.openxmlformats.org/wordprocessingml/2006/main" xmlns:w14="http://schemas.microsoft.com/office/word/2010/wordml" xmlns:w15="http://schemas.microsoft.com/office/word/2012/wordml" xmlns:w16cex="http://schemas.microsoft.com/office/word/2018/wordml/cex" xmlns:w16cid="http://schemas.microsoft.com/office/word/2016/wordml/cid" xmlns:w16="http://schemas.microsoft.com/office/word/2018/wordml" xmlns:w16du="http://schemas.microsoft.com/office/word/2023/wordml/word16du" xmlns:w16sdtdh="http://schemas.microsoft.com/office/word/2020/wordml/sdtdatahash" xmlns:w16sdtfl="http://schemas.microsoft.com/office/word/2024/wordml/sdtformatlock" xmlns:w16se="http://schemas.microsoft.com/office/word/2015/wordml/symex" xmlns:wpg="http://schemas.microsoft.com/office/word/2010/wordprocessingGroup" xmlns:wpi="http://schemas.microsoft.com/office/word/2010/wordprocessingInk" xmlns:wne="http://schemas.microsoft.com/office/word/2006/wordml" xmlns:wps="http://schemas.microsoft.com/office/word/2010/wordprocessingShape" mc:Ignorable="w14 w15 w16se w16cid w16 w16cex w16sdtdh w16sdtfl w16du wp14">
   <w:p>
     <w:pPr>
       <w:pStyle w:val="Piedepgina"/>
@@ -2102,7 +5024,7 @@
             </wp:anchor>
           </w:drawing>
         </mc:Choice>
-        <mc:Fallback xmlns:oel="http://schemas.microsoft.com/office/2019/extlst" xmlns:w16cex="http://schemas.microsoft.com/office/word/2018/wordml/cex" xmlns:w16="http://schemas.microsoft.com/office/word/2018/wordml" xmlns:w16du="http://schemas.microsoft.com/office/word/2023/wordml/word16du" xmlns:w16sdtdh="http://schemas.microsoft.com/office/word/2020/wordml/sdtdatahash" xmlns:w16sdtfl="http://schemas.microsoft.com/office/word/2024/wordml/sdtformatlock">
+        <mc:Fallback>
           <w:pict>
             <v:rect w14:anchorId="03B6FFE3" id="Rectángulo 452" o:spid="_x0000_s1026" style="position:absolute;margin-left:0;margin-top:0;width:579.9pt;height:750.3pt;z-index:251659264;visibility:visible;mso-wrap-style:square;mso-width-percent:950;mso-height-percent:950;mso-wrap-distance-left:9pt;mso-wrap-distance-top:0;mso-wrap-distance-right:9pt;mso-wrap-distance-bottom:0;mso-position-horizontal:center;mso-position-horizontal-relative:page;mso-position-vertical:center;mso-position-vertical-relative:page;mso-width-percent:950;mso-height-percent:950;mso-width-relative:page;mso-height-relative:page;v-text-anchor:middle" o:gfxdata="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" filled="f" strokecolor="#747070 [1614]" strokeweight="1.25pt">
               <w10:wrap anchorx="page" anchory="page"/>
@@ -2178,7 +5100,7 @@
 </file>
 
 <file path=word/footnotes.xml><?xml version="1.0" encoding="utf-8"?>
-<w:footnotes xmlns:wpc="http://schemas.microsoft.com/office/word/2010/wordprocessingCanvas" xmlns:cx="http://schemas.microsoft.com/office/drawing/2014/chartex" xmlns:cx1="http://schemas.microsoft.com/office/drawing/2015/9/8/chartex" xmlns:cx2="http://schemas.microsoft.com/office/drawing/2015/10/21/chartex" xmlns:cx3="http://schemas.microsoft.com/office/drawing/2016/5/9/chartex" xmlns:cx4="http://schemas.microsoft.com/office/drawing/2016/5/10/chartex" xmlns:cx5="http://schemas.microsoft.com/office/drawing/2016/5/11/chartex" xmlns:cx6="http://schemas.microsoft.com/office/drawing/2016/5/12/chartex" xmlns:cx7="http://schemas.microsoft.com/office/drawing/2016/5/13/chartex" xmlns:cx8="http://schemas.microsoft.com/office/drawing/2016/5/14/chartex" xmlns:mc="http://schemas.openxmlformats.org/markup-compatibility/2006" xmlns:aink="http://schemas.microsoft.com/office/drawing/2016/ink" xmlns:am3d="http://schemas.microsoft.com/office/drawing/2017/model3d" xmlns:o="urn:schemas-microsoft-com:office:office" xmlns:r="http://schemas.openxmlformats.org/officeDocument/2006/relationships" xmlns:m="http://schemas.openxmlformats.org/officeDocument/2006/math" xmlns:v="urn:schemas-microsoft-com:vml" xmlns:wp14="http://schemas.microsoft.com/office/word/2010/wordprocessingDrawing" xmlns:wp="http://schemas.openxmlformats.org/drawingml/2006/wordprocessingDrawing" xmlns:w10="urn:schemas-microsoft-com:office:word" xmlns:w="http://schemas.openxmlformats.org/wordprocessingml/2006/main" xmlns:w14="http://schemas.microsoft.com/office/word/2010/wordml" xmlns:w15="http://schemas.microsoft.com/office/word/2012/wordml" xmlns:w16cid="http://schemas.microsoft.com/office/word/2016/wordml/cid" xmlns:w16se="http://schemas.microsoft.com/office/word/2015/wordml/symex" xmlns:wpg="http://schemas.microsoft.com/office/word/2010/wordprocessingGroup" xmlns:wpi="http://schemas.microsoft.com/office/word/2010/wordprocessingInk" xmlns:wne="http://schemas.microsoft.com/office/word/2006/wordml" xmlns:wps="http://schemas.microsoft.com/office/word/2010/wordprocessingShape" mc:Ignorable="w14 w15 w16se w16cid wp14">
+<w:footnotes xmlns:wpc="http://schemas.microsoft.com/office/word/2010/wordprocessingCanvas" xmlns:cx="http://schemas.microsoft.com/office/drawing/2014/chartex" xmlns:cx1="http://schemas.microsoft.com/office/drawing/2015/9/8/chartex" xmlns:cx2="http://schemas.microsoft.com/office/drawing/2015/10/21/chartex" xmlns:cx3="http://schemas.microsoft.com/office/drawing/2016/5/9/chartex" xmlns:cx4="http://schemas.microsoft.com/office/drawing/2016/5/10/chartex" xmlns:cx5="http://schemas.microsoft.com/office/drawing/2016/5/11/chartex" xmlns:cx6="http://schemas.microsoft.com/office/drawing/2016/5/12/chartex" xmlns:cx7="http://schemas.microsoft.com/office/drawing/2016/5/13/chartex" xmlns:cx8="http://schemas.microsoft.com/office/drawing/2016/5/14/chartex" xmlns:mc="http://schemas.openxmlformats.org/markup-compatibility/2006" xmlns:aink="http://schemas.microsoft.com/office/drawing/2016/ink" xmlns:am3d="http://schemas.microsoft.com/office/drawing/2017/model3d" xmlns:o="urn:schemas-microsoft-com:office:office" xmlns:oel="http://schemas.microsoft.com/office/2019/extlst" xmlns:r="http://schemas.openxmlformats.org/officeDocument/2006/relationships" xmlns:m="http://schemas.openxmlformats.org/officeDocument/2006/math" xmlns:v="urn:schemas-microsoft-com:vml" xmlns:wp14="http://schemas.microsoft.com/office/word/2010/wordprocessingDrawing" xmlns:wp="http://schemas.openxmlformats.org/drawingml/2006/wordprocessingDrawing" xmlns:w10="urn:schemas-microsoft-com:office:word" xmlns:w="http://schemas.openxmlformats.org/wordprocessingml/2006/main" xmlns:w14="http://schemas.microsoft.com/office/word/2010/wordml" xmlns:w15="http://schemas.microsoft.com/office/word/2012/wordml" xmlns:w16cex="http://schemas.microsoft.com/office/word/2018/wordml/cex" xmlns:w16cid="http://schemas.microsoft.com/office/word/2016/wordml/cid" xmlns:w16="http://schemas.microsoft.com/office/word/2018/wordml" xmlns:w16du="http://schemas.microsoft.com/office/word/2023/wordml/word16du" xmlns:w16sdtdh="http://schemas.microsoft.com/office/word/2020/wordml/sdtdatahash" xmlns:w16sdtfl="http://schemas.microsoft.com/office/word/2024/wordml/sdtformatlock" xmlns:w16se="http://schemas.microsoft.com/office/word/2015/wordml/symex" xmlns:wpg="http://schemas.microsoft.com/office/word/2010/wordprocessingGroup" xmlns:wpi="http://schemas.microsoft.com/office/word/2010/wordprocessingInk" xmlns:wne="http://schemas.microsoft.com/office/word/2006/wordml" xmlns:wps="http://schemas.microsoft.com/office/word/2010/wordprocessingShape" mc:Ignorable="w14 w15 w16se w16cid w16 w16cex w16sdtdh w16sdtfl w16du wp14">
   <w:footnote w:type="separator" w:id="-1">
     <w:p>
       <w:pPr>
@@ -2203,7 +5125,7 @@
 </file>
 
 <file path=word/header1.xml><?xml version="1.0" encoding="utf-8"?>
-<w:hdr xmlns:wpc="http://schemas.microsoft.com/office/word/2010/wordprocessingCanvas" xmlns:cx="http://schemas.microsoft.com/office/drawing/2014/chartex" xmlns:cx1="http://schemas.microsoft.com/office/drawing/2015/9/8/chartex" xmlns:cx2="http://schemas.microsoft.com/office/drawing/2015/10/21/chartex" xmlns:cx3="http://schemas.microsoft.com/office/drawing/2016/5/9/chartex" xmlns:cx4="http://schemas.microsoft.com/office/drawing/2016/5/10/chartex" xmlns:cx5="http://schemas.microsoft.com/office/drawing/2016/5/11/chartex" xmlns:cx6="http://schemas.microsoft.com/office/drawing/2016/5/12/chartex" xmlns:cx7="http://schemas.microsoft.com/office/drawing/2016/5/13/chartex" xmlns:cx8="http://schemas.microsoft.com/office/drawing/2016/5/14/chartex" xmlns:mc="http://schemas.openxmlformats.org/markup-compatibility/2006" xmlns:aink="http://schemas.microsoft.com/office/drawing/2016/ink" xmlns:am3d="http://schemas.microsoft.com/office/drawing/2017/model3d" xmlns:o="urn:schemas-microsoft-com:office:office" xmlns:r="http://schemas.openxmlformats.org/officeDocument/2006/relationships" xmlns:m="http://schemas.openxmlformats.org/officeDocument/2006/math" xmlns:v="urn:schemas-microsoft-com:vml" xmlns:wp14="http://schemas.microsoft.com/office/word/2010/wordprocessingDrawing" xmlns:wp="http://schemas.openxmlformats.org/drawingml/2006/wordprocessingDrawing" xmlns:w10="urn:schemas-microsoft-com:office:word" xmlns:w="http://schemas.openxmlformats.org/wordprocessingml/2006/main" xmlns:w14="http://schemas.microsoft.com/office/word/2010/wordml" xmlns:w15="http://schemas.microsoft.com/office/word/2012/wordml" xmlns:w16cid="http://schemas.microsoft.com/office/word/2016/wordml/cid" xmlns:w16se="http://schemas.microsoft.com/office/word/2015/wordml/symex" xmlns:wpg="http://schemas.microsoft.com/office/word/2010/wordprocessingGroup" xmlns:wpi="http://schemas.microsoft.com/office/word/2010/wordprocessingInk" xmlns:wne="http://schemas.microsoft.com/office/word/2006/wordml" xmlns:wps="http://schemas.microsoft.com/office/word/2010/wordprocessingShape" mc:Ignorable="w14 w15 w16se w16cid wp14">
+<w:hdr xmlns:wpc="http://schemas.microsoft.com/office/word/2010/wordprocessingCanvas" xmlns:cx="http://schemas.microsoft.com/office/drawing/2014/chartex" xmlns:cx1="http://schemas.microsoft.com/office/drawing/2015/9/8/chartex" xmlns:cx2="http://schemas.microsoft.com/office/drawing/2015/10/21/chartex" xmlns:cx3="http://schemas.microsoft.com/office/drawing/2016/5/9/chartex" xmlns:cx4="http://schemas.microsoft.com/office/drawing/2016/5/10/chartex" xmlns:cx5="http://schemas.microsoft.com/office/drawing/2016/5/11/chartex" xmlns:cx6="http://schemas.microsoft.com/office/drawing/2016/5/12/chartex" xmlns:cx7="http://schemas.microsoft.com/office/drawing/2016/5/13/chartex" xmlns:cx8="http://schemas.microsoft.com/office/drawing/2016/5/14/chartex" xmlns:mc="http://schemas.openxmlformats.org/markup-compatibility/2006" xmlns:aink="http://schemas.microsoft.com/office/drawing/2016/ink" xmlns:am3d="http://schemas.microsoft.com/office/drawing/2017/model3d" xmlns:o="urn:schemas-microsoft-com:office:office" xmlns:oel="http://schemas.microsoft.com/office/2019/extlst" xmlns:r="http://schemas.openxmlformats.org/officeDocument/2006/relationships" xmlns:m="http://schemas.openxmlformats.org/officeDocument/2006/math" xmlns:v="urn:schemas-microsoft-com:vml" xmlns:wp14="http://schemas.microsoft.com/office/word/2010/wordprocessingDrawing" xmlns:wp="http://schemas.openxmlformats.org/drawingml/2006/wordprocessingDrawing" xmlns:w10="urn:schemas-microsoft-com:office:word" xmlns:w="http://schemas.openxmlformats.org/wordprocessingml/2006/main" xmlns:w14="http://schemas.microsoft.com/office/word/2010/wordml" xmlns:w15="http://schemas.microsoft.com/office/word/2012/wordml" xmlns:w16cex="http://schemas.microsoft.com/office/word/2018/wordml/cex" xmlns:w16cid="http://schemas.microsoft.com/office/word/2016/wordml/cid" xmlns:w16="http://schemas.microsoft.com/office/word/2018/wordml" xmlns:w16du="http://schemas.microsoft.com/office/word/2023/wordml/word16du" xmlns:w16sdtdh="http://schemas.microsoft.com/office/word/2020/wordml/sdtdatahash" xmlns:w16sdtfl="http://schemas.microsoft.com/office/word/2024/wordml/sdtformatlock" xmlns:w16se="http://schemas.microsoft.com/office/word/2015/wordml/symex" xmlns:wpg="http://schemas.microsoft.com/office/word/2010/wordprocessingGroup" xmlns:wpi="http://schemas.microsoft.com/office/word/2010/wordprocessingInk" xmlns:wne="http://schemas.microsoft.com/office/word/2006/wordml" xmlns:wps="http://schemas.microsoft.com/office/word/2010/wordprocessingShape" mc:Ignorable="w14 w15 w16se w16cid w16 w16cex w16sdtdh w16sdtfl w16du wp14">
   <w:p>
     <w:pPr>
       <w:pStyle w:val="Encabezado"/>
@@ -2270,7 +5192,7 @@
 </file>
 
 <file path=word/numbering.xml><?xml version="1.0" encoding="utf-8"?>
-<w:numbering xmlns:wpc="http://schemas.microsoft.com/office/word/2010/wordprocessingCanvas" xmlns:cx="http://schemas.microsoft.com/office/drawing/2014/chartex" xmlns:cx1="http://schemas.microsoft.com/office/drawing/2015/9/8/chartex" xmlns:cx2="http://schemas.microsoft.com/office/drawing/2015/10/21/chartex" xmlns:cx3="http://schemas.microsoft.com/office/drawing/2016/5/9/chartex" xmlns:cx4="http://schemas.microsoft.com/office/drawing/2016/5/10/chartex" xmlns:cx5="http://schemas.microsoft.com/office/drawing/2016/5/11/chartex" xmlns:cx6="http://schemas.microsoft.com/office/drawing/2016/5/12/chartex" xmlns:cx7="http://schemas.microsoft.com/office/drawing/2016/5/13/chartex" xmlns:cx8="http://schemas.microsoft.com/office/drawing/2016/5/14/chartex" xmlns:mc="http://schemas.openxmlformats.org/markup-compatibility/2006" xmlns:aink="http://schemas.microsoft.com/office/drawing/2016/ink" xmlns:am3d="http://schemas.microsoft.com/office/drawing/2017/model3d" xmlns:o="urn:schemas-microsoft-com:office:office" xmlns:r="http://schemas.openxmlformats.org/officeDocument/2006/relationships" xmlns:m="http://schemas.openxmlformats.org/officeDocument/2006/math" xmlns:v="urn:schemas-microsoft-com:vml" xmlns:wp14="http://schemas.microsoft.com/office/word/2010/wordprocessingDrawing" xmlns:wp="http://schemas.openxmlformats.org/drawingml/2006/wordprocessingDrawing" xmlns:w10="urn:schemas-microsoft-com:office:word" xmlns:w="http://schemas.openxmlformats.org/wordprocessingml/2006/main" xmlns:w14="http://schemas.microsoft.com/office/word/2010/wordml" xmlns:w15="http://schemas.microsoft.com/office/word/2012/wordml" xmlns:w16cid="http://schemas.microsoft.com/office/word/2016/wordml/cid" xmlns:w16se="http://schemas.microsoft.com/office/word/2015/wordml/symex" xmlns:wpg="http://schemas.microsoft.com/office/word/2010/wordprocessingGroup" xmlns:wpi="http://schemas.microsoft.com/office/word/2010/wordprocessingInk" xmlns:wne="http://schemas.microsoft.com/office/word/2006/wordml" xmlns:wps="http://schemas.microsoft.com/office/word/2010/wordprocessingShape" mc:Ignorable="w14 w15 w16se w16cid wp14">
+<w:numbering xmlns:wpc="http://schemas.microsoft.com/office/word/2010/wordprocessingCanvas" xmlns:cx="http://schemas.microsoft.com/office/drawing/2014/chartex" xmlns:cx1="http://schemas.microsoft.com/office/drawing/2015/9/8/chartex" xmlns:cx2="http://schemas.microsoft.com/office/drawing/2015/10/21/chartex" xmlns:cx3="http://schemas.microsoft.com/office/drawing/2016/5/9/chartex" xmlns:cx4="http://schemas.microsoft.com/office/drawing/2016/5/10/chartex" xmlns:cx5="http://schemas.microsoft.com/office/drawing/2016/5/11/chartex" xmlns:cx6="http://schemas.microsoft.com/office/drawing/2016/5/12/chartex" xmlns:cx7="http://schemas.microsoft.com/office/drawing/2016/5/13/chartex" xmlns:cx8="http://schemas.microsoft.com/office/drawing/2016/5/14/chartex" xmlns:mc="http://schemas.openxmlformats.org/markup-compatibility/2006" xmlns:aink="http://schemas.microsoft.com/office/drawing/2016/ink" xmlns:am3d="http://schemas.microsoft.com/office/drawing/2017/model3d" xmlns:o="urn:schemas-microsoft-com:office:office" xmlns:oel="http://schemas.microsoft.com/office/2019/extlst" xmlns:r="http://schemas.openxmlformats.org/officeDocument/2006/relationships" xmlns:m="http://schemas.openxmlformats.org/officeDocument/2006/math" xmlns:v="urn:schemas-microsoft-com:vml" xmlns:wp14="http://schemas.microsoft.com/office/word/2010/wordprocessingDrawing" xmlns:wp="http://schemas.openxmlformats.org/drawingml/2006/wordprocessingDrawing" xmlns:w10="urn:schemas-microsoft-com:office:word" xmlns:w="http://schemas.openxmlformats.org/wordprocessingml/2006/main" xmlns:w14="http://schemas.microsoft.com/office/word/2010/wordml" xmlns:w15="http://schemas.microsoft.com/office/word/2012/wordml" xmlns:w16cex="http://schemas.microsoft.com/office/word/2018/wordml/cex" xmlns:w16cid="http://schemas.microsoft.com/office/word/2016/wordml/cid" xmlns:w16="http://schemas.microsoft.com/office/word/2018/wordml" xmlns:w16du="http://schemas.microsoft.com/office/word/2023/wordml/word16du" xmlns:w16sdtdh="http://schemas.microsoft.com/office/word/2020/wordml/sdtdatahash" xmlns:w16sdtfl="http://schemas.microsoft.com/office/word/2024/wordml/sdtformatlock" xmlns:w16se="http://schemas.microsoft.com/office/word/2015/wordml/symex" xmlns:wpg="http://schemas.microsoft.com/office/word/2010/wordprocessingGroup" xmlns:wpi="http://schemas.microsoft.com/office/word/2010/wordprocessingInk" xmlns:wne="http://schemas.microsoft.com/office/word/2006/wordml" xmlns:wps="http://schemas.microsoft.com/office/word/2010/wordprocessingShape" mc:Ignorable="w14 w15 w16se w16cid w16 w16cex w16sdtdh w16sdtfl w16du wp14">
   <w:abstractNum w:abstractNumId="0" w15:restartNumberingAfterBreak="0">
     <w:nsid w:val="14814DC7"/>
     <w:multiLevelType w:val="multilevel"/>
@@ -2421,6 +5343,119 @@
     </w:lvl>
   </w:abstractNum>
   <w:abstractNum w:abstractNumId="1" w15:restartNumberingAfterBreak="0">
+    <w:nsid w:val="19A624F2"/>
+    <w:multiLevelType w:val="hybridMultilevel"/>
+    <w:tmpl w:val="0B74DE00"/>
+    <w:lvl w:ilvl="0" w:tplc="2C0A0001">
+      <w:start w:val="1"/>
+      <w:numFmt w:val="bullet"/>
+      <w:lvlText w:val=""/>
+      <w:lvlJc w:val="left"/>
+      <w:pPr>
+        <w:ind w:left="720" w:hanging="360"/>
+      </w:pPr>
+      <w:rPr>
+        <w:rFonts w:ascii="Symbol" w:hAnsi="Symbol" w:hint="default"/>
+      </w:rPr>
+    </w:lvl>
+    <w:lvl w:ilvl="1" w:tplc="2C0A0003" w:tentative="1">
+      <w:start w:val="1"/>
+      <w:numFmt w:val="bullet"/>
+      <w:lvlText w:val="o"/>
+      <w:lvlJc w:val="left"/>
+      <w:pPr>
+        <w:ind w:left="1440" w:hanging="360"/>
+      </w:pPr>
+      <w:rPr>
+        <w:rFonts w:ascii="Courier New" w:hAnsi="Courier New" w:cs="Courier New" w:hint="default"/>
+      </w:rPr>
+    </w:lvl>
+    <w:lvl w:ilvl="2" w:tplc="2C0A0005" w:tentative="1">
+      <w:start w:val="1"/>
+      <w:numFmt w:val="bullet"/>
+      <w:lvlText w:val=""/>
+      <w:lvlJc w:val="left"/>
+      <w:pPr>
+        <w:ind w:left="2160" w:hanging="360"/>
+      </w:pPr>
+      <w:rPr>
+        <w:rFonts w:ascii="Wingdings" w:hAnsi="Wingdings" w:hint="default"/>
+      </w:rPr>
+    </w:lvl>
+    <w:lvl w:ilvl="3" w:tplc="2C0A0001" w:tentative="1">
+      <w:start w:val="1"/>
+      <w:numFmt w:val="bullet"/>
+      <w:lvlText w:val=""/>
+      <w:lvlJc w:val="left"/>
+      <w:pPr>
+        <w:ind w:left="2880" w:hanging="360"/>
+      </w:pPr>
+      <w:rPr>
+        <w:rFonts w:ascii="Symbol" w:hAnsi="Symbol" w:hint="default"/>
+      </w:rPr>
+    </w:lvl>
+    <w:lvl w:ilvl="4" w:tplc="2C0A0003" w:tentative="1">
+      <w:start w:val="1"/>
+      <w:numFmt w:val="bullet"/>
+      <w:lvlText w:val="o"/>
+      <w:lvlJc w:val="left"/>
+      <w:pPr>
+        <w:ind w:left="3600" w:hanging="360"/>
+      </w:pPr>
+      <w:rPr>
+        <w:rFonts w:ascii="Courier New" w:hAnsi="Courier New" w:cs="Courier New" w:hint="default"/>
+      </w:rPr>
+    </w:lvl>
+    <w:lvl w:ilvl="5" w:tplc="2C0A0005" w:tentative="1">
+      <w:start w:val="1"/>
+      <w:numFmt w:val="bullet"/>
+      <w:lvlText w:val=""/>
+      <w:lvlJc w:val="left"/>
+      <w:pPr>
+        <w:ind w:left="4320" w:hanging="360"/>
+      </w:pPr>
+      <w:rPr>
+        <w:rFonts w:ascii="Wingdings" w:hAnsi="Wingdings" w:hint="default"/>
+      </w:rPr>
+    </w:lvl>
+    <w:lvl w:ilvl="6" w:tplc="2C0A0001" w:tentative="1">
+      <w:start w:val="1"/>
+      <w:numFmt w:val="bullet"/>
+      <w:lvlText w:val=""/>
+      <w:lvlJc w:val="left"/>
+      <w:pPr>
+        <w:ind w:left="5040" w:hanging="360"/>
+      </w:pPr>
+      <w:rPr>
+        <w:rFonts w:ascii="Symbol" w:hAnsi="Symbol" w:hint="default"/>
+      </w:rPr>
+    </w:lvl>
+    <w:lvl w:ilvl="7" w:tplc="2C0A0003" w:tentative="1">
+      <w:start w:val="1"/>
+      <w:numFmt w:val="bullet"/>
+      <w:lvlText w:val="o"/>
+      <w:lvlJc w:val="left"/>
+      <w:pPr>
+        <w:ind w:left="5760" w:hanging="360"/>
+      </w:pPr>
+      <w:rPr>
+        <w:rFonts w:ascii="Courier New" w:hAnsi="Courier New" w:cs="Courier New" w:hint="default"/>
+      </w:rPr>
+    </w:lvl>
+    <w:lvl w:ilvl="8" w:tplc="2C0A0005" w:tentative="1">
+      <w:start w:val="1"/>
+      <w:numFmt w:val="bullet"/>
+      <w:lvlText w:val=""/>
+      <w:lvlJc w:val="left"/>
+      <w:pPr>
+        <w:ind w:left="6480" w:hanging="360"/>
+      </w:pPr>
+      <w:rPr>
+        <w:rFonts w:ascii="Wingdings" w:hAnsi="Wingdings" w:hint="default"/>
+      </w:rPr>
+    </w:lvl>
+  </w:abstractNum>
+  <w:abstractNum w:abstractNumId="2" w15:restartNumberingAfterBreak="0">
     <w:nsid w:val="1EB422C4"/>
     <w:multiLevelType w:val="multilevel"/>
     <w:tmpl w:val="D234CF56"/>
@@ -2533,7 +5568,7 @@
       </w:pPr>
     </w:lvl>
   </w:abstractNum>
-  <w:abstractNum w:abstractNumId="2" w15:restartNumberingAfterBreak="0">
+  <w:abstractNum w:abstractNumId="3" w15:restartNumberingAfterBreak="0">
     <w:nsid w:val="265533F0"/>
     <w:multiLevelType w:val="multilevel"/>
     <w:tmpl w:val="94F62282"/>
@@ -2682,7 +5717,120 @@
       </w:rPr>
     </w:lvl>
   </w:abstractNum>
-  <w:abstractNum w:abstractNumId="3" w15:restartNumberingAfterBreak="0">
+  <w:abstractNum w:abstractNumId="4" w15:restartNumberingAfterBreak="0">
+    <w:nsid w:val="371D03AB"/>
+    <w:multiLevelType w:val="hybridMultilevel"/>
+    <w:tmpl w:val="AA9CB716"/>
+    <w:lvl w:ilvl="0" w:tplc="2C0A0001">
+      <w:start w:val="1"/>
+      <w:numFmt w:val="bullet"/>
+      <w:lvlText w:val=""/>
+      <w:lvlJc w:val="left"/>
+      <w:pPr>
+        <w:ind w:left="720" w:hanging="360"/>
+      </w:pPr>
+      <w:rPr>
+        <w:rFonts w:ascii="Symbol" w:hAnsi="Symbol" w:hint="default"/>
+      </w:rPr>
+    </w:lvl>
+    <w:lvl w:ilvl="1" w:tplc="2C0A0003" w:tentative="1">
+      <w:start w:val="1"/>
+      <w:numFmt w:val="bullet"/>
+      <w:lvlText w:val="o"/>
+      <w:lvlJc w:val="left"/>
+      <w:pPr>
+        <w:ind w:left="1440" w:hanging="360"/>
+      </w:pPr>
+      <w:rPr>
+        <w:rFonts w:ascii="Courier New" w:hAnsi="Courier New" w:cs="Courier New" w:hint="default"/>
+      </w:rPr>
+    </w:lvl>
+    <w:lvl w:ilvl="2" w:tplc="2C0A0005" w:tentative="1">
+      <w:start w:val="1"/>
+      <w:numFmt w:val="bullet"/>
+      <w:lvlText w:val=""/>
+      <w:lvlJc w:val="left"/>
+      <w:pPr>
+        <w:ind w:left="2160" w:hanging="360"/>
+      </w:pPr>
+      <w:rPr>
+        <w:rFonts w:ascii="Wingdings" w:hAnsi="Wingdings" w:hint="default"/>
+      </w:rPr>
+    </w:lvl>
+    <w:lvl w:ilvl="3" w:tplc="2C0A0001" w:tentative="1">
+      <w:start w:val="1"/>
+      <w:numFmt w:val="bullet"/>
+      <w:lvlText w:val=""/>
+      <w:lvlJc w:val="left"/>
+      <w:pPr>
+        <w:ind w:left="2880" w:hanging="360"/>
+      </w:pPr>
+      <w:rPr>
+        <w:rFonts w:ascii="Symbol" w:hAnsi="Symbol" w:hint="default"/>
+      </w:rPr>
+    </w:lvl>
+    <w:lvl w:ilvl="4" w:tplc="2C0A0003" w:tentative="1">
+      <w:start w:val="1"/>
+      <w:numFmt w:val="bullet"/>
+      <w:lvlText w:val="o"/>
+      <w:lvlJc w:val="left"/>
+      <w:pPr>
+        <w:ind w:left="3600" w:hanging="360"/>
+      </w:pPr>
+      <w:rPr>
+        <w:rFonts w:ascii="Courier New" w:hAnsi="Courier New" w:cs="Courier New" w:hint="default"/>
+      </w:rPr>
+    </w:lvl>
+    <w:lvl w:ilvl="5" w:tplc="2C0A0005" w:tentative="1">
+      <w:start w:val="1"/>
+      <w:numFmt w:val="bullet"/>
+      <w:lvlText w:val=""/>
+      <w:lvlJc w:val="left"/>
+      <w:pPr>
+        <w:ind w:left="4320" w:hanging="360"/>
+      </w:pPr>
+      <w:rPr>
+        <w:rFonts w:ascii="Wingdings" w:hAnsi="Wingdings" w:hint="default"/>
+      </w:rPr>
+    </w:lvl>
+    <w:lvl w:ilvl="6" w:tplc="2C0A0001" w:tentative="1">
+      <w:start w:val="1"/>
+      <w:numFmt w:val="bullet"/>
+      <w:lvlText w:val=""/>
+      <w:lvlJc w:val="left"/>
+      <w:pPr>
+        <w:ind w:left="5040" w:hanging="360"/>
+      </w:pPr>
+      <w:rPr>
+        <w:rFonts w:ascii="Symbol" w:hAnsi="Symbol" w:hint="default"/>
+      </w:rPr>
+    </w:lvl>
+    <w:lvl w:ilvl="7" w:tplc="2C0A0003" w:tentative="1">
+      <w:start w:val="1"/>
+      <w:numFmt w:val="bullet"/>
+      <w:lvlText w:val="o"/>
+      <w:lvlJc w:val="left"/>
+      <w:pPr>
+        <w:ind w:left="5760" w:hanging="360"/>
+      </w:pPr>
+      <w:rPr>
+        <w:rFonts w:ascii="Courier New" w:hAnsi="Courier New" w:cs="Courier New" w:hint="default"/>
+      </w:rPr>
+    </w:lvl>
+    <w:lvl w:ilvl="8" w:tplc="2C0A0005" w:tentative="1">
+      <w:start w:val="1"/>
+      <w:numFmt w:val="bullet"/>
+      <w:lvlText w:val=""/>
+      <w:lvlJc w:val="left"/>
+      <w:pPr>
+        <w:ind w:left="6480" w:hanging="360"/>
+      </w:pPr>
+      <w:rPr>
+        <w:rFonts w:ascii="Wingdings" w:hAnsi="Wingdings" w:hint="default"/>
+      </w:rPr>
+    </w:lvl>
+  </w:abstractNum>
+  <w:abstractNum w:abstractNumId="5" w15:restartNumberingAfterBreak="0">
     <w:nsid w:val="4812112E"/>
     <w:multiLevelType w:val="multilevel"/>
     <w:tmpl w:val="84148F0E"/>
@@ -2831,7 +5979,7 @@
       </w:rPr>
     </w:lvl>
   </w:abstractNum>
-  <w:abstractNum w:abstractNumId="4" w15:restartNumberingAfterBreak="0">
+  <w:abstractNum w:abstractNumId="6" w15:restartNumberingAfterBreak="0">
     <w:nsid w:val="482449F6"/>
     <w:multiLevelType w:val="hybridMultilevel"/>
     <w:tmpl w:val="405C6BE6"/>
@@ -2944,7 +6092,120 @@
       </w:rPr>
     </w:lvl>
   </w:abstractNum>
-  <w:abstractNum w:abstractNumId="5" w15:restartNumberingAfterBreak="0">
+  <w:abstractNum w:abstractNumId="7" w15:restartNumberingAfterBreak="0">
+    <w:nsid w:val="49074588"/>
+    <w:multiLevelType w:val="hybridMultilevel"/>
+    <w:tmpl w:val="5CB028B6"/>
+    <w:lvl w:ilvl="0" w:tplc="2C0A0001">
+      <w:start w:val="1"/>
+      <w:numFmt w:val="bullet"/>
+      <w:lvlText w:val=""/>
+      <w:lvlJc w:val="left"/>
+      <w:pPr>
+        <w:ind w:left="720" w:hanging="360"/>
+      </w:pPr>
+      <w:rPr>
+        <w:rFonts w:ascii="Symbol" w:hAnsi="Symbol" w:hint="default"/>
+      </w:rPr>
+    </w:lvl>
+    <w:lvl w:ilvl="1" w:tplc="2C0A0003" w:tentative="1">
+      <w:start w:val="1"/>
+      <w:numFmt w:val="bullet"/>
+      <w:lvlText w:val="o"/>
+      <w:lvlJc w:val="left"/>
+      <w:pPr>
+        <w:ind w:left="1440" w:hanging="360"/>
+      </w:pPr>
+      <w:rPr>
+        <w:rFonts w:ascii="Courier New" w:hAnsi="Courier New" w:cs="Courier New" w:hint="default"/>
+      </w:rPr>
+    </w:lvl>
+    <w:lvl w:ilvl="2" w:tplc="2C0A0005" w:tentative="1">
+      <w:start w:val="1"/>
+      <w:numFmt w:val="bullet"/>
+      <w:lvlText w:val=""/>
+      <w:lvlJc w:val="left"/>
+      <w:pPr>
+        <w:ind w:left="2160" w:hanging="360"/>
+      </w:pPr>
+      <w:rPr>
+        <w:rFonts w:ascii="Wingdings" w:hAnsi="Wingdings" w:hint="default"/>
+      </w:rPr>
+    </w:lvl>
+    <w:lvl w:ilvl="3" w:tplc="2C0A0001" w:tentative="1">
+      <w:start w:val="1"/>
+      <w:numFmt w:val="bullet"/>
+      <w:lvlText w:val=""/>
+      <w:lvlJc w:val="left"/>
+      <w:pPr>
+        <w:ind w:left="2880" w:hanging="360"/>
+      </w:pPr>
+      <w:rPr>
+        <w:rFonts w:ascii="Symbol" w:hAnsi="Symbol" w:hint="default"/>
+      </w:rPr>
+    </w:lvl>
+    <w:lvl w:ilvl="4" w:tplc="2C0A0003" w:tentative="1">
+      <w:start w:val="1"/>
+      <w:numFmt w:val="bullet"/>
+      <w:lvlText w:val="o"/>
+      <w:lvlJc w:val="left"/>
+      <w:pPr>
+        <w:ind w:left="3600" w:hanging="360"/>
+      </w:pPr>
+      <w:rPr>
+        <w:rFonts w:ascii="Courier New" w:hAnsi="Courier New" w:cs="Courier New" w:hint="default"/>
+      </w:rPr>
+    </w:lvl>
+    <w:lvl w:ilvl="5" w:tplc="2C0A0005" w:tentative="1">
+      <w:start w:val="1"/>
+      <w:numFmt w:val="bullet"/>
+      <w:lvlText w:val=""/>
+      <w:lvlJc w:val="left"/>
+      <w:pPr>
+        <w:ind w:left="4320" w:hanging="360"/>
+      </w:pPr>
+      <w:rPr>
+        <w:rFonts w:ascii="Wingdings" w:hAnsi="Wingdings" w:hint="default"/>
+      </w:rPr>
+    </w:lvl>
+    <w:lvl w:ilvl="6" w:tplc="2C0A0001" w:tentative="1">
+      <w:start w:val="1"/>
+      <w:numFmt w:val="bullet"/>
+      <w:lvlText w:val=""/>
+      <w:lvlJc w:val="left"/>
+      <w:pPr>
+        <w:ind w:left="5040" w:hanging="360"/>
+      </w:pPr>
+      <w:rPr>
+        <w:rFonts w:ascii="Symbol" w:hAnsi="Symbol" w:hint="default"/>
+      </w:rPr>
+    </w:lvl>
+    <w:lvl w:ilvl="7" w:tplc="2C0A0003" w:tentative="1">
+      <w:start w:val="1"/>
+      <w:numFmt w:val="bullet"/>
+      <w:lvlText w:val="o"/>
+      <w:lvlJc w:val="left"/>
+      <w:pPr>
+        <w:ind w:left="5760" w:hanging="360"/>
+      </w:pPr>
+      <w:rPr>
+        <w:rFonts w:ascii="Courier New" w:hAnsi="Courier New" w:cs="Courier New" w:hint="default"/>
+      </w:rPr>
+    </w:lvl>
+    <w:lvl w:ilvl="8" w:tplc="2C0A0005" w:tentative="1">
+      <w:start w:val="1"/>
+      <w:numFmt w:val="bullet"/>
+      <w:lvlText w:val=""/>
+      <w:lvlJc w:val="left"/>
+      <w:pPr>
+        <w:ind w:left="6480" w:hanging="360"/>
+      </w:pPr>
+      <w:rPr>
+        <w:rFonts w:ascii="Wingdings" w:hAnsi="Wingdings" w:hint="default"/>
+      </w:rPr>
+    </w:lvl>
+  </w:abstractNum>
+  <w:abstractNum w:abstractNumId="8" w15:restartNumberingAfterBreak="0">
     <w:nsid w:val="51451B13"/>
     <w:multiLevelType w:val="multilevel"/>
     <w:tmpl w:val="C9B60A30"/>
@@ -3093,7 +6354,7 @@
       </w:rPr>
     </w:lvl>
   </w:abstractNum>
-  <w:abstractNum w:abstractNumId="6" w15:restartNumberingAfterBreak="0">
+  <w:abstractNum w:abstractNumId="9" w15:restartNumberingAfterBreak="0">
     <w:nsid w:val="541026FD"/>
     <w:multiLevelType w:val="multilevel"/>
     <w:tmpl w:val="CF64C614"/>
@@ -3242,7 +6503,7 @@
       </w:rPr>
     </w:lvl>
   </w:abstractNum>
-  <w:abstractNum w:abstractNumId="7" w15:restartNumberingAfterBreak="0">
+  <w:abstractNum w:abstractNumId="10" w15:restartNumberingAfterBreak="0">
     <w:nsid w:val="5B19294E"/>
     <w:multiLevelType w:val="hybridMultilevel"/>
     <w:tmpl w:val="7A30242E"/>
@@ -3355,7 +6616,7 @@
       </w:rPr>
     </w:lvl>
   </w:abstractNum>
-  <w:abstractNum w:abstractNumId="8" w15:restartNumberingAfterBreak="0">
+  <w:abstractNum w:abstractNumId="11" w15:restartNumberingAfterBreak="0">
     <w:nsid w:val="6A494399"/>
     <w:multiLevelType w:val="multilevel"/>
     <w:tmpl w:val="345CFF54"/>
@@ -3504,7 +6765,7 @@
       </w:rPr>
     </w:lvl>
   </w:abstractNum>
-  <w:abstractNum w:abstractNumId="9" w15:restartNumberingAfterBreak="0">
+  <w:abstractNum w:abstractNumId="12" w15:restartNumberingAfterBreak="0">
     <w:nsid w:val="721732CC"/>
     <w:multiLevelType w:val="multilevel"/>
     <w:tmpl w:val="DBA61D22"/>
@@ -3653,7 +6914,7 @@
       </w:rPr>
     </w:lvl>
   </w:abstractNum>
-  <w:abstractNum w:abstractNumId="10" w15:restartNumberingAfterBreak="0">
+  <w:abstractNum w:abstractNumId="13" w15:restartNumberingAfterBreak="0">
     <w:nsid w:val="73317451"/>
     <w:multiLevelType w:val="multilevel"/>
     <w:tmpl w:val="401CCE52"/>
@@ -3802,7 +7063,7 @@
       </w:rPr>
     </w:lvl>
   </w:abstractNum>
-  <w:abstractNum w:abstractNumId="11" w15:restartNumberingAfterBreak="0">
+  <w:abstractNum w:abstractNumId="14" w15:restartNumberingAfterBreak="0">
     <w:nsid w:val="74B75F93"/>
     <w:multiLevelType w:val="multilevel"/>
     <w:tmpl w:val="8BF00978"/>
@@ -3951,47 +7212,56 @@
       </w:rPr>
     </w:lvl>
   </w:abstractNum>
-  <w:num w:numId="1">
-    <w:abstractNumId w:val="7"/>
+  <w:num w:numId="1" w16cid:durableId="1485852811">
+    <w:abstractNumId w:val="10"/>
   </w:num>
-  <w:num w:numId="2">
+  <w:num w:numId="2" w16cid:durableId="228152264">
+    <w:abstractNumId w:val="6"/>
+  </w:num>
+  <w:num w:numId="3" w16cid:durableId="220756684">
+    <w:abstractNumId w:val="0"/>
+  </w:num>
+  <w:num w:numId="4" w16cid:durableId="1611477213">
+    <w:abstractNumId w:val="14"/>
+  </w:num>
+  <w:num w:numId="5" w16cid:durableId="542210875">
+    <w:abstractNumId w:val="5"/>
+  </w:num>
+  <w:num w:numId="6" w16cid:durableId="437216581">
+    <w:abstractNumId w:val="9"/>
+  </w:num>
+  <w:num w:numId="7" w16cid:durableId="1301881896">
+    <w:abstractNumId w:val="11"/>
+  </w:num>
+  <w:num w:numId="8" w16cid:durableId="1820730746">
+    <w:abstractNumId w:val="12"/>
+  </w:num>
+  <w:num w:numId="9" w16cid:durableId="382146093">
+    <w:abstractNumId w:val="13"/>
+  </w:num>
+  <w:num w:numId="10" w16cid:durableId="1477408328">
+    <w:abstractNumId w:val="3"/>
+  </w:num>
+  <w:num w:numId="11" w16cid:durableId="1464033284">
+    <w:abstractNumId w:val="2"/>
+  </w:num>
+  <w:num w:numId="12" w16cid:durableId="1250193814">
+    <w:abstractNumId w:val="8"/>
+  </w:num>
+  <w:num w:numId="13" w16cid:durableId="368458162">
+    <w:abstractNumId w:val="1"/>
+  </w:num>
+  <w:num w:numId="14" w16cid:durableId="1603145199">
     <w:abstractNumId w:val="4"/>
   </w:num>
-  <w:num w:numId="3">
-    <w:abstractNumId w:val="0"/>
-  </w:num>
-  <w:num w:numId="4">
-    <w:abstractNumId w:val="11"/>
-  </w:num>
-  <w:num w:numId="5">
-    <w:abstractNumId w:val="3"/>
-  </w:num>
-  <w:num w:numId="6">
-    <w:abstractNumId w:val="6"/>
-  </w:num>
-  <w:num w:numId="7">
-    <w:abstractNumId w:val="8"/>
-  </w:num>
-  <w:num w:numId="8">
-    <w:abstractNumId w:val="9"/>
-  </w:num>
-  <w:num w:numId="9">
-    <w:abstractNumId w:val="10"/>
-  </w:num>
-  <w:num w:numId="10">
-    <w:abstractNumId w:val="2"/>
-  </w:num>
-  <w:num w:numId="11">
-    <w:abstractNumId w:val="1"/>
-  </w:num>
-  <w:num w:numId="12">
-    <w:abstractNumId w:val="5"/>
+  <w:num w:numId="15" w16cid:durableId="1932349680">
+    <w:abstractNumId w:val="7"/>
   </w:num>
 </w:numbering>
 </file>
 
 <file path=word/styles.xml><?xml version="1.0" encoding="utf-8"?>
-<w:styles xmlns:mc="http://schemas.openxmlformats.org/markup-compatibility/2006" xmlns:r="http://schemas.openxmlformats.org/officeDocument/2006/relationships" xmlns:w="http://schemas.openxmlformats.org/wordprocessingml/2006/main" xmlns:w14="http://schemas.microsoft.com/office/word/2010/wordml" xmlns:w15="http://schemas.microsoft.com/office/word/2012/wordml" xmlns:w16cid="http://schemas.microsoft.com/office/word/2016/wordml/cid" xmlns:w16se="http://schemas.microsoft.com/office/word/2015/wordml/symex" mc:Ignorable="w14 w15 w16se w16cid">
+<w:styles xmlns:mc="http://schemas.openxmlformats.org/markup-compatibility/2006" xmlns:r="http://schemas.openxmlformats.org/officeDocument/2006/relationships" xmlns:w="http://schemas.openxmlformats.org/wordprocessingml/2006/main" xmlns:w14="http://schemas.microsoft.com/office/word/2010/wordml" xmlns:w15="http://schemas.microsoft.com/office/word/2012/wordml" xmlns:w16cex="http://schemas.microsoft.com/office/word/2018/wordml/cex" xmlns:w16cid="http://schemas.microsoft.com/office/word/2016/wordml/cid" xmlns:w16="http://schemas.microsoft.com/office/word/2018/wordml" xmlns:w16du="http://schemas.microsoft.com/office/word/2023/wordml/word16du" xmlns:w16sdtdh="http://schemas.microsoft.com/office/word/2020/wordml/sdtdatahash" xmlns:w16sdtfl="http://schemas.microsoft.com/office/word/2024/wordml/sdtformatlock" xmlns:w16se="http://schemas.microsoft.com/office/word/2015/wordml/symex" mc:Ignorable="w14 w15 w16se w16cid w16 w16cex w16sdtdh w16sdtfl w16du">
   <w:docDefaults>
     <w:rPrDefault>
       <w:rPr>
@@ -4007,7 +7277,7 @@
       </w:pPr>
     </w:pPrDefault>
   </w:docDefaults>
-  <w:latentStyles w:defLockedState="0" w:defUIPriority="99" w:defSemiHidden="0" w:defUnhideWhenUsed="0" w:defQFormat="0" w:count="375">
+  <w:latentStyles w:defLockedState="0" w:defUIPriority="99" w:defSemiHidden="0" w:defUnhideWhenUsed="0" w:defQFormat="0" w:count="376">
     <w:lsdException w:name="Normal" w:uiPriority="0" w:qFormat="1"/>
     <w:lsdException w:name="heading 1" w:uiPriority="9" w:qFormat="1"/>
     <w:lsdException w:name="heading 2" w:semiHidden="1" w:uiPriority="9" w:unhideWhenUsed="1" w:qFormat="1"/>
@@ -4383,6 +7653,7 @@
     <w:lsdException w:name="Smart Hyperlink" w:semiHidden="1" w:unhideWhenUsed="1"/>
     <w:lsdException w:name="Hashtag" w:semiHidden="1" w:unhideWhenUsed="1"/>
     <w:lsdException w:name="Unresolved Mention" w:semiHidden="1" w:unhideWhenUsed="1"/>
+    <w:lsdException w:name="Smart Link" w:semiHidden="1" w:unhideWhenUsed="1"/>
   </w:latentStyles>
   <w:style w:type="paragraph" w:default="1" w:styleId="Normal">
     <w:name w:val="Normal"/>
@@ -4679,6 +7950,56 @@
       <w:spacing w:after="0" w:line="240" w:lineRule="auto"/>
     </w:pPr>
   </w:style>
+  <w:style w:type="character" w:customStyle="1" w:styleId="xt0psk2">
+    <w:name w:val="xt0psk2"/>
+    <w:basedOn w:val="Fuentedeprrafopredeter"/>
+    <w:rsid w:val="006B3BBB"/>
+  </w:style>
+  <w:style w:type="paragraph" w:styleId="Subttulo">
+    <w:name w:val="Subtitle"/>
+    <w:basedOn w:val="Normal"/>
+    <w:next w:val="Normal"/>
+    <w:link w:val="SubttuloCar"/>
+    <w:uiPriority w:val="11"/>
+    <w:qFormat/>
+    <w:rsid w:val="006B3BBB"/>
+    <w:pPr>
+      <w:numPr>
+        <w:ilvl w:val="1"/>
+      </w:numPr>
+    </w:pPr>
+    <w:rPr>
+      <w:rFonts w:eastAsiaTheme="minorEastAsia"/>
+      <w:color w:val="5A5A5A" w:themeColor="text1" w:themeTint="A5"/>
+      <w:spacing w:val="15"/>
+    </w:rPr>
+  </w:style>
+  <w:style w:type="character" w:customStyle="1" w:styleId="SubttuloCar">
+    <w:name w:val="Subtítulo Car"/>
+    <w:basedOn w:val="Fuentedeprrafopredeter"/>
+    <w:link w:val="Subttulo"/>
+    <w:uiPriority w:val="11"/>
+    <w:rsid w:val="006B3BBB"/>
+    <w:rPr>
+      <w:rFonts w:eastAsiaTheme="minorEastAsia"/>
+      <w:color w:val="5A5A5A" w:themeColor="text1" w:themeTint="A5"/>
+      <w:spacing w:val="15"/>
+    </w:rPr>
+  </w:style>
+  <w:style w:type="paragraph" w:customStyle="1" w:styleId="x1ghz6dp">
+    <w:name w:val="x1ghz6dp"/>
+    <w:basedOn w:val="Normal"/>
+    <w:rsid w:val="006B3BBB"/>
+    <w:pPr>
+      <w:spacing w:before="100" w:beforeAutospacing="1" w:after="100" w:afterAutospacing="1" w:line="240" w:lineRule="auto"/>
+    </w:pPr>
+    <w:rPr>
+      <w:rFonts w:ascii="Times New Roman" w:eastAsia="Times New Roman" w:hAnsi="Times New Roman" w:cs="Times New Roman"/>
+      <w:sz w:val="24"/>
+      <w:szCs w:val="24"/>
+      <w:lang w:eastAsia="es-AR"/>
+    </w:rPr>
+  </w:style>
 </w:styles>
 </file>
 
@@ -4687,10 +8008,10 @@
   <a:themeElements>
     <a:clrScheme name="Office">
       <a:dk1>
-        <a:sysClr val="windowText" lastClr="FFFFFF"/>
+        <a:sysClr val="windowText" lastClr="000000"/>
       </a:dk1>
       <a:lt1>
-        <a:sysClr val="window" lastClr="000000"/>
+        <a:sysClr val="window" lastClr="FFFFFF"/>
       </a:lt1>
       <a:dk2>
         <a:srgbClr val="44546A"/>

--- a/carpeta de campo (1) (1).docx
+++ b/carpeta de campo (1) (1).docx
@@ -2731,7 +2731,7 @@
           <w:lang w:val="es-ES"/>
         </w:rPr>
         <w:drawing>
-          <wp:inline distT="0" distB="0" distL="0" distR="0" wp14:anchorId="7527A744" wp14:editId="0B90E7D6">
+          <wp:inline distT="0" distB="0" distL="0" distR="0" wp14:anchorId="7527A744" wp14:editId="3D95D895">
             <wp:extent cx="2459827" cy="2529445"/>
             <wp:effectExtent l="76200" t="76200" r="131445" b="137795"/>
             <wp:docPr id="3" name="Imagen 3"/>
@@ -2820,7 +2820,7 @@
           <w:lang w:val="es-ES"/>
         </w:rPr>
         <w:drawing>
-          <wp:inline distT="0" distB="0" distL="0" distR="0" wp14:anchorId="03881C27" wp14:editId="3E48D7F0">
+          <wp:inline distT="0" distB="0" distL="0" distR="0" wp14:anchorId="03881C27" wp14:editId="5E1DF03A">
             <wp:extent cx="2232562" cy="3335685"/>
             <wp:effectExtent l="76200" t="76200" r="130175" b="131445"/>
             <wp:docPr id="4" name="Imagen 4"/>
@@ -3009,7 +3009,7 @@
           <w:lang w:val="es-ES"/>
         </w:rPr>
         <w:drawing>
-          <wp:inline distT="0" distB="0" distL="0" distR="0" wp14:anchorId="1E53F609" wp14:editId="396DA467">
+          <wp:inline distT="0" distB="0" distL="0" distR="0" wp14:anchorId="1E53F609" wp14:editId="70433A3C">
             <wp:extent cx="2794958" cy="2367916"/>
             <wp:effectExtent l="76200" t="76200" r="139065" b="127635"/>
             <wp:docPr id="7" name="Imagen 7"/>
@@ -3088,7 +3088,7 @@
           <w:lang w:val="es-ES"/>
         </w:rPr>
         <w:drawing>
-          <wp:inline distT="0" distB="0" distL="0" distR="0" wp14:anchorId="1D5B8C16" wp14:editId="1249EF4A">
+          <wp:inline distT="0" distB="0" distL="0" distR="0" wp14:anchorId="1D5B8C16" wp14:editId="054CD991">
             <wp:extent cx="1894205" cy="1941818"/>
             <wp:effectExtent l="76200" t="76200" r="125095" b="135255"/>
             <wp:docPr id="6" name="Imagen 6"/>
@@ -3297,6 +3297,37 @@
     <w:p>
       <w:pPr>
         <w:ind w:firstLine="708"/>
+      </w:pPr>
+      <w:r>
+        <w:t xml:space="preserve">Elegimos este a comparación de otros </w:t>
+      </w:r>
+      <w:r>
+        <w:t>Arduino</w:t>
+      </w:r>
+      <w:r>
+        <w:t xml:space="preserve"> del mercado como lo podrían ser un </w:t>
+      </w:r>
+      <w:r>
+        <w:t>“Arduino pi pico” o un “Arduino nano esp32”</w:t>
+      </w:r>
+      <w:r>
+        <w:t xml:space="preserve"> los cuales</w:t>
+      </w:r>
+      <w:r>
+        <w:t xml:space="preserve"> tienen mayores capacidades. Pero decidimos usar un Arduino más simple y económico para realizar el prototipo, ya que no sabíamos si se podría arruinar debido a una mala manipulación. </w:t>
+      </w:r>
+      <w:proofErr w:type="gramStart"/>
+      <w:r>
+        <w:t>Además</w:t>
+      </w:r>
+      <w:proofErr w:type="gramEnd"/>
+      <w:r>
+        <w:t xml:space="preserve"> cumplía los requisitos mínimos y necesarios como contener conexión USB, con firmware incluido</w:t>
+      </w:r>
+    </w:p>
+    <w:p>
+      <w:pPr>
+        <w:ind w:firstLine="708"/>
         <w:rPr>
           <w:rStyle w:val="Ttulo2Car"/>
           <w:rFonts w:ascii="Segoe UI" w:hAnsi="Segoe UI" w:cs="Segoe UI"/>
@@ -3503,7 +3534,6 @@
         </w:rPr>
       </w:pPr>
       <w:r>
-        <w:lastRenderedPageBreak/>
         <w:t>La protoboard es una placa de pruebas que permite conectar componentes electrónicos sin necesidad de soldarlos. En nuestro proyecto, se utiliza para realizar las conexiones entre el Arduino Pro Micro, los sensores y otros componentes del joystick. Su función es facilitar el armado, las pruebas y las modificaciones del circuito de manera sencilla, económica y segura.</w:t>
       </w:r>
       <w:r>
@@ -3871,88 +3901,9 @@
           <w:rFonts w:ascii="Segoe UI" w:hAnsi="Segoe UI" w:cs="Segoe UI"/>
           <w:lang w:val="es-ES"/>
         </w:rPr>
+        <w:lastRenderedPageBreak/>
         <w:t>Conectamos el tercer filamento en el pin analógico 0, el segundo sensor es conectado en el analógico 1. luego conectamos el GND a la línea de alimentación en la sección de red negativo, y el VCC a la red positiva.</w:t>
       </w:r>
-    </w:p>
-    <w:p>
-      <w:pPr>
-        <w:spacing w:after="0" w:line="240" w:lineRule="auto"/>
-        <w:rPr>
-          <w:rFonts w:ascii="Segoe UI" w:hAnsi="Segoe UI" w:cs="Segoe UI"/>
-          <w:b/>
-          <w:lang w:val="es-ES"/>
-        </w:rPr>
-      </w:pPr>
-    </w:p>
-    <w:p>
-      <w:pPr>
-        <w:spacing w:after="0" w:line="240" w:lineRule="auto"/>
-        <w:rPr>
-          <w:rFonts w:ascii="Segoe UI" w:hAnsi="Segoe UI" w:cs="Segoe UI"/>
-          <w:b/>
-          <w:lang w:val="es-ES"/>
-        </w:rPr>
-      </w:pPr>
-    </w:p>
-    <w:p>
-      <w:pPr>
-        <w:spacing w:after="0" w:line="240" w:lineRule="auto"/>
-        <w:rPr>
-          <w:rFonts w:ascii="Segoe UI" w:hAnsi="Segoe UI" w:cs="Segoe UI"/>
-          <w:b/>
-          <w:lang w:val="es-ES"/>
-        </w:rPr>
-      </w:pPr>
-    </w:p>
-    <w:p>
-      <w:pPr>
-        <w:spacing w:after="0" w:line="240" w:lineRule="auto"/>
-        <w:rPr>
-          <w:rFonts w:ascii="Segoe UI" w:hAnsi="Segoe UI" w:cs="Segoe UI"/>
-          <w:b/>
-          <w:lang w:val="es-ES"/>
-        </w:rPr>
-      </w:pPr>
-    </w:p>
-    <w:p>
-      <w:pPr>
-        <w:spacing w:after="0" w:line="240" w:lineRule="auto"/>
-        <w:rPr>
-          <w:rFonts w:ascii="Segoe UI" w:hAnsi="Segoe UI" w:cs="Segoe UI"/>
-          <w:b/>
-          <w:lang w:val="es-ES"/>
-        </w:rPr>
-      </w:pPr>
-    </w:p>
-    <w:p>
-      <w:pPr>
-        <w:spacing w:after="0" w:line="240" w:lineRule="auto"/>
-        <w:rPr>
-          <w:rFonts w:ascii="Segoe UI" w:hAnsi="Segoe UI" w:cs="Segoe UI"/>
-          <w:b/>
-          <w:lang w:val="es-ES"/>
-        </w:rPr>
-      </w:pPr>
-    </w:p>
-    <w:p>
-      <w:pPr>
-        <w:spacing w:after="0" w:line="240" w:lineRule="auto"/>
-        <w:rPr>
-          <w:rFonts w:ascii="Segoe UI" w:hAnsi="Segoe UI" w:cs="Segoe UI"/>
-          <w:b/>
-          <w:lang w:val="es-ES"/>
-        </w:rPr>
-      </w:pPr>
-    </w:p>
-    <w:p>
-      <w:pPr>
-        <w:spacing w:after="0" w:line="240" w:lineRule="auto"/>
-        <w:rPr>
-          <w:rFonts w:ascii="Segoe UI" w:hAnsi="Segoe UI" w:cs="Segoe UI"/>
-          <w:b/>
-          <w:lang w:val="es-ES"/>
-        </w:rPr>
-      </w:pPr>
     </w:p>
     <w:p>
       <w:pPr>
@@ -4080,25 +4031,9 @@
     </w:p>
     <w:p>
       <w:pPr>
-        <w:ind w:firstLine="708"/>
-        <w:jc w:val="center"/>
-        <w:rPr>
-          <w:lang w:val="es-ES"/>
-        </w:rPr>
-      </w:pPr>
-    </w:p>
-    <w:p>
-      <w:pPr>
-        <w:ind w:firstLine="708"/>
-        <w:rPr>
-          <w:lang w:val="es-ES"/>
-        </w:rPr>
-      </w:pPr>
-    </w:p>
-    <w:p>
-      <w:pPr>
-        <w:ind w:firstLine="708"/>
-        <w:rPr>
+        <w:spacing w:after="0" w:line="240" w:lineRule="auto"/>
+        <w:rPr>
+          <w:rFonts w:ascii="Segoe UI" w:hAnsi="Segoe UI" w:cs="Segoe UI"/>
           <w:lang w:val="es-ES"/>
         </w:rPr>
       </w:pPr>
@@ -4330,7 +4265,6 @@
         <w:rPr>
           <w:lang w:val="es-ES"/>
         </w:rPr>
-        <w:lastRenderedPageBreak/>
         <w:t>Amenazas:</w:t>
       </w:r>
     </w:p>
@@ -4643,6 +4577,51 @@
     </w:p>
     <w:p>
       <w:r>
+        <w:t xml:space="preserve">- </w:t>
+      </w:r>
+      <w:r>
+        <w:rPr>
+          <w:b/>
+          <w:bCs/>
+        </w:rPr>
+        <w:t>Imán:</w:t>
+      </w:r>
+      <w:r>
+        <w:t xml:space="preserve"> Objeto que genera un campo magnético y que, en este proyecto, se utiliza junto con los sensores Hall para detectar el movimiento del joystick.</w:t>
+      </w:r>
+    </w:p>
+    <w:p>
+      <w:r>
+        <w:t xml:space="preserve">- </w:t>
+      </w:r>
+      <w:r>
+        <w:rPr>
+          <w:b/>
+          <w:bCs/>
+        </w:rPr>
+        <w:t>Microcontrolador:</w:t>
+      </w:r>
+      <w:r>
+        <w:t xml:space="preserve"> Circuito integrado programable que procesa información y controla las funciones de un dispositivo electrónico.</w:t>
+      </w:r>
+    </w:p>
+    <w:p>
+      <w:r>
+        <w:t xml:space="preserve">- </w:t>
+      </w:r>
+      <w:r>
+        <w:rPr>
+          <w:b/>
+          <w:bCs/>
+        </w:rPr>
+        <w:t>Motor de vibración:</w:t>
+      </w:r>
+      <w:r>
+        <w:t xml:space="preserve"> Componente electromecánico que genera vibraciones y puede utilizarse para proporcionar una respuesta táctil al usuario.</w:t>
+      </w:r>
+    </w:p>
+    <w:p>
+      <w:r>
         <w:lastRenderedPageBreak/>
         <w:t xml:space="preserve">- </w:t>
       </w:r>
@@ -4651,10 +4630,10 @@
           <w:b/>
           <w:bCs/>
         </w:rPr>
-        <w:t>Imán:</w:t>
-      </w:r>
-      <w:r>
-        <w:t xml:space="preserve"> Objeto que genera un campo magnético y que, en este proyecto, se utiliza junto con los sensores Hall para detectar el movimiento del joystick.</w:t>
+        <w:t>Pines analógicos:</w:t>
+      </w:r>
+      <w:r>
+        <w:t xml:space="preserve"> Conexiones de una placa electrónica que permiten leer señales eléctricas variables y convertirlas en valores digitales mediante un convertidor analógico-digital.</w:t>
       </w:r>
     </w:p>
     <w:p>
@@ -4666,10 +4645,10 @@
           <w:b/>
           <w:bCs/>
         </w:rPr>
-        <w:t>Microcontrolador:</w:t>
-      </w:r>
-      <w:r>
-        <w:t xml:space="preserve"> Circuito integrado programable que procesa información y controla las funciones de un dispositivo electrónico.</w:t>
+        <w:t>Potenciómetro:</w:t>
+      </w:r>
+      <w:r>
+        <w:t xml:space="preserve"> Componente eléctrico cuya resistencia se puede variar mediante un movimiento rotativo o lineal. Puede utilizarse como entrada para controlar el acelerador u otras funciones del joystick.</w:t>
       </w:r>
     </w:p>
     <w:p>
@@ -4681,10 +4660,10 @@
           <w:b/>
           <w:bCs/>
         </w:rPr>
-        <w:t>Motor de vibración:</w:t>
-      </w:r>
-      <w:r>
-        <w:t xml:space="preserve"> Componente electromecánico que genera vibraciones y puede utilizarse para proporcionar una respuesta táctil al usuario.</w:t>
+        <w:t>Prototipo:</w:t>
+      </w:r>
+      <w:r>
+        <w:t xml:space="preserve"> Modelo inicial de un producto que permite comprobar su funcionamiento, evaluar su diseño y detectar errores antes de fabricar la versión definitiva.</w:t>
       </w:r>
     </w:p>
     <w:p>
@@ -4696,10 +4675,10 @@
           <w:b/>
           <w:bCs/>
         </w:rPr>
-        <w:t>Pines analógicos:</w:t>
-      </w:r>
-      <w:r>
-        <w:t xml:space="preserve"> Conexiones de una placa electrónica que permiten leer señales eléctricas variables y convertirlas en valores digitales mediante un convertidor analógico-digital.</w:t>
+        <w:t>Protoboard:</w:t>
+      </w:r>
+      <w:r>
+        <w:t xml:space="preserve"> Placa de pruebas que permite conectar componentes electrónicos sin soldarlos, facilitando el armado y la modificación de circuitos.</w:t>
       </w:r>
     </w:p>
     <w:p>
@@ -4711,10 +4690,10 @@
           <w:b/>
           <w:bCs/>
         </w:rPr>
-        <w:t>Potenciómetro:</w:t>
-      </w:r>
-      <w:r>
-        <w:t xml:space="preserve"> Componente eléctrico cuya resistencia se puede variar mediante un movimiento rotativo o lineal. Puede utilizarse como entrada para controlar el acelerador u otras funciones del joystick.</w:t>
+        <w:t>Reciclaje de materiales:</w:t>
+      </w:r>
+      <w:r>
+        <w:t xml:space="preserve"> Aprovechamiento de materiales previamente utilizados para fabricar nuevas piezas o estructuras, reduciendo costos y residuos.</w:t>
       </w:r>
     </w:p>
     <w:p>
@@ -4726,10 +4705,10 @@
           <w:b/>
           <w:bCs/>
         </w:rPr>
-        <w:t>Prototipo:</w:t>
-      </w:r>
-      <w:r>
-        <w:t xml:space="preserve"> Modelo inicial de un producto que permite comprobar su funcionamiento, evaluar su diseño y detectar errores antes de fabricar la versión definitiva.</w:t>
+        <w:t>Rulemanes (rodamientos):</w:t>
+      </w:r>
+      <w:r>
+        <w:t xml:space="preserve"> Elementos mecánicos que reducen la fricción entre piezas móviles y permiten un movimiento más suave.</w:t>
       </w:r>
     </w:p>
     <w:p>
@@ -4741,10 +4720,10 @@
           <w:b/>
           <w:bCs/>
         </w:rPr>
-        <w:t>Protoboard:</w:t>
-      </w:r>
-      <w:r>
-        <w:t xml:space="preserve"> Placa de pruebas que permite conectar componentes electrónicos sin soldarlos, facilitando el armado y la modificación de circuitos.</w:t>
+        <w:t>Sensor de efecto Hall:</w:t>
+      </w:r>
+      <w:r>
+        <w:t xml:space="preserve"> Dispositivo que detecta un campo magnético y genera una señal eléctrica como respuesta. En el proyecto, se utiliza para detectar la posición del joystick mediante imanes.</w:t>
       </w:r>
     </w:p>
     <w:p>
@@ -4756,10 +4735,10 @@
           <w:b/>
           <w:bCs/>
         </w:rPr>
-        <w:t>Reciclaje de materiales:</w:t>
-      </w:r>
-      <w:r>
-        <w:t xml:space="preserve"> Aprovechamiento de materiales previamente utilizados para fabricar nuevas piezas o estructuras, reduciendo costos y residuos.</w:t>
+        <w:t>Sensor Hall lineal:</w:t>
+      </w:r>
+      <w:r>
+        <w:t xml:space="preserve"> Tipo de sensor Hall cuya salida varía de manera proporcional, dentro de su rango de funcionamiento, a la intensidad del campo magnético detectado.</w:t>
       </w:r>
     </w:p>
     <w:p>
@@ -4771,10 +4750,10 @@
           <w:b/>
           <w:bCs/>
         </w:rPr>
-        <w:t>Rulemanes (rodamientos):</w:t>
-      </w:r>
-      <w:r>
-        <w:t xml:space="preserve"> Elementos mecánicos que reducen la fricción entre piezas móviles y permiten un movimiento más suave.</w:t>
+        <w:t>Señal analógica:</w:t>
+      </w:r>
+      <w:r>
+        <w:t xml:space="preserve"> Señal eléctrica que puede adoptar distintos valores dentro de un intervalo. Permite representar variaciones continuas, como las producidas por el movimiento de un joystick.</w:t>
       </w:r>
     </w:p>
     <w:p>
@@ -4786,10 +4765,10 @@
           <w:b/>
           <w:bCs/>
         </w:rPr>
-        <w:t>Sensor de efecto Hall:</w:t>
-      </w:r>
-      <w:r>
-        <w:t xml:space="preserve"> Dispositivo que detecta un campo magnético y genera una señal eléctrica como respuesta. En el proyecto, se utiliza para detectar la posición del joystick mediante imanes.</w:t>
+        <w:t>Simulador de vuelo:</w:t>
+      </w:r>
+      <w:r>
+        <w:t xml:space="preserve"> Programa informático que reproduce la experiencia de pilotar una aeronave de manera virtual y permite utilizar controles externos para manejarla.</w:t>
       </w:r>
     </w:p>
     <w:p>
@@ -4801,10 +4780,10 @@
           <w:b/>
           <w:bCs/>
         </w:rPr>
-        <w:t>Sensor Hall lineal:</w:t>
-      </w:r>
-      <w:r>
-        <w:t xml:space="preserve"> Tipo de sensor Hall cuya salida varía de manera proporcional, dentro de su rango de funcionamiento, a la intensidad del campo magnético detectado.</w:t>
+        <w:t>USB (Universal Serial Bus):</w:t>
+      </w:r>
+      <w:r>
+        <w:t xml:space="preserve"> Estándar de conexión que permite transmitir datos y, en muchos casos, suministrar energía eléctrica entre dispositivos.</w:t>
       </w:r>
     </w:p>
     <w:p>
@@ -4816,10 +4795,10 @@
           <w:b/>
           <w:bCs/>
         </w:rPr>
-        <w:t>Señal analógica:</w:t>
-      </w:r>
-      <w:r>
-        <w:t xml:space="preserve"> Señal eléctrica que puede adoptar distintos valores dentro de un intervalo. Permite representar variaciones continuas, como las producidas por el movimiento de un joystick.</w:t>
+        <w:t>VCC:</w:t>
+      </w:r>
+      <w:r>
+        <w:t xml:space="preserve"> Denominación habitual de la conexión de alimentación positiva de un circuito electrónico.</w:t>
       </w:r>
     </w:p>
     <w:p>
@@ -4831,51 +4810,6 @@
           <w:b/>
           <w:bCs/>
         </w:rPr>
-        <w:t>Simulador de vuelo:</w:t>
-      </w:r>
-      <w:r>
-        <w:t xml:space="preserve"> Programa informático que reproduce la experiencia de pilotar una aeronave de manera virtual y permite utilizar controles externos para manejarla.</w:t>
-      </w:r>
-    </w:p>
-    <w:p>
-      <w:r>
-        <w:t xml:space="preserve">- </w:t>
-      </w:r>
-      <w:r>
-        <w:rPr>
-          <w:b/>
-          <w:bCs/>
-        </w:rPr>
-        <w:t>USB (Universal Serial Bus):</w:t>
-      </w:r>
-      <w:r>
-        <w:t xml:space="preserve"> Estándar de conexión que permite transmitir datos y, en muchos casos, suministrar energía eléctrica entre dispositivos.</w:t>
-      </w:r>
-    </w:p>
-    <w:p>
-      <w:r>
-        <w:t xml:space="preserve">- </w:t>
-      </w:r>
-      <w:r>
-        <w:rPr>
-          <w:b/>
-          <w:bCs/>
-        </w:rPr>
-        <w:t>VCC:</w:t>
-      </w:r>
-      <w:r>
-        <w:t xml:space="preserve"> Denominación habitual de la conexión de alimentación positiva de un circuito electrónico.</w:t>
-      </w:r>
-    </w:p>
-    <w:p>
-      <w:r>
-        <w:t xml:space="preserve">- </w:t>
-      </w:r>
-      <w:r>
-        <w:rPr>
-          <w:b/>
-          <w:bCs/>
-        </w:rPr>
         <w:t>Vibración háptica:</w:t>
       </w:r>
       <w:r>
@@ -4884,7 +4818,6 @@
     </w:p>
     <w:p>
       <w:r>
-        <w:lastRenderedPageBreak/>
         <w:t xml:space="preserve">- </w:t>
       </w:r>
       <w:r>
@@ -7725,6 +7658,7 @@
   <w:style w:type="character" w:default="1" w:styleId="Fuentedeprrafopredeter">
     <w:name w:val="Default Paragraph Font"/>
     <w:uiPriority w:val="1"/>
+    <w:semiHidden/>
     <w:unhideWhenUsed/>
   </w:style>
   <w:style w:type="table" w:default="1" w:styleId="Tablanormal">
@@ -7822,7 +7756,7 @@
       <w:lang w:eastAsia="es-AR"/>
     </w:rPr>
   </w:style>
-  <w:style w:type="character" w:styleId="Textoennegrita">
+  <w:style w:type="character" w:styleId="Fuerte">
     <w:name w:val="Strong"/>
     <w:basedOn w:val="Fuentedeprrafopredeter"/>
     <w:uiPriority w:val="22"/>

--- a/carpeta de campo (1) (1).docx
+++ b/carpeta de campo (1) (1).docx
@@ -1201,6 +1201,7 @@
     </w:p>
     <w:p>
       <w:pPr>
+        <w:jc w:val="center"/>
         <w:rPr>
           <w:lang w:val="es-ES"/>
         </w:rPr>
@@ -1329,10 +1330,25 @@
         </w:rPr>
         <w:br/>
       </w:r>
-      <w:r>
-        <w:rPr>
-          <w:lang w:val="es-ES"/>
-        </w:rPr>
+    </w:p>
+    <w:p>
+      <w:pPr>
+        <w:rPr>
+          <w:lang w:val="es-ES"/>
+        </w:rPr>
+      </w:pPr>
+    </w:p>
+    <w:p>
+      <w:pPr>
+        <w:rPr>
+          <w:lang w:val="es-ES"/>
+        </w:rPr>
+      </w:pPr>
+      <w:r>
+        <w:rPr>
+          <w:lang w:val="es-ES"/>
+        </w:rPr>
+        <w:lastRenderedPageBreak/>
         <w:t>También se llevó a cabo el presupuesto</w:t>
       </w:r>
       <w:r>
@@ -1382,7 +1398,6 @@
           <w:szCs w:val="27"/>
           <w:lang w:eastAsia="es-AR"/>
         </w:rPr>
-        <w:lastRenderedPageBreak/>
         <w:t>Materiales requeridos y presupuesto estimado</w:t>
       </w:r>
     </w:p>
@@ -1863,7 +1878,7 @@
                 <w:szCs w:val="24"/>
                 <w:lang w:eastAsia="es-AR"/>
               </w:rPr>
-              <w:t>1</w:t>
+              <w:t>2</w:t>
             </w:r>
           </w:p>
         </w:tc>
@@ -2673,7 +2688,6 @@
         <w:rPr>
           <w:lang w:val="es-ES"/>
         </w:rPr>
-        <w:lastRenderedPageBreak/>
         <w:br/>
       </w:r>
       <w:r>
@@ -2696,7 +2710,10 @@
         </w:rPr>
       </w:pPr>
       <w:r>
-        <w:t xml:space="preserve">Diseñamos un prototipo a base materiales reciclados mayormente aluminio y fierro con rule manes </w:t>
+        <w:t>En primera instancia, di</w:t>
+      </w:r>
+      <w:r>
+        <w:t xml:space="preserve">señamos un prototipo a base materiales reciclados mayormente aluminio y fierro con rule manes </w:t>
       </w:r>
       <w:r>
         <w:t>buscando que imite el mismo movimiento de un</w:t>
@@ -2721,6 +2738,7 @@
     </w:p>
     <w:p>
       <w:pPr>
+        <w:jc w:val="center"/>
         <w:rPr>
           <w:lang w:val="es-ES"/>
         </w:rPr>
@@ -2731,7 +2749,7 @@
           <w:lang w:val="es-ES"/>
         </w:rPr>
         <w:drawing>
-          <wp:inline distT="0" distB="0" distL="0" distR="0" wp14:anchorId="7527A744" wp14:editId="3D95D895">
+          <wp:inline distT="0" distB="0" distL="0" distR="0" wp14:anchorId="7527A744" wp14:editId="6497C556">
             <wp:extent cx="2459827" cy="2529445"/>
             <wp:effectExtent l="76200" t="76200" r="131445" b="137795"/>
             <wp:docPr id="3" name="Imagen 3"/>
@@ -2819,8 +2837,9 @@
           <w:noProof/>
           <w:lang w:val="es-ES"/>
         </w:rPr>
+        <w:lastRenderedPageBreak/>
         <w:drawing>
-          <wp:inline distT="0" distB="0" distL="0" distR="0" wp14:anchorId="03881C27" wp14:editId="5E1DF03A">
+          <wp:inline distT="0" distB="0" distL="0" distR="0" wp14:anchorId="03881C27" wp14:editId="3D042F4F">
             <wp:extent cx="2232562" cy="3335685"/>
             <wp:effectExtent l="76200" t="76200" r="130175" b="131445"/>
             <wp:docPr id="4" name="Imagen 4"/>
@@ -2912,7 +2931,6 @@
           <w:color w:val="auto"/>
           <w:lang w:val="es-ES"/>
         </w:rPr>
-        <w:lastRenderedPageBreak/>
         <w:t xml:space="preserve">Etapa </w:t>
       </w:r>
       <w:r>
@@ -3009,7 +3027,7 @@
           <w:lang w:val="es-ES"/>
         </w:rPr>
         <w:drawing>
-          <wp:inline distT="0" distB="0" distL="0" distR="0" wp14:anchorId="1E53F609" wp14:editId="70433A3C">
+          <wp:inline distT="0" distB="0" distL="0" distR="0" wp14:anchorId="1E53F609" wp14:editId="51BF9000">
             <wp:extent cx="2794958" cy="2367916"/>
             <wp:effectExtent l="76200" t="76200" r="139065" b="127635"/>
             <wp:docPr id="7" name="Imagen 7"/>
@@ -3087,8 +3105,9 @@
           <w:noProof/>
           <w:lang w:val="es-ES"/>
         </w:rPr>
+        <w:lastRenderedPageBreak/>
         <w:drawing>
-          <wp:inline distT="0" distB="0" distL="0" distR="0" wp14:anchorId="1D5B8C16" wp14:editId="054CD991">
+          <wp:inline distT="0" distB="0" distL="0" distR="0" wp14:anchorId="1D5B8C16" wp14:editId="05240424">
             <wp:extent cx="1894205" cy="1941818"/>
             <wp:effectExtent l="76200" t="76200" r="125095" b="135255"/>
             <wp:docPr id="6" name="Imagen 6"/>
@@ -3193,14 +3212,7 @@
           <w:lang w:val="es-ES"/>
         </w:rPr>
         <w:tab/>
-        <w:t xml:space="preserve">Apenas obtuvimos el Arduino logramos conseguir una protoboard que nos permitió poner en punto el propio Arduino y todos los componentes. Empezamos probando el sistema de sensores hall con luces led, logramos que funcione perfectamente con el resultado buscado, que las luces led aumenten la intensidad lumínica o disminuya dependiendo de la cercanía de un imán a el sensor hall. Con esto logrado pasamos a la siguiente etapa que fue </w:t>
-      </w:r>
-      <w:r>
-        <w:rPr>
-          <w:lang w:val="es-ES"/>
-        </w:rPr>
-        <w:lastRenderedPageBreak/>
-        <w:t>agregar 2 potenciómetros, terminando de incorporar todos los componentes y conectarlos al Arduino con éxito, dejándonos vía libre para lograr programar con tranquilidad el Arduino.</w:t>
+        <w:t>Apenas obtuvimos el Arduino logramos conseguir una protoboard que nos permitió poner en punto el propio Arduino y todos los componentes. Empezamos probando el sistema de sensores hall con luces led, logramos que funcione perfectamente con el resultado buscado, que las luces led aumenten la intensidad lumínica o disminuya dependiendo de la cercanía de un imán a el sensor hall. Con esto logrado pasamos a la siguiente etapa que fue agregar 2 potenciómetros, terminando de incorporar todos los componentes y conectarlos al Arduino con éxito, dejándonos vía libre para lograr programar con tranquilidad el Arduino.</w:t>
       </w:r>
     </w:p>
     <w:p>
@@ -3586,6 +3598,7 @@
         <w:rPr>
           <w:rFonts w:ascii="Segoe UI" w:hAnsi="Segoe UI" w:cs="Segoe UI"/>
           <w:b/>
+          <w:color w:val="EE0000"/>
           <w:lang w:val="es-ES"/>
         </w:rPr>
       </w:pPr>
@@ -3593,6 +3606,7 @@
         <w:rPr>
           <w:rFonts w:ascii="Segoe UI" w:hAnsi="Segoe UI" w:cs="Segoe UI"/>
           <w:b/>
+          <w:color w:val="EE0000"/>
           <w:lang w:val="es-ES"/>
         </w:rPr>
         <w:t>Estructura:</w:t>
@@ -3601,6 +3615,7 @@
         <w:rPr>
           <w:rFonts w:ascii="Segoe UI" w:hAnsi="Segoe UI" w:cs="Segoe UI"/>
           <w:b/>
+          <w:color w:val="EE0000"/>
           <w:lang w:val="es-ES"/>
         </w:rPr>
         <w:tab/>
@@ -3611,12 +3626,14 @@
         <w:spacing w:after="0" w:line="240" w:lineRule="auto"/>
         <w:rPr>
           <w:rFonts w:ascii="Segoe UI" w:hAnsi="Segoe UI" w:cs="Segoe UI"/>
+          <w:color w:val="EE0000"/>
           <w:lang w:val="es-ES"/>
         </w:rPr>
       </w:pPr>
       <w:r>
         <w:rPr>
           <w:rFonts w:ascii="Segoe UI" w:hAnsi="Segoe UI" w:cs="Segoe UI"/>
+          <w:color w:val="EE0000"/>
           <w:lang w:val="es-ES"/>
         </w:rPr>
         <w:t>La estructura está basada en materiales reciclados, placas de aluminio. Este logra imitar el movimiento de un joystick gracias a un sistema de rulemanes que habilita el movimiento fluido.</w:t>
@@ -3628,6 +3645,7 @@
         <w:rPr>
           <w:rFonts w:ascii="Segoe UI" w:hAnsi="Segoe UI" w:cs="Segoe UI"/>
           <w:b/>
+          <w:color w:val="EE0000"/>
           <w:lang w:val="es-ES"/>
         </w:rPr>
       </w:pPr>
@@ -3684,6 +3702,7 @@
           <w:rFonts w:ascii="Segoe UI" w:hAnsi="Segoe UI" w:cs="Segoe UI"/>
           <w:lang w:val="es-ES"/>
         </w:rPr>
+        <w:lastRenderedPageBreak/>
         <w:t xml:space="preserve">Definición general: A través de una protoboard se están conectando y configurando los componentes. Asociamos al Arduino por medio del protoboard a 2 sensores hall y a 2 potenciómetros permitiendo concluir el movimiento. El </w:t>
       </w:r>
       <w:proofErr w:type="spellStart"/>
@@ -3901,7 +3920,6 @@
           <w:rFonts w:ascii="Segoe UI" w:hAnsi="Segoe UI" w:cs="Segoe UI"/>
           <w:lang w:val="es-ES"/>
         </w:rPr>
-        <w:lastRenderedPageBreak/>
         <w:t>Conectamos el tercer filamento en el pin analógico 0, el segundo sensor es conectado en el analógico 1. luego conectamos el GND a la línea de alimentación en la sección de red negativo, y el VCC a la red positiva.</w:t>
       </w:r>
     </w:p>
@@ -4048,6 +4066,17 @@
           <w:lang w:val="es-ES"/>
         </w:rPr>
       </w:pPr>
+    </w:p>
+    <w:p>
+      <w:pPr>
+        <w:pStyle w:val="Ttulo2"/>
+        <w:rPr>
+          <w:b/>
+          <w:bCs/>
+          <w:color w:val="auto"/>
+          <w:lang w:val="es-ES"/>
+        </w:rPr>
+      </w:pPr>
       <w:r>
         <w:rPr>
           <w:b/>
@@ -4449,179 +4478,6 @@
     </w:p>
     <w:p>
       <w:r>
-        <w:t xml:space="preserve">- </w:t>
-      </w:r>
-      <w:r>
-        <w:rPr>
-          <w:b/>
-          <w:bCs/>
-        </w:rPr>
-        <w:t>Componentes electrónicos:</w:t>
-      </w:r>
-      <w:r>
-        <w:t xml:space="preserve"> Elementos que forman parte de un circuito y cumplen funciones específicas, como detectar señales, regularlas o procesarlas.</w:t>
-      </w:r>
-    </w:p>
-    <w:p>
-      <w:r>
-        <w:t xml:space="preserve">- </w:t>
-      </w:r>
-      <w:r>
-        <w:rPr>
-          <w:b/>
-          <w:bCs/>
-        </w:rPr>
-        <w:t>Eje X:</w:t>
-      </w:r>
-      <w:r>
-        <w:t xml:space="preserve"> Eje de movimiento horizontal del joystick.</w:t>
-      </w:r>
-    </w:p>
-    <w:p>
-      <w:r>
-        <w:t xml:space="preserve">- </w:t>
-      </w:r>
-      <w:r>
-        <w:rPr>
-          <w:b/>
-          <w:bCs/>
-        </w:rPr>
-        <w:t>Eje Y:</w:t>
-      </w:r>
-      <w:r>
-        <w:t xml:space="preserve"> Eje de movimiento vertical del joystick.</w:t>
-      </w:r>
-    </w:p>
-    <w:p>
-      <w:r>
-        <w:t xml:space="preserve">- </w:t>
-      </w:r>
-      <w:r>
-        <w:rPr>
-          <w:b/>
-          <w:bCs/>
-        </w:rPr>
-        <w:t>Eje Z:</w:t>
-      </w:r>
-      <w:r>
-        <w:t xml:space="preserve"> Eje adicional de control que puede utilizarse para representar movimientos de giro u otras funciones, según el diseño del joystick.</w:t>
-      </w:r>
-    </w:p>
-    <w:p>
-      <w:r>
-        <w:t xml:space="preserve">- </w:t>
-      </w:r>
-      <w:r>
-        <w:rPr>
-          <w:b/>
-          <w:bCs/>
-        </w:rPr>
-        <w:t>Electrónica:</w:t>
-      </w:r>
-      <w:r>
-        <w:t xml:space="preserve"> Rama de la tecnología que estudia y utiliza circuitos eléctricos y componentes para procesar señales y controlar dispositivos.</w:t>
-      </w:r>
-    </w:p>
-    <w:p>
-      <w:r>
-        <w:t xml:space="preserve">- </w:t>
-      </w:r>
-      <w:r>
-        <w:rPr>
-          <w:b/>
-          <w:bCs/>
-        </w:rPr>
-        <w:t>Filamento PLA:</w:t>
-      </w:r>
-      <w:r>
-        <w:t xml:space="preserve"> Material termoplástico utilizado en impresión 3D para fabricar piezas y estructuras. PLA significa ácido </w:t>
-      </w:r>
-      <w:proofErr w:type="spellStart"/>
-      <w:r>
-        <w:t>poliláctico</w:t>
-      </w:r>
-      <w:proofErr w:type="spellEnd"/>
-      <w:r>
-        <w:t>.</w:t>
-      </w:r>
-    </w:p>
-    <w:p>
-      <w:r>
-        <w:t xml:space="preserve">- </w:t>
-      </w:r>
-      <w:r>
-        <w:rPr>
-          <w:b/>
-          <w:bCs/>
-        </w:rPr>
-        <w:t>Frecuencia:</w:t>
-      </w:r>
-      <w:r>
-        <w:t xml:space="preserve"> Cantidad de veces que se repite un fenómeno en un intervalo de tiempo. En el contexto del proyecto, la lectura de los sensores Hall depende principalmente de la intensidad del campo magnético, no directamente de su frecuencia.</w:t>
-      </w:r>
-    </w:p>
-    <w:p>
-      <w:r>
-        <w:t xml:space="preserve">- </w:t>
-      </w:r>
-      <w:r>
-        <w:rPr>
-          <w:b/>
-          <w:bCs/>
-        </w:rPr>
-        <w:t>GND (Ground):</w:t>
-      </w:r>
-      <w:r>
-        <w:t xml:space="preserve"> Conexión de referencia eléctrica del circuito, generalmente asociada al potencial de 0 voltios.</w:t>
-      </w:r>
-    </w:p>
-    <w:p>
-      <w:r>
-        <w:t xml:space="preserve">- </w:t>
-      </w:r>
-      <w:r>
-        <w:rPr>
-          <w:b/>
-          <w:bCs/>
-        </w:rPr>
-        <w:t>Imán:</w:t>
-      </w:r>
-      <w:r>
-        <w:t xml:space="preserve"> Objeto que genera un campo magnético y que, en este proyecto, se utiliza junto con los sensores Hall para detectar el movimiento del joystick.</w:t>
-      </w:r>
-    </w:p>
-    <w:p>
-      <w:r>
-        <w:t xml:space="preserve">- </w:t>
-      </w:r>
-      <w:r>
-        <w:rPr>
-          <w:b/>
-          <w:bCs/>
-        </w:rPr>
-        <w:t>Microcontrolador:</w:t>
-      </w:r>
-      <w:r>
-        <w:t xml:space="preserve"> Circuito integrado programable que procesa información y controla las funciones de un dispositivo electrónico.</w:t>
-      </w:r>
-    </w:p>
-    <w:p>
-      <w:r>
-        <w:t xml:space="preserve">- </w:t>
-      </w:r>
-      <w:r>
-        <w:rPr>
-          <w:b/>
-          <w:bCs/>
-        </w:rPr>
-        <w:t>Motor de vibración:</w:t>
-      </w:r>
-      <w:r>
-        <w:t xml:space="preserve"> Componente electromecánico que genera vibraciones y puede utilizarse para proporcionar una respuesta táctil al usuario.</w:t>
-      </w:r>
-    </w:p>
-    <w:p>
-      <w:r>
         <w:lastRenderedPageBreak/>
         <w:t xml:space="preserve">- </w:t>
       </w:r>
@@ -4630,6 +4486,179 @@
           <w:b/>
           <w:bCs/>
         </w:rPr>
+        <w:t>Componentes electrónicos:</w:t>
+      </w:r>
+      <w:r>
+        <w:t xml:space="preserve"> Elementos que forman parte de un circuito y cumplen funciones específicas, como detectar señales, regularlas o procesarlas.</w:t>
+      </w:r>
+    </w:p>
+    <w:p>
+      <w:r>
+        <w:t xml:space="preserve">- </w:t>
+      </w:r>
+      <w:r>
+        <w:rPr>
+          <w:b/>
+          <w:bCs/>
+        </w:rPr>
+        <w:t>Eje X:</w:t>
+      </w:r>
+      <w:r>
+        <w:t xml:space="preserve"> Eje de movimiento horizontal del joystick.</w:t>
+      </w:r>
+    </w:p>
+    <w:p>
+      <w:r>
+        <w:t xml:space="preserve">- </w:t>
+      </w:r>
+      <w:r>
+        <w:rPr>
+          <w:b/>
+          <w:bCs/>
+        </w:rPr>
+        <w:t>Eje Y:</w:t>
+      </w:r>
+      <w:r>
+        <w:t xml:space="preserve"> Eje de movimiento vertical del joystick.</w:t>
+      </w:r>
+    </w:p>
+    <w:p>
+      <w:r>
+        <w:t xml:space="preserve">- </w:t>
+      </w:r>
+      <w:r>
+        <w:rPr>
+          <w:b/>
+          <w:bCs/>
+        </w:rPr>
+        <w:t>Eje Z:</w:t>
+      </w:r>
+      <w:r>
+        <w:t xml:space="preserve"> Eje adicional de control que puede utilizarse para representar movimientos de giro u otras funciones, según el diseño del joystick.</w:t>
+      </w:r>
+    </w:p>
+    <w:p>
+      <w:r>
+        <w:t xml:space="preserve">- </w:t>
+      </w:r>
+      <w:r>
+        <w:rPr>
+          <w:b/>
+          <w:bCs/>
+        </w:rPr>
+        <w:t>Electrónica:</w:t>
+      </w:r>
+      <w:r>
+        <w:t xml:space="preserve"> Rama de la tecnología que estudia y utiliza circuitos eléctricos y componentes para procesar señales y controlar dispositivos.</w:t>
+      </w:r>
+    </w:p>
+    <w:p>
+      <w:r>
+        <w:t xml:space="preserve">- </w:t>
+      </w:r>
+      <w:r>
+        <w:rPr>
+          <w:b/>
+          <w:bCs/>
+        </w:rPr>
+        <w:t>Filamento PLA:</w:t>
+      </w:r>
+      <w:r>
+        <w:t xml:space="preserve"> Material termoplástico utilizado en impresión 3D para fabricar piezas y estructuras. PLA significa ácido </w:t>
+      </w:r>
+      <w:proofErr w:type="spellStart"/>
+      <w:r>
+        <w:t>poliláctico</w:t>
+      </w:r>
+      <w:proofErr w:type="spellEnd"/>
+      <w:r>
+        <w:t>.</w:t>
+      </w:r>
+    </w:p>
+    <w:p>
+      <w:r>
+        <w:t xml:space="preserve">- </w:t>
+      </w:r>
+      <w:r>
+        <w:rPr>
+          <w:b/>
+          <w:bCs/>
+        </w:rPr>
+        <w:t>Frecuencia:</w:t>
+      </w:r>
+      <w:r>
+        <w:t xml:space="preserve"> Cantidad de veces que se repite un fenómeno en un intervalo de tiempo. En el contexto del proyecto, la lectura de los sensores Hall depende principalmente de la intensidad del campo magnético, no directamente de su frecuencia.</w:t>
+      </w:r>
+    </w:p>
+    <w:p>
+      <w:r>
+        <w:t xml:space="preserve">- </w:t>
+      </w:r>
+      <w:r>
+        <w:rPr>
+          <w:b/>
+          <w:bCs/>
+        </w:rPr>
+        <w:t>GND (Ground):</w:t>
+      </w:r>
+      <w:r>
+        <w:t xml:space="preserve"> Conexión de referencia eléctrica del circuito, generalmente asociada al potencial de 0 voltios.</w:t>
+      </w:r>
+    </w:p>
+    <w:p>
+      <w:r>
+        <w:t xml:space="preserve">- </w:t>
+      </w:r>
+      <w:r>
+        <w:rPr>
+          <w:b/>
+          <w:bCs/>
+        </w:rPr>
+        <w:t>Imán:</w:t>
+      </w:r>
+      <w:r>
+        <w:t xml:space="preserve"> Objeto que genera un campo magnético y que, en este proyecto, se utiliza junto con los sensores Hall para detectar el movimiento del joystick.</w:t>
+      </w:r>
+    </w:p>
+    <w:p>
+      <w:r>
+        <w:t xml:space="preserve">- </w:t>
+      </w:r>
+      <w:r>
+        <w:rPr>
+          <w:b/>
+          <w:bCs/>
+        </w:rPr>
+        <w:t>Microcontrolador:</w:t>
+      </w:r>
+      <w:r>
+        <w:t xml:space="preserve"> Circuito integrado programable que procesa información y controla las funciones de un dispositivo electrónico.</w:t>
+      </w:r>
+    </w:p>
+    <w:p>
+      <w:r>
+        <w:t xml:space="preserve">- </w:t>
+      </w:r>
+      <w:r>
+        <w:rPr>
+          <w:b/>
+          <w:bCs/>
+        </w:rPr>
+        <w:t>Motor de vibración:</w:t>
+      </w:r>
+      <w:r>
+        <w:t xml:space="preserve"> Componente electromecánico que genera vibraciones y puede utilizarse para proporcionar una respuesta táctil al usuario.</w:t>
+      </w:r>
+    </w:p>
+    <w:p>
+      <w:r>
+        <w:t xml:space="preserve">- </w:t>
+      </w:r>
+      <w:r>
+        <w:rPr>
+          <w:b/>
+          <w:bCs/>
+        </w:rPr>
         <w:t>Pines analógicos:</w:t>
       </w:r>
       <w:r>
@@ -4728,6 +4757,7 @@
     </w:p>
     <w:p>
       <w:r>
+        <w:lastRenderedPageBreak/>
         <w:t xml:space="preserve">- </w:t>
       </w:r>
       <w:r>
@@ -4834,9 +4864,239 @@
     <w:p>
       <w:pPr>
         <w:rPr>
-          <w:lang w:val="es-ES"/>
-        </w:rPr>
-      </w:pPr>
+          <w:b/>
+          <w:bCs/>
+          <w:sz w:val="32"/>
+          <w:szCs w:val="32"/>
+          <w:lang w:val="es-ES"/>
+        </w:rPr>
+      </w:pPr>
+      <w:r>
+        <w:rPr>
+          <w:lang w:val="es-ES"/>
+        </w:rPr>
+        <w:br/>
+      </w:r>
+      <w:r>
+        <w:rPr>
+          <w:b/>
+          <w:bCs/>
+          <w:sz w:val="32"/>
+          <w:szCs w:val="32"/>
+          <w:lang w:val="es-ES"/>
+        </w:rPr>
+        <w:t>Fundamentación</w:t>
+      </w:r>
+      <w:r>
+        <w:rPr>
+          <w:b/>
+          <w:bCs/>
+          <w:sz w:val="32"/>
+          <w:szCs w:val="32"/>
+          <w:lang w:val="es-ES"/>
+        </w:rPr>
+        <w:br/>
+      </w:r>
+      <w:r>
+        <w:rPr>
+          <w:lang w:val="es-ES"/>
+        </w:rPr>
+        <w:t>Utilizamos Estos materiales por la facilidad de encontrarlos y su bajo costo para este proyecto, hicimos una búsqueda de materiales que no solo nos ayuden si no que nos faciliten elaborar el proyecto de manera fácil y correcta.</w:t>
+      </w:r>
+      <w:r>
+        <w:rPr>
+          <w:lang w:val="es-ES"/>
+        </w:rPr>
+        <w:br/>
+      </w:r>
+      <w:r>
+        <w:rPr>
+          <w:b/>
+          <w:bCs/>
+          <w:lang w:val="es-ES"/>
+        </w:rPr>
+        <w:t>El Arduino Pro Micro</w:t>
+      </w:r>
+      <w:r>
+        <w:rPr>
+          <w:lang w:val="es-ES"/>
+        </w:rPr>
+        <w:t xml:space="preserve"> por ejemplo: Se lo suele usar para hacer joystick</w:t>
+      </w:r>
+      <w:r>
+        <w:rPr>
+          <w:lang w:val="es-ES"/>
+        </w:rPr>
+        <w:t>s</w:t>
+      </w:r>
+      <w:r>
+        <w:rPr>
+          <w:lang w:val="es-ES"/>
+        </w:rPr>
+        <w:t xml:space="preserve"> de todo tipo </w:t>
+      </w:r>
+      <w:r>
+        <w:rPr>
+          <w:lang w:val="es-ES"/>
+        </w:rPr>
+        <w:t xml:space="preserve">u otros, </w:t>
+      </w:r>
+      <w:r>
+        <w:rPr>
+          <w:lang w:val="es-ES"/>
+        </w:rPr>
+        <w:t>ya que la computadora lo detecta como un controlador, esto sirve para no instalar drivers adicionales ni utilizar programas externos para poder hacer que fusione.</w:t>
+      </w:r>
+      <w:r>
+        <w:rPr>
+          <w:lang w:val="es-ES"/>
+        </w:rPr>
+        <w:br/>
+      </w:r>
+      <w:r>
+        <w:rPr>
+          <w:lang w:val="es-ES"/>
+        </w:rPr>
+        <w:br/>
+        <w:t xml:space="preserve">Los </w:t>
+      </w:r>
+      <w:r>
+        <w:rPr>
+          <w:b/>
+          <w:bCs/>
+          <w:lang w:val="es-ES"/>
+        </w:rPr>
+        <w:t>Sensores de efecto Hall</w:t>
+      </w:r>
+      <w:r>
+        <w:rPr>
+          <w:b/>
+          <w:bCs/>
+          <w:lang w:val="es-ES"/>
+        </w:rPr>
+        <w:t>,</w:t>
+      </w:r>
+      <w:r>
+        <w:rPr>
+          <w:b/>
+          <w:bCs/>
+          <w:lang w:val="es-ES"/>
+        </w:rPr>
+        <w:t xml:space="preserve"> </w:t>
+      </w:r>
+      <w:r>
+        <w:rPr>
+          <w:lang w:val="es-ES"/>
+        </w:rPr>
+        <w:t>son muy buenos en aspecto de programación ya que es bastante configurable, además, estos sensores se han utilizado en otr</w:t>
+      </w:r>
+      <w:r>
+        <w:rPr>
+          <w:lang w:val="es-ES"/>
+        </w:rPr>
+        <w:t>as herramientas de la vida cotidiana como las motos, autos, entre otros. (Los imanes de neodimio son de polos negativos y positivos para la señal de los sensores hall).</w:t>
+      </w:r>
+      <w:r>
+        <w:rPr>
+          <w:lang w:val="es-ES"/>
+        </w:rPr>
+        <w:br/>
+        <w:t>Utilizaríamos materiales reciclados para la parte física del joystick, pero a último momento decidimos usar la impresión 3d para serlo más completo y profesional como habíamos pensado desde de un inicio.</w:t>
+      </w:r>
+      <w:r>
+        <w:rPr>
+          <w:lang w:val="es-ES"/>
+        </w:rPr>
+        <w:br/>
+        <w:t xml:space="preserve">Pero el joystick inicial sirvió para entender y realizar que el joystick vaya para los lados eje X y eje Y, para el eje Z utilizamos </w:t>
+      </w:r>
+      <w:r>
+        <w:rPr>
+          <w:b/>
+          <w:bCs/>
+          <w:lang w:val="es-ES"/>
+        </w:rPr>
+        <w:t>Potenciadores</w:t>
+      </w:r>
+      <w:r>
+        <w:rPr>
+          <w:b/>
+          <w:bCs/>
+          <w:lang w:val="es-ES"/>
+        </w:rPr>
+        <w:t>.</w:t>
+      </w:r>
+      <w:r>
+        <w:rPr>
+          <w:b/>
+          <w:bCs/>
+          <w:lang w:val="es-ES"/>
+        </w:rPr>
+        <w:br/>
+      </w:r>
+      <w:r>
+        <w:rPr>
+          <w:b/>
+          <w:bCs/>
+          <w:lang w:val="es-ES"/>
+        </w:rPr>
+        <w:br/>
+        <w:t xml:space="preserve">Los Potenciadores </w:t>
+      </w:r>
+      <w:r>
+        <w:rPr>
+          <w:lang w:val="es-ES"/>
+        </w:rPr>
+        <w:t>son</w:t>
+      </w:r>
+      <w:r>
+        <w:t xml:space="preserve"> un elemento</w:t>
+      </w:r>
+      <w:r>
+        <w:t xml:space="preserve"> o</w:t>
+      </w:r>
+      <w:r>
+        <w:t xml:space="preserve"> herramienta que sirve para aumentar, acelerar o amplificar el rendimiento</w:t>
+      </w:r>
+      <w:r>
+        <w:t>, son bastantes baratos y pudimos reciclar algunos al momento de buscarlos, utilizamos uno para poder aumentar la velocidad y otro para manejar el eje Z.</w:t>
+      </w:r>
+      <w:r>
+        <w:br/>
+      </w:r>
+      <w:r>
+        <w:br/>
+        <w:t xml:space="preserve">Motor de vibración, este material lo reciclamos de un joystick viejo de </w:t>
+      </w:r>
+      <w:proofErr w:type="spellStart"/>
+      <w:r>
+        <w:t>play</w:t>
+      </w:r>
+      <w:proofErr w:type="spellEnd"/>
+      <w:r>
+        <w:t>, lo utilizaremos para dar mas realismo al jugar.</w:t>
+      </w:r>
+      <w:r>
+        <w:rPr>
+          <w:b/>
+          <w:bCs/>
+          <w:lang w:val="es-ES"/>
+        </w:rPr>
+        <w:br/>
+      </w:r>
+      <w:r>
+        <w:rPr>
+          <w:lang w:val="es-ES"/>
+        </w:rPr>
+        <w:br/>
+      </w:r>
+      <w:r>
+        <w:rPr>
+          <w:lang w:val="es-ES"/>
+        </w:rPr>
+        <w:lastRenderedPageBreak/>
+        <w:br/>
+      </w:r>
     </w:p>
     <w:sectPr>
       <w:headerReference w:type="default" r:id="rId23"/>
@@ -7658,7 +7918,6 @@
   <w:style w:type="character" w:default="1" w:styleId="Fuentedeprrafopredeter">
     <w:name w:val="Default Paragraph Font"/>
     <w:uiPriority w:val="1"/>
-    <w:semiHidden/>
     <w:unhideWhenUsed/>
   </w:style>
   <w:style w:type="table" w:default="1" w:styleId="Tablanormal">
